--- a/zanyatiya/Zanyatie_03_Lekciya_Iniciaciya_Rech_po_slaydam.docx
+++ b/zanyatiya/Zanyatie_03_Lekciya_Iniciaciya_Rech_po_slaydam.docx
@@ -46,7 +46,7 @@
           <w:sz w:val="18"/>
           <w:szCs w:val="18"/>
         </w:rPr>
-        <w:t xml:space="preserve">Суббота 19.09 · 1 курс 17:00 и 2 курс 13:00 · ауд. 31-04а · 45 минут · 15 слайдов</w:t>
+        <w:t xml:space="preserve">Суббота 19.09 · 1 курс 17:00 и 2 курс 13:00 · ауд. 31-04а · 45 минут · 16 слайдов</w:t>
       </w:r>
     </w:p>
     <w:p>
@@ -155,7 +155,7 @@
         </w:tc>
         <w:tc>
           <w:tcPr>
-            <w:tcW w:type="pct" w:w="12%"/>
+            <w:tcW w:type="pct" w:w="10%"/>
             <w:shd w:fill="3D3D3D" w:val="clear"/>
             <w:tcMar>
               <w:top w:type="dxa" w:w="95"/>
@@ -179,13 +179,13 @@
                 <w:sz w:val="17"/>
                 <w:szCs w:val="17"/>
               </w:rPr>
-              <w:t xml:space="preserve">Слайды</w:t>
-            </w:r>
-          </w:p>
-        </w:tc>
-        <w:tc>
-          <w:tcPr>
-            <w:tcW w:type="pct" w:w="78%"/>
+              <w:t xml:space="preserve">Слайд</w:t>
+            </w:r>
+          </w:p>
+        </w:tc>
+        <w:tc>
+          <w:tcPr>
+            <w:tcW w:type="pct" w:w="80%"/>
             <w:shd w:fill="3D3D3D" w:val="clear"/>
             <w:tcMar>
               <w:top w:type="dxa" w:w="95"/>
@@ -248,7 +248,7 @@
         </w:tc>
         <w:tc>
           <w:tcPr>
-            <w:tcW w:type="pct" w:w="12%"/>
+            <w:tcW w:type="pct" w:w="10%"/>
             <w:shd w:fill="FFFFFF" w:val="clear"/>
             <w:tcMar>
               <w:top w:type="dxa" w:w="95"/>
@@ -270,13 +270,13 @@
                 <w:sz w:val="17"/>
                 <w:szCs w:val="17"/>
               </w:rPr>
-              <w:t xml:space="preserve">1–2</w:t>
-            </w:r>
-          </w:p>
-        </w:tc>
-        <w:tc>
-          <w:tcPr>
-            <w:tcW w:type="pct" w:w="78%"/>
+              <w:t xml:space="preserve">1</w:t>
+            </w:r>
+          </w:p>
+        </w:tc>
+        <w:tc>
+          <w:tcPr>
+            <w:tcW w:type="pct" w:w="80%"/>
             <w:shd w:fill="FFFFFF" w:val="clear"/>
             <w:tcMar>
               <w:top w:type="dxa" w:w="95"/>
@@ -297,7 +297,7 @@
                 <w:sz w:val="17"/>
                 <w:szCs w:val="17"/>
               </w:rPr>
-              <w:t xml:space="preserve">Рамка занятия: что вы уже сделали и как это называется</w:t>
+              <w:t xml:space="preserve">Рамка занятия: сегодня разбор, а не новая тема</w:t>
             </w:r>
           </w:p>
         </w:tc>
@@ -330,13 +330,13 @@
                 <w:sz w:val="17"/>
                 <w:szCs w:val="17"/>
               </w:rPr>
-              <w:t xml:space="preserve">2–6</w:t>
-            </w:r>
-          </w:p>
-        </w:tc>
-        <w:tc>
-          <w:tcPr>
-            <w:tcW w:type="pct" w:w="12%"/>
+              <w:t xml:space="preserve">2–4</w:t>
+            </w:r>
+          </w:p>
+        </w:tc>
+        <w:tc>
+          <w:tcPr>
+            <w:tcW w:type="pct" w:w="10%"/>
             <w:shd w:fill="F2F2F2" w:val="clear"/>
             <w:tcMar>
               <w:top w:type="dxa" w:w="95"/>
@@ -358,13 +358,13 @@
                 <w:sz w:val="17"/>
                 <w:szCs w:val="17"/>
               </w:rPr>
-              <w:t xml:space="preserve">3</w:t>
-            </w:r>
-          </w:p>
-        </w:tc>
-        <w:tc>
-          <w:tcPr>
-            <w:tcW w:type="pct" w:w="78%"/>
+              <w:t xml:space="preserve">2</w:t>
+            </w:r>
+          </w:p>
+        </w:tc>
+        <w:tc>
+          <w:tcPr>
+            <w:tcW w:type="pct" w:w="80%"/>
             <w:shd w:fill="F2F2F2" w:val="clear"/>
             <w:tcMar>
               <w:top w:type="dxa" w:w="95"/>
@@ -385,7 +385,7 @@
                 <w:sz w:val="17"/>
                 <w:szCs w:val="17"/>
               </w:rPr>
-              <w:t xml:space="preserve">Фаза инициации целиком, восемь шагов, где вы сейчас</w:t>
+              <w:t xml:space="preserve">Дорожная карта курса и обратный отсчёт</w:t>
             </w:r>
           </w:p>
         </w:tc>
@@ -418,13 +418,13 @@
                 <w:sz w:val="17"/>
                 <w:szCs w:val="17"/>
               </w:rPr>
-              <w:t xml:space="preserve">6–9</w:t>
-            </w:r>
-          </w:p>
-        </w:tc>
-        <w:tc>
-          <w:tcPr>
-            <w:tcW w:type="pct" w:w="12%"/>
+              <w:t xml:space="preserve">4–7</w:t>
+            </w:r>
+          </w:p>
+        </w:tc>
+        <w:tc>
+          <w:tcPr>
+            <w:tcW w:type="pct" w:w="10%"/>
             <w:shd w:fill="FFFFFF" w:val="clear"/>
             <w:tcMar>
               <w:top w:type="dxa" w:w="95"/>
@@ -446,13 +446,13 @@
                 <w:sz w:val="17"/>
                 <w:szCs w:val="17"/>
               </w:rPr>
-              <w:t xml:space="preserve">4</w:t>
-            </w:r>
-          </w:p>
-        </w:tc>
-        <w:tc>
-          <w:tcPr>
-            <w:tcW w:type="pct" w:w="78%"/>
+              <w:t xml:space="preserve">3</w:t>
+            </w:r>
+          </w:p>
+        </w:tc>
+        <w:tc>
+          <w:tcPr>
+            <w:tcW w:type="pct" w:w="80%"/>
             <w:shd w:fill="FFFFFF" w:val="clear"/>
             <w:tcMar>
               <w:top w:type="dxa" w:w="95"/>
@@ -473,7 +473,7 @@
                 <w:sz w:val="17"/>
                 <w:szCs w:val="17"/>
               </w:rPr>
-              <w:t xml:space="preserve">Откуда берутся идеи: четыре источника и ловушка</w:t>
+              <w:t xml:space="preserve">Что вы делали руками — и как это называется</w:t>
             </w:r>
           </w:p>
         </w:tc>
@@ -506,13 +506,13 @@
                 <w:sz w:val="17"/>
                 <w:szCs w:val="17"/>
               </w:rPr>
-              <w:t xml:space="preserve">9–13</w:t>
-            </w:r>
-          </w:p>
-        </w:tc>
-        <w:tc>
-          <w:tcPr>
-            <w:tcW w:type="pct" w:w="12%"/>
+              <w:t xml:space="preserve">7–11</w:t>
+            </w:r>
+          </w:p>
+        </w:tc>
+        <w:tc>
+          <w:tcPr>
+            <w:tcW w:type="pct" w:w="10%"/>
             <w:shd w:fill="F2F2F2" w:val="clear"/>
             <w:tcMar>
               <w:top w:type="dxa" w:w="95"/>
@@ -534,13 +534,13 @@
                 <w:sz w:val="17"/>
                 <w:szCs w:val="17"/>
               </w:rPr>
-              <w:t xml:space="preserve">5</w:t>
-            </w:r>
-          </w:p>
-        </w:tc>
-        <w:tc>
-          <w:tcPr>
-            <w:tcW w:type="pct" w:w="78%"/>
+              <w:t xml:space="preserve">4</w:t>
+            </w:r>
+          </w:p>
+        </w:tc>
+        <w:tc>
+          <w:tcPr>
+            <w:tcW w:type="pct" w:w="80%"/>
             <w:shd w:fill="F2F2F2" w:val="clear"/>
             <w:tcMar>
               <w:top w:type="dxa" w:w="95"/>
@@ -561,7 +561,7 @@
                 <w:sz w:val="17"/>
                 <w:szCs w:val="17"/>
               </w:rPr>
-              <w:t xml:space="preserve">Зачем было два концепта: дивергенция и конвергенция</w:t>
+              <w:t xml:space="preserve">Фаза инициации целиком, восемь шагов, где вы сейчас</w:t>
             </w:r>
           </w:p>
         </w:tc>
@@ -594,13 +594,13 @@
                 <w:sz w:val="17"/>
                 <w:szCs w:val="17"/>
               </w:rPr>
-              <w:t xml:space="preserve">13–16</w:t>
-            </w:r>
-          </w:p>
-        </w:tc>
-        <w:tc>
-          <w:tcPr>
-            <w:tcW w:type="pct" w:w="12%"/>
+              <w:t xml:space="preserve">11–14</w:t>
+            </w:r>
+          </w:p>
+        </w:tc>
+        <w:tc>
+          <w:tcPr>
+            <w:tcW w:type="pct" w:w="10%"/>
             <w:shd w:fill="FFFFFF" w:val="clear"/>
             <w:tcMar>
               <w:top w:type="dxa" w:w="95"/>
@@ -622,13 +622,13 @@
                 <w:sz w:val="17"/>
                 <w:szCs w:val="17"/>
               </w:rPr>
-              <w:t xml:space="preserve">6</w:t>
-            </w:r>
-          </w:p>
-        </w:tc>
-        <w:tc>
-          <w:tcPr>
-            <w:tcW w:type="pct" w:w="78%"/>
+              <w:t xml:space="preserve">5</w:t>
+            </w:r>
+          </w:p>
+        </w:tc>
+        <w:tc>
+          <w:tcPr>
+            <w:tcW w:type="pct" w:w="80%"/>
             <w:shd w:fill="FFFFFF" w:val="clear"/>
             <w:tcMar>
               <w:top w:type="dxa" w:w="95"/>
@@ -649,7 +649,7 @@
                 <w:sz w:val="17"/>
                 <w:szCs w:val="17"/>
               </w:rPr>
-              <w:t xml:space="preserve">Созревание идеи: идея — ещё не проект</w:t>
+              <w:t xml:space="preserve">Откуда берутся идеи: четыре источника и ловушка</w:t>
             </w:r>
           </w:p>
         </w:tc>
@@ -682,13 +682,13 @@
                 <w:sz w:val="17"/>
                 <w:szCs w:val="17"/>
               </w:rPr>
-              <w:t xml:space="preserve">16–19</w:t>
-            </w:r>
-          </w:p>
-        </w:tc>
-        <w:tc>
-          <w:tcPr>
-            <w:tcW w:type="pct" w:w="12%"/>
+              <w:t xml:space="preserve">14–17</w:t>
+            </w:r>
+          </w:p>
+        </w:tc>
+        <w:tc>
+          <w:tcPr>
+            <w:tcW w:type="pct" w:w="10%"/>
             <w:shd w:fill="F2F2F2" w:val="clear"/>
             <w:tcMar>
               <w:top w:type="dxa" w:w="95"/>
@@ -710,13 +710,13 @@
                 <w:sz w:val="17"/>
                 <w:szCs w:val="17"/>
               </w:rPr>
-              <w:t xml:space="preserve">7</w:t>
-            </w:r>
-          </w:p>
-        </w:tc>
-        <w:tc>
-          <w:tcPr>
-            <w:tcW w:type="pct" w:w="78%"/>
+              <w:t xml:space="preserve">6</w:t>
+            </w:r>
+          </w:p>
+        </w:tc>
+        <w:tc>
+          <w:tcPr>
+            <w:tcW w:type="pct" w:w="80%"/>
             <w:shd w:fill="F2F2F2" w:val="clear"/>
             <w:tcMar>
               <w:top w:type="dxa" w:w="95"/>
@@ -737,7 +737,7 @@
                 <w:sz w:val="17"/>
                 <w:szCs w:val="17"/>
               </w:rPr>
-              <w:t xml:space="preserve">Ценностное предложение: зачем оно нужно</w:t>
+              <w:t xml:space="preserve">Зачем было два концепта: дивергенция и конвергенция</w:t>
             </w:r>
           </w:p>
         </w:tc>
@@ -770,13 +770,13 @@
                 <w:sz w:val="17"/>
                 <w:szCs w:val="17"/>
               </w:rPr>
-              <w:t xml:space="preserve">19–24</w:t>
-            </w:r>
-          </w:p>
-        </w:tc>
-        <w:tc>
-          <w:tcPr>
-            <w:tcW w:type="pct" w:w="12%"/>
+              <w:t xml:space="preserve">17–20</w:t>
+            </w:r>
+          </w:p>
+        </w:tc>
+        <w:tc>
+          <w:tcPr>
+            <w:tcW w:type="pct" w:w="10%"/>
             <w:shd w:fill="FFFFFF" w:val="clear"/>
             <w:tcMar>
               <w:top w:type="dxa" w:w="95"/>
@@ -798,13 +798,13 @@
                 <w:sz w:val="17"/>
                 <w:szCs w:val="17"/>
               </w:rPr>
-              <w:t xml:space="preserve">8</w:t>
-            </w:r>
-          </w:p>
-        </w:tc>
-        <w:tc>
-          <w:tcPr>
-            <w:tcW w:type="pct" w:w="78%"/>
+              <w:t xml:space="preserve">7</w:t>
+            </w:r>
+          </w:p>
+        </w:tc>
+        <w:tc>
+          <w:tcPr>
+            <w:tcW w:type="pct" w:w="80%"/>
             <w:shd w:fill="FFFFFF" w:val="clear"/>
             <w:tcMar>
               <w:top w:type="dxa" w:w="95"/>
@@ -825,7 +825,7 @@
                 <w:sz w:val="17"/>
                 <w:szCs w:val="17"/>
               </w:rPr>
-              <w:t xml:space="preserve">Как формировать грамотно: четыре шага и три проверки</w:t>
+              <w:t xml:space="preserve">Созревание идеи: идея — ещё не проект</w:t>
             </w:r>
           </w:p>
         </w:tc>
@@ -858,13 +858,13 @@
                 <w:sz w:val="17"/>
                 <w:szCs w:val="17"/>
               </w:rPr>
-              <w:t xml:space="preserve">24–29</w:t>
-            </w:r>
-          </w:p>
-        </w:tc>
-        <w:tc>
-          <w:tcPr>
-            <w:tcW w:type="pct" w:w="12%"/>
+              <w:t xml:space="preserve">20–23</w:t>
+            </w:r>
+          </w:p>
+        </w:tc>
+        <w:tc>
+          <w:tcPr>
+            <w:tcW w:type="pct" w:w="10%"/>
             <w:shd w:fill="F2F2F2" w:val="clear"/>
             <w:tcMar>
               <w:top w:type="dxa" w:w="95"/>
@@ -886,13 +886,13 @@
                 <w:sz w:val="17"/>
                 <w:szCs w:val="17"/>
               </w:rPr>
-              <w:t xml:space="preserve">9</w:t>
-            </w:r>
-          </w:p>
-        </w:tc>
-        <w:tc>
-          <w:tcPr>
-            <w:tcW w:type="pct" w:w="78%"/>
+              <w:t xml:space="preserve">8</w:t>
+            </w:r>
+          </w:p>
+        </w:tc>
+        <w:tc>
+          <w:tcPr>
+            <w:tcW w:type="pct" w:w="80%"/>
             <w:shd w:fill="F2F2F2" w:val="clear"/>
             <w:tcMar>
               <w:top w:type="dxa" w:w="95"/>
@@ -913,7 +913,7 @@
                 <w:sz w:val="17"/>
                 <w:szCs w:val="17"/>
               </w:rPr>
-              <w:t xml:space="preserve">Разбор ошибок ценностного предложения + остановка 3 мин</w:t>
+              <w:t xml:space="preserve">Ценностное предложение: зачем оно нужно</w:t>
             </w:r>
           </w:p>
         </w:tc>
@@ -946,13 +946,13 @@
                 <w:sz w:val="17"/>
                 <w:szCs w:val="17"/>
               </w:rPr>
-              <w:t xml:space="preserve">29–33</w:t>
-            </w:r>
-          </w:p>
-        </w:tc>
-        <w:tc>
-          <w:tcPr>
-            <w:tcW w:type="pct" w:w="12%"/>
+              <w:t xml:space="preserve">23–27</w:t>
+            </w:r>
+          </w:p>
+        </w:tc>
+        <w:tc>
+          <w:tcPr>
+            <w:tcW w:type="pct" w:w="10%"/>
             <w:shd w:fill="FFFFFF" w:val="clear"/>
             <w:tcMar>
               <w:top w:type="dxa" w:w="95"/>
@@ -974,13 +974,13 @@
                 <w:sz w:val="17"/>
                 <w:szCs w:val="17"/>
               </w:rPr>
-              <w:t xml:space="preserve">10</w:t>
-            </w:r>
-          </w:p>
-        </w:tc>
-        <w:tc>
-          <w:tcPr>
-            <w:tcW w:type="pct" w:w="78%"/>
+              <w:t xml:space="preserve">9</w:t>
+            </w:r>
+          </w:p>
+        </w:tc>
+        <w:tc>
+          <w:tcPr>
+            <w:tcW w:type="pct" w:w="80%"/>
             <w:shd w:fill="FFFFFF" w:val="clear"/>
             <w:tcMar>
               <w:top w:type="dxa" w:w="95"/>
@@ -1001,7 +1001,7 @@
                 <w:sz w:val="17"/>
                 <w:szCs w:val="17"/>
               </w:rPr>
-              <w:t xml:space="preserve">SMART: зачем он нужен, три функции</w:t>
+              <w:t xml:space="preserve">Как формировать грамотно: четыре шага и три проверки</w:t>
             </w:r>
           </w:p>
         </w:tc>
@@ -1034,13 +1034,13 @@
                 <w:sz w:val="17"/>
                 <w:szCs w:val="17"/>
               </w:rPr>
-              <w:t xml:space="preserve">33–36</w:t>
-            </w:r>
-          </w:p>
-        </w:tc>
-        <w:tc>
-          <w:tcPr>
-            <w:tcW w:type="pct" w:w="12%"/>
+              <w:t xml:space="preserve">27–31</w:t>
+            </w:r>
+          </w:p>
+        </w:tc>
+        <w:tc>
+          <w:tcPr>
+            <w:tcW w:type="pct" w:w="10%"/>
             <w:shd w:fill="F2F2F2" w:val="clear"/>
             <w:tcMar>
               <w:top w:type="dxa" w:w="95"/>
@@ -1062,13 +1062,13 @@
                 <w:sz w:val="17"/>
                 <w:szCs w:val="17"/>
               </w:rPr>
-              <w:t xml:space="preserve">11</w:t>
-            </w:r>
-          </w:p>
-        </w:tc>
-        <w:tc>
-          <w:tcPr>
-            <w:tcW w:type="pct" w:w="78%"/>
+              <w:t xml:space="preserve">10</w:t>
+            </w:r>
+          </w:p>
+        </w:tc>
+        <w:tc>
+          <w:tcPr>
+            <w:tcW w:type="pct" w:w="80%"/>
             <w:shd w:fill="F2F2F2" w:val="clear"/>
             <w:tcMar>
               <w:top w:type="dxa" w:w="95"/>
@@ -1089,7 +1089,7 @@
                 <w:sz w:val="17"/>
                 <w:szCs w:val="17"/>
               </w:rPr>
-              <w:t xml:space="preserve">Три уровня цели, результат против процесса</w:t>
+              <w:t xml:space="preserve">Разбор ошибок ценностного предложения + остановка 3 мин</w:t>
             </w:r>
           </w:p>
         </w:tc>
@@ -1122,13 +1122,13 @@
                 <w:sz w:val="17"/>
                 <w:szCs w:val="17"/>
               </w:rPr>
-              <w:t xml:space="preserve">36–40</w:t>
-            </w:r>
-          </w:p>
-        </w:tc>
-        <w:tc>
-          <w:tcPr>
-            <w:tcW w:type="pct" w:w="12%"/>
+              <w:t xml:space="preserve">31–35</w:t>
+            </w:r>
+          </w:p>
+        </w:tc>
+        <w:tc>
+          <w:tcPr>
+            <w:tcW w:type="pct" w:w="10%"/>
             <w:shd w:fill="FFFFFF" w:val="clear"/>
             <w:tcMar>
               <w:top w:type="dxa" w:w="95"/>
@@ -1150,13 +1150,13 @@
                 <w:sz w:val="17"/>
                 <w:szCs w:val="17"/>
               </w:rPr>
-              <w:t xml:space="preserve">12</w:t>
-            </w:r>
-          </w:p>
-        </w:tc>
-        <w:tc>
-          <w:tcPr>
-            <w:tcW w:type="pct" w:w="78%"/>
+              <w:t xml:space="preserve">11</w:t>
+            </w:r>
+          </w:p>
+        </w:tc>
+        <w:tc>
+          <w:tcPr>
+            <w:tcW w:type="pct" w:w="80%"/>
             <w:shd w:fill="FFFFFF" w:val="clear"/>
             <w:tcMar>
               <w:top w:type="dxa" w:w="95"/>
@@ -1177,7 +1177,7 @@
                 <w:sz w:val="17"/>
                 <w:szCs w:val="17"/>
               </w:rPr>
-              <w:t xml:space="preserve">Разбор ошибок SMART + остановка 2 мин</w:t>
+              <w:t xml:space="preserve">SMART: зачем он нужен, три функции</w:t>
             </w:r>
           </w:p>
         </w:tc>
@@ -1210,13 +1210,13 @@
                 <w:sz w:val="17"/>
                 <w:szCs w:val="17"/>
               </w:rPr>
-              <w:t xml:space="preserve">40–42</w:t>
-            </w:r>
-          </w:p>
-        </w:tc>
-        <w:tc>
-          <w:tcPr>
-            <w:tcW w:type="pct" w:w="12%"/>
+              <w:t xml:space="preserve">35–37</w:t>
+            </w:r>
+          </w:p>
+        </w:tc>
+        <w:tc>
+          <w:tcPr>
+            <w:tcW w:type="pct" w:w="10%"/>
             <w:shd w:fill="F2F2F2" w:val="clear"/>
             <w:tcMar>
               <w:top w:type="dxa" w:w="95"/>
@@ -1238,13 +1238,13 @@
                 <w:sz w:val="17"/>
                 <w:szCs w:val="17"/>
               </w:rPr>
-              <w:t xml:space="preserve">13</w:t>
-            </w:r>
-          </w:p>
-        </w:tc>
-        <w:tc>
-          <w:tcPr>
-            <w:tcW w:type="pct" w:w="78%"/>
+              <w:t xml:space="preserve">12</w:t>
+            </w:r>
+          </w:p>
+        </w:tc>
+        <w:tc>
+          <w:tcPr>
+            <w:tcW w:type="pct" w:w="80%"/>
             <w:shd w:fill="F2F2F2" w:val="clear"/>
             <w:tcMar>
               <w:top w:type="dxa" w:w="95"/>
@@ -1265,7 +1265,7 @@
                 <w:sz w:val="17"/>
                 <w:szCs w:val="17"/>
               </w:rPr>
-              <w:t xml:space="preserve">Смежные проблемы: масштаб и привязанность к идее</w:t>
+              <w:t xml:space="preserve">Три уровня цели, результат против процесса</w:t>
             </w:r>
           </w:p>
         </w:tc>
@@ -1298,13 +1298,13 @@
                 <w:sz w:val="17"/>
                 <w:szCs w:val="17"/>
               </w:rPr>
-              <w:t xml:space="preserve">42–44</w:t>
-            </w:r>
-          </w:p>
-        </w:tc>
-        <w:tc>
-          <w:tcPr>
-            <w:tcW w:type="pct" w:w="12%"/>
+              <w:t xml:space="preserve">37–40</w:t>
+            </w:r>
+          </w:p>
+        </w:tc>
+        <w:tc>
+          <w:tcPr>
+            <w:tcW w:type="pct" w:w="10%"/>
             <w:shd w:fill="FFFFFF" w:val="clear"/>
             <w:tcMar>
               <w:top w:type="dxa" w:w="95"/>
@@ -1326,13 +1326,13 @@
                 <w:sz w:val="17"/>
                 <w:szCs w:val="17"/>
               </w:rPr>
-              <w:t xml:space="preserve">14</w:t>
-            </w:r>
-          </w:p>
-        </w:tc>
-        <w:tc>
-          <w:tcPr>
-            <w:tcW w:type="pct" w:w="78%"/>
+              <w:t xml:space="preserve">13</w:t>
+            </w:r>
+          </w:p>
+        </w:tc>
+        <w:tc>
+          <w:tcPr>
+            <w:tcW w:type="pct" w:w="80%"/>
             <w:shd w:fill="FFFFFF" w:val="clear"/>
             <w:tcMar>
               <w:top w:type="dxa" w:w="95"/>
@@ -1353,7 +1353,7 @@
                 <w:sz w:val="17"/>
                 <w:szCs w:val="17"/>
               </w:rPr>
-              <w:t xml:space="preserve">Окно замены проекта закрывается 26.09</w:t>
+              <w:t xml:space="preserve">Разбор ошибок SMART + остановка 2 мин</w:t>
             </w:r>
           </w:p>
         </w:tc>
@@ -1386,13 +1386,189 @@
                 <w:sz w:val="17"/>
                 <w:szCs w:val="17"/>
               </w:rPr>
+              <w:t xml:space="preserve">40–42</w:t>
+            </w:r>
+          </w:p>
+        </w:tc>
+        <w:tc>
+          <w:tcPr>
+            <w:tcW w:type="pct" w:w="10%"/>
+            <w:shd w:fill="F2F2F2" w:val="clear"/>
+            <w:tcMar>
+              <w:top w:type="dxa" w:w="95"/>
+              <w:left w:type="dxa" w:w="115"/>
+              <w:bottom w:type="dxa" w:w="95"/>
+              <w:right w:type="dxa" w:w="115"/>
+            </w:tcMar>
+            <w:vAlign w:val="center"/>
+          </w:tcPr>
+          <w:p>
+            <w:pPr>
+              <w:spacing w:after="0" w:line="264"/>
+              <w:jc w:val="center"/>
+            </w:pPr>
+            <w:r>
+              <w:rPr>
+                <w:rFonts w:ascii="Arial" w:cs="Arial" w:eastAsia="Arial" w:hAnsi="Arial"/>
+                <w:color w:val="1A1A1A"/>
+                <w:sz w:val="17"/>
+                <w:szCs w:val="17"/>
+              </w:rPr>
+              <w:t xml:space="preserve">14</w:t>
+            </w:r>
+          </w:p>
+        </w:tc>
+        <w:tc>
+          <w:tcPr>
+            <w:tcW w:type="pct" w:w="80%"/>
+            <w:shd w:fill="F2F2F2" w:val="clear"/>
+            <w:tcMar>
+              <w:top w:type="dxa" w:w="95"/>
+              <w:left w:type="dxa" w:w="115"/>
+              <w:bottom w:type="dxa" w:w="95"/>
+              <w:right w:type="dxa" w:w="115"/>
+            </w:tcMar>
+            <w:vAlign w:val="center"/>
+          </w:tcPr>
+          <w:p>
+            <w:pPr>
+              <w:spacing w:after="0" w:line="264"/>
+            </w:pPr>
+            <w:r>
+              <w:rPr>
+                <w:rFonts w:ascii="Arial" w:cs="Arial" w:eastAsia="Arial" w:hAnsi="Arial"/>
+                <w:color w:val="1A1A1A"/>
+                <w:sz w:val="17"/>
+                <w:szCs w:val="17"/>
+              </w:rPr>
+              <w:t xml:space="preserve">Смежные проблемы: масштаб и привязанность к идее</w:t>
+            </w:r>
+          </w:p>
+        </w:tc>
+      </w:tr>
+      <w:tr>
+        <w:trPr>
+          <w:trHeight w:val="0" w:hRule="atLeast"/>
+        </w:trPr>
+        <w:tc>
+          <w:tcPr>
+            <w:tcW w:type="pct" w:w="10%"/>
+            <w:shd w:fill="FFFFFF" w:val="clear"/>
+            <w:tcMar>
+              <w:top w:type="dxa" w:w="95"/>
+              <w:left w:type="dxa" w:w="115"/>
+              <w:bottom w:type="dxa" w:w="95"/>
+              <w:right w:type="dxa" w:w="115"/>
+            </w:tcMar>
+            <w:vAlign w:val="center"/>
+          </w:tcPr>
+          <w:p>
+            <w:pPr>
+              <w:spacing w:after="0" w:line="264"/>
+              <w:jc w:val="center"/>
+            </w:pPr>
+            <w:r>
+              <w:rPr>
+                <w:rFonts w:ascii="Arial" w:cs="Arial" w:eastAsia="Arial" w:hAnsi="Arial"/>
+                <w:color w:val="1A1A1A"/>
+                <w:sz w:val="17"/>
+                <w:szCs w:val="17"/>
+              </w:rPr>
+              <w:t xml:space="preserve">42–44</w:t>
+            </w:r>
+          </w:p>
+        </w:tc>
+        <w:tc>
+          <w:tcPr>
+            <w:tcW w:type="pct" w:w="10%"/>
+            <w:shd w:fill="FFFFFF" w:val="clear"/>
+            <w:tcMar>
+              <w:top w:type="dxa" w:w="95"/>
+              <w:left w:type="dxa" w:w="115"/>
+              <w:bottom w:type="dxa" w:w="95"/>
+              <w:right w:type="dxa" w:w="115"/>
+            </w:tcMar>
+            <w:vAlign w:val="center"/>
+          </w:tcPr>
+          <w:p>
+            <w:pPr>
+              <w:spacing w:after="0" w:line="264"/>
+              <w:jc w:val="center"/>
+            </w:pPr>
+            <w:r>
+              <w:rPr>
+                <w:rFonts w:ascii="Arial" w:cs="Arial" w:eastAsia="Arial" w:hAnsi="Arial"/>
+                <w:color w:val="1A1A1A"/>
+                <w:sz w:val="17"/>
+                <w:szCs w:val="17"/>
+              </w:rPr>
+              <w:t xml:space="preserve">15</w:t>
+            </w:r>
+          </w:p>
+        </w:tc>
+        <w:tc>
+          <w:tcPr>
+            <w:tcW w:type="pct" w:w="80%"/>
+            <w:shd w:fill="FFFFFF" w:val="clear"/>
+            <w:tcMar>
+              <w:top w:type="dxa" w:w="95"/>
+              <w:left w:type="dxa" w:w="115"/>
+              <w:bottom w:type="dxa" w:w="95"/>
+              <w:right w:type="dxa" w:w="115"/>
+            </w:tcMar>
+            <w:vAlign w:val="center"/>
+          </w:tcPr>
+          <w:p>
+            <w:pPr>
+              <w:spacing w:after="0" w:line="264"/>
+            </w:pPr>
+            <w:r>
+              <w:rPr>
+                <w:rFonts w:ascii="Arial" w:cs="Arial" w:eastAsia="Arial" w:hAnsi="Arial"/>
+                <w:color w:val="1A1A1A"/>
+                <w:sz w:val="17"/>
+                <w:szCs w:val="17"/>
+              </w:rPr>
+              <w:t xml:space="preserve">Окно замены проекта закрывается 26.09</w:t>
+            </w:r>
+          </w:p>
+        </w:tc>
+      </w:tr>
+      <w:tr>
+        <w:trPr>
+          <w:trHeight w:val="0" w:hRule="atLeast"/>
+        </w:trPr>
+        <w:tc>
+          <w:tcPr>
+            <w:tcW w:type="pct" w:w="10%"/>
+            <w:shd w:fill="F2F2F2" w:val="clear"/>
+            <w:tcMar>
+              <w:top w:type="dxa" w:w="95"/>
+              <w:left w:type="dxa" w:w="115"/>
+              <w:bottom w:type="dxa" w:w="95"/>
+              <w:right w:type="dxa" w:w="115"/>
+            </w:tcMar>
+            <w:vAlign w:val="center"/>
+          </w:tcPr>
+          <w:p>
+            <w:pPr>
+              <w:spacing w:after="0" w:line="264"/>
+              <w:jc w:val="center"/>
+            </w:pPr>
+            <w:r>
+              <w:rPr>
+                <w:rFonts w:ascii="Arial" w:cs="Arial" w:eastAsia="Arial" w:hAnsi="Arial"/>
+                <w:color w:val="1A1A1A"/>
+                <w:sz w:val="17"/>
+                <w:szCs w:val="17"/>
+              </w:rPr>
               <w:t xml:space="preserve">44–45</w:t>
             </w:r>
           </w:p>
         </w:tc>
         <w:tc>
           <w:tcPr>
-            <w:tcW w:type="pct" w:w="12%"/>
+            <w:tcW w:type="pct" w:w="10%"/>
             <w:shd w:fill="F2F2F2" w:val="clear"/>
             <w:tcMar>
               <w:top w:type="dxa" w:w="95"/>
@@ -1414,13 +1590,13 @@
                 <w:sz w:val="17"/>
                 <w:szCs w:val="17"/>
               </w:rPr>
-              <w:t xml:space="preserve">15</w:t>
-            </w:r>
-          </w:p>
-        </w:tc>
-        <w:tc>
-          <w:tcPr>
-            <w:tcW w:type="pct" w:w="78%"/>
+              <w:t xml:space="preserve">16</w:t>
+            </w:r>
+          </w:p>
+        </w:tc>
+        <w:tc>
+          <w:tcPr>
+            <w:tcW w:type="pct" w:w="80%"/>
             <w:shd w:fill="F2F2F2" w:val="clear"/>
             <w:tcMar>
               <w:top w:type="dxa" w:w="95"/>
@@ -1465,7 +1641,7 @@
           <w:sz w:val="19"/>
           <w:szCs w:val="19"/>
         </w:rPr>
-        <w:t xml:space="preserve">Это лекционная половина, темп быстрый: около трёх минут на слайд. Две остановки — на слайдах 9 и 12 — не сокращать: именно в них студент впервые видит собственную ошибку. Если время уходит, сжимайте слайды 4 и 6.</w:t>
+        <w:t xml:space="preserve">Это лекционная половина, темп быстрый: около трёх минут на слайд. Две остановки — на слайдах 10 и 13 — не сокращать: именно в них студент впервые видит собственную ошибку. Если время уходит, сжимайте слайды 5 и 7.</w:t>
       </w:r>
     </w:p>
     <w:p>
@@ -1567,51 +1743,141 @@
           <w:sz w:val="26"/>
           <w:szCs w:val="26"/>
         </w:rPr>
-        <w:t xml:space="preserve">Что вы делали — и как это называется</w:t>
-      </w:r>
-    </w:p>
-    <w:p>
-      <w:pPr>
-        <w:spacing w:after="130" w:before="0" w:line="288"/>
-      </w:pPr>
-      <w:r>
-        <w:rPr>
-          <w:rFonts w:ascii="Arial" w:cs="Arial" w:eastAsia="Arial" w:hAnsi="Arial"/>
-          <w:color w:val="1A1A1A"/>
-          <w:sz w:val="21"/>
-          <w:szCs w:val="21"/>
-        </w:rPr>
-        <w:t xml:space="preserve">Смотрим на таблицу. Слева то, что вы делали руками. Справа то, как это называется в управлении проектами.</w:t>
-      </w:r>
-    </w:p>
-    <w:p>
-      <w:pPr>
-        <w:spacing w:after="130" w:before="0" w:line="288"/>
-      </w:pPr>
-      <w:r>
-        <w:rPr>
-          <w:rFonts w:ascii="Arial" w:cs="Arial" w:eastAsia="Arial" w:hAnsi="Arial"/>
-          <w:color w:val="1A1A1A"/>
-          <w:sz w:val="21"/>
-          <w:szCs w:val="21"/>
-        </w:rPr>
-        <w:t xml:space="preserve">Вы принесли два концепта — это генерация альтернатив, дивергентный шаг инициации. Вы заполнили формулу «для кого, что делаем, какая выгода, в отличие от чего» — это ценностное предложение, по-английски value proposition. Вы оценили оба по четырём критериям и выбрали один — это предварительный отбор, скрининг альтернатив. Вы развернули цель по пяти буквам — это постановка цели по SMART. И вы отдали лист соседней команде — это внешняя экспертиза формулировки.</w:t>
-      </w:r>
-    </w:p>
-    <w:p>
-      <w:pPr>
-        <w:spacing w:after="130" w:before="0" w:line="288"/>
-      </w:pPr>
-      <w:r>
-        <w:rPr>
-          <w:rFonts w:ascii="Arial" w:cs="Arial" w:eastAsia="Arial" w:hAnsi="Arial"/>
-          <w:b/>
-          <w:bCs/>
-          <w:color w:val="1A1A1A"/>
-          <w:sz w:val="21"/>
-          <w:szCs w:val="21"/>
-        </w:rPr>
-        <w:t xml:space="preserve">То есть вы прошли фазу инициации проекта целиком, руками, за девяносто минут. Не в теории. Сегодня мы называем то, что вы делали, и смотрим, где эта процедура обычно ломается.</w:t>
+        <w:t xml:space="preserve">Дорожная карта курса</w:t>
+      </w:r>
+    </w:p>
+    <w:p>
+      <w:pPr>
+        <w:spacing w:after="130" w:before="0" w:line="288"/>
+      </w:pPr>
+      <w:r>
+        <w:rPr>
+          <w:rFonts w:ascii="Arial" w:cs="Arial" w:eastAsia="Arial" w:hAnsi="Arial"/>
+          <w:color w:val="1A1A1A"/>
+          <w:sz w:val="21"/>
+          <w:szCs w:val="21"/>
+        </w:rPr>
+        <w:t xml:space="preserve">Этот слайд вы теперь будете видеть каждое занятие, вторым после титульного. На нём всё время стоит одно и то же: где мы, сколько осталось и что именно вы обязаны предъявить на ближайшей отметке.</w:t>
+      </w:r>
+    </w:p>
+    <w:p>
+      <w:pPr>
+        <w:spacing w:after="130" w:before="0" w:line="288"/>
+      </w:pPr>
+      <w:r>
+        <w:rPr>
+          <w:rFonts w:ascii="Arial" w:cs="Arial" w:eastAsia="Arial" w:hAnsi="Arial"/>
+          <w:color w:val="1A1A1A"/>
+          <w:sz w:val="21"/>
+          <w:szCs w:val="21"/>
+        </w:rPr>
+        <w:t xml:space="preserve">Верхняя строка — обратный отсчёт. До фиксации темы семь дней. До чекпоинта двадцать первого ноября девять недель. До защиты двадцать шестого декабря четырнадцать недель. Четырнадцать недель звучит много, пока не разделить на четыре отметки.</w:t>
+      </w:r>
+    </w:p>
+    <w:p>
+      <w:pPr>
+        <w:spacing w:after="90" w:before="200"/>
+      </w:pPr>
+      <w:r>
+        <w:rPr>
+          <w:rFonts w:ascii="Arial" w:cs="Arial" w:eastAsia="Arial" w:hAnsi="Arial"/>
+          <w:b/>
+          <w:bCs/>
+          <w:color w:val="000000"/>
+          <w:sz w:val="21"/>
+          <w:szCs w:val="21"/>
+        </w:rPr>
+        <w:t xml:space="preserve">Четыре отметки, на каждой предъявляется материальный результат</w:t>
+      </w:r>
+    </w:p>
+    <w:p>
+      <w:pPr>
+        <w:spacing w:after="80" w:line="276"/>
+        <w:ind w:left="300"/>
+      </w:pPr>
+      <w:r>
+        <w:rPr>
+          <w:rFonts w:ascii="Arial" w:cs="Arial" w:eastAsia="Arial" w:hAnsi="Arial"/>
+          <w:color w:val="1A1A1A"/>
+          <w:sz w:val="21"/>
+          <w:szCs w:val="21"/>
+        </w:rPr>
+        <w:t xml:space="preserve">— 26 сентября — тема зафиксирована. Предъявляете паспорт проекта и представление на три минуты.</w:t>
+      </w:r>
+    </w:p>
+    <w:p>
+      <w:pPr>
+        <w:spacing w:after="80" w:line="276"/>
+        <w:ind w:left="300"/>
+      </w:pPr>
+      <w:r>
+        <w:rPr>
+          <w:rFonts w:ascii="Arial" w:cs="Arial" w:eastAsia="Arial" w:hAnsi="Arial"/>
+          <w:color w:val="1A1A1A"/>
+          <w:sz w:val="21"/>
+          <w:szCs w:val="21"/>
+        </w:rPr>
+        <w:t xml:space="preserve">— 24 октября — план собран. Предъявляете структуру работ, график Ганта, смету и реестр рисков в одном документе.</w:t>
+      </w:r>
+    </w:p>
+    <w:p>
+      <w:pPr>
+        <w:spacing w:after="80" w:line="276"/>
+        <w:ind w:left="300"/>
+      </w:pPr>
+      <w:r>
+        <w:rPr>
+          <w:rFonts w:ascii="Arial" w:cs="Arial" w:eastAsia="Arial" w:hAnsi="Arial"/>
+          <w:color w:val="1A1A1A"/>
+          <w:sz w:val="21"/>
+          <w:szCs w:val="21"/>
+        </w:rPr>
+        <w:t xml:space="preserve">— 21 ноября — чекпоинт. Предъявляете промежуточный результат и сверку «план против факта».</w:t>
+      </w:r>
+    </w:p>
+    <w:p>
+      <w:pPr>
+        <w:spacing w:after="80" w:line="276"/>
+        <w:ind w:left="300"/>
+      </w:pPr>
+      <w:r>
+        <w:rPr>
+          <w:rFonts w:ascii="Arial" w:cs="Arial" w:eastAsia="Arial" w:hAnsi="Arial"/>
+          <w:color w:val="1A1A1A"/>
+          <w:sz w:val="21"/>
+          <w:szCs w:val="21"/>
+        </w:rPr>
+        <w:t xml:space="preserve">— 26 декабря — защита. Предъявляете готовый результат, отчёт и сам питч перед комиссией.</w:t>
+      </w:r>
+    </w:p>
+    <w:p>
+      <w:pPr>
+        <w:spacing w:after="130" w:before="0" w:line="288"/>
+      </w:pPr>
+      <w:r>
+        <w:rPr>
+          <w:rFonts w:ascii="Arial" w:cs="Arial" w:eastAsia="Arial" w:hAnsi="Arial"/>
+          <w:b/>
+          <w:bCs/>
+          <w:color w:val="1A1A1A"/>
+          <w:sz w:val="21"/>
+          <w:szCs w:val="21"/>
+        </w:rPr>
+        <w:t xml:space="preserve">Обратите внимание на слово «предъявляете». Не «рассказываете, как продвигается» — предъявляете то, что можно взять в руки или прочитать. На каждой из четырёх отметок должен быть материальный результат.</w:t>
+      </w:r>
+    </w:p>
+    <w:p>
+      <w:pPr>
+        <w:spacing w:after="130" w:before="0" w:line="288"/>
+      </w:pPr>
+      <w:r>
+        <w:rPr>
+          <w:rFonts w:ascii="Arial" w:cs="Arial" w:eastAsia="Arial" w:hAnsi="Arial"/>
+          <w:color w:val="1A1A1A"/>
+          <w:sz w:val="21"/>
+          <w:szCs w:val="21"/>
+        </w:rPr>
+        <w:t xml:space="preserve">И нижняя строка — два зачётных теста. Десятого октября тест первый, по инициации: всё, что мы разбираем сегодня, плюс вводная лекция. Двадцать восьмого ноября тест второй, по планированию и контролю. Пятнадцать минут, в начале пары, оба идут в рейтинг.</w:t>
       </w:r>
     </w:p>
     <w:p>
@@ -1628,7 +1894,7 @@
           <w:sz w:val="18"/>
           <w:szCs w:val="18"/>
         </w:rPr>
-        <w:t xml:space="preserve">→ Пауза. Дать секунд десять на осознание таблицы — это главный мотивирующий слайд занятия.</w:t>
+        <w:t xml:space="preserve">→ Отсчёт называть вслух на каждом занятии — это и есть встроенный тайм-менеджмент, без отдельной лекции про матрицы и списки дел.</w:t>
       </w:r>
     </w:p>
     <w:p>
@@ -1658,181 +1924,51 @@
           <w:sz w:val="26"/>
           <w:szCs w:val="26"/>
         </w:rPr>
-        <w:t xml:space="preserve">Фаза инициации: восемь шагов</w:t>
-      </w:r>
-    </w:p>
-    <w:p>
-      <w:pPr>
-        <w:spacing w:after="130" w:before="0" w:line="288"/>
-      </w:pPr>
-      <w:r>
-        <w:rPr>
-          <w:rFonts w:ascii="Arial" w:cs="Arial" w:eastAsia="Arial" w:hAnsi="Arial"/>
-          <w:color w:val="1A1A1A"/>
-          <w:sz w:val="21"/>
-          <w:szCs w:val="21"/>
-        </w:rPr>
-        <w:t xml:space="preserve">На вводной лекции я показывал пять фаз жизненного цикла проекта. Первая из них — инициация. Вот из чего она состоит, по шагам.</w:t>
-      </w:r>
-    </w:p>
-    <w:p>
-      <w:pPr>
-        <w:spacing w:after="130" w:before="0" w:line="288"/>
-      </w:pPr>
-      <w:r>
-        <w:rPr>
-          <w:rFonts w:ascii="Arial" w:cs="Arial" w:eastAsia="Arial" w:hAnsi="Arial"/>
-          <w:color w:val="1A1A1A"/>
-          <w:sz w:val="21"/>
-          <w:szCs w:val="21"/>
-        </w:rPr>
-        <w:t xml:space="preserve">Первое — выявление проблемы или возможности. Второе — генерация альтернатив, минимум двух. Третье — предварительная оценка и отбор по критериям. Четвёртое — формулировка ценностного предложения. Пятое — постановка цели по SMART. Шестое — определение стейкхолдеров. Седьмое — паспорт, он же устав проекта: всё перечисленное, собранное в один документ. И восьмое — решение «идём или не идём», по-английски go или no-go.</w:t>
-      </w:r>
-    </w:p>
-    <w:p>
-      <w:pPr>
-        <w:spacing w:after="130" w:before="0" w:line="288"/>
-      </w:pPr>
-      <w:r>
-        <w:rPr>
-          <w:rFonts w:ascii="Arial" w:cs="Arial" w:eastAsia="Arial" w:hAnsi="Arial"/>
-          <w:color w:val="1A1A1A"/>
-          <w:sz w:val="21"/>
-          <w:szCs w:val="21"/>
-        </w:rPr>
-        <w:t xml:space="preserve">Смотрите на правый столбец. Шаги с первого по пятый вы уже сделали. Шестой — стейкхолдеры — будет двадцать шестого сентября. Седьмой, паспорт проекта, мы начинаем сегодня, во второй половине пары. Восьмой — двадцать шестого сентября.</w:t>
-      </w:r>
-    </w:p>
-    <w:p>
-      <w:pPr>
-        <w:spacing w:after="130" w:before="0" w:line="288"/>
-      </w:pPr>
-      <w:r>
-        <w:rPr>
-          <w:rFonts w:ascii="Arial" w:cs="Arial" w:eastAsia="Arial" w:hAnsi="Arial"/>
-          <w:b/>
-          <w:bCs/>
-          <w:color w:val="1A1A1A"/>
-          <w:sz w:val="21"/>
-          <w:szCs w:val="21"/>
-        </w:rPr>
-        <w:t xml:space="preserve">Восьмой шаг — не формальность и не подпись на бумажке. Это точка, после которой тема проекта не меняется. Запомните её, я вернусь к ней в конце.</w:t>
-      </w:r>
-    </w:p>
-    <w:p>
-      <w:pPr>
-        <w:pBdr>
-          <w:bottom w:val="single" w:color="000000" w:sz="12" w:space="6"/>
-        </w:pBdr>
-        <w:spacing w:after="150" w:before="340"/>
-      </w:pPr>
-      <w:r>
-        <w:rPr>
-          <w:rFonts w:ascii="Arial" w:cs="Arial" w:eastAsia="Arial" w:hAnsi="Arial"/>
-          <w:b/>
-          <w:bCs/>
-          <w:color w:val="000000"/>
-          <w:sz w:val="22"/>
-          <w:szCs w:val="22"/>
-        </w:rPr>
-        <w:t xml:space="preserve">СЛАЙД 4  ·  </w:t>
-      </w:r>
-      <w:r>
-        <w:rPr>
-          <w:rFonts w:ascii="Arial" w:cs="Arial" w:eastAsia="Arial" w:hAnsi="Arial"/>
-          <w:b/>
-          <w:bCs/>
-          <w:color w:val="000000"/>
-          <w:sz w:val="26"/>
-          <w:szCs w:val="26"/>
-        </w:rPr>
-        <w:t xml:space="preserve">Откуда берутся идеи: четыре источника</w:t>
-      </w:r>
-    </w:p>
-    <w:p>
-      <w:pPr>
-        <w:spacing w:after="130" w:before="0" w:line="288"/>
-      </w:pPr>
-      <w:r>
-        <w:rPr>
-          <w:rFonts w:ascii="Arial" w:cs="Arial" w:eastAsia="Arial" w:hAnsi="Arial"/>
-          <w:color w:val="1A1A1A"/>
-          <w:sz w:val="21"/>
-          <w:szCs w:val="21"/>
-        </w:rPr>
-        <w:t xml:space="preserve">Первая смежная проблема, о которой вас никто не предупреждал: откуда вообще берутся идеи. Их четыре типа, и они разного качества.</w:t>
-      </w:r>
-    </w:p>
-    <w:p>
-      <w:pPr>
-        <w:spacing w:after="130" w:before="0" w:line="288"/>
-      </w:pPr>
-      <w:r>
-        <w:rPr>
-          <w:rFonts w:ascii="Arial" w:cs="Arial" w:eastAsia="Arial" w:hAnsi="Arial"/>
-          <w:color w:val="1A1A1A"/>
-          <w:sz w:val="21"/>
-          <w:szCs w:val="21"/>
-        </w:rPr>
-        <w:t xml:space="preserve">Первый — личное наблюдение. «Я сам с этим столкнулся». Самый надёжный источник: вы знаете контекст изнутри и можете проверить догадку на себе.</w:t>
-      </w:r>
-    </w:p>
-    <w:p>
-      <w:pPr>
-        <w:spacing w:after="130" w:before="0" w:line="288"/>
-      </w:pPr>
-      <w:r>
-        <w:rPr>
-          <w:rFonts w:ascii="Arial" w:cs="Arial" w:eastAsia="Arial" w:hAnsi="Arial"/>
-          <w:color w:val="1A1A1A"/>
-          <w:sz w:val="21"/>
-          <w:szCs w:val="21"/>
-        </w:rPr>
-        <w:t xml:space="preserve">Второй — чужая жалоба. Вы услышали от кого-то. Тоже надёжно, но требует проверки: это единичный случай или так у многих. Проверяется одним вопросом: а у кого ещё так?</w:t>
-      </w:r>
-    </w:p>
-    <w:p>
-      <w:pPr>
-        <w:spacing w:after="130" w:before="0" w:line="288"/>
-      </w:pPr>
-      <w:r>
-        <w:rPr>
-          <w:rFonts w:ascii="Arial" w:cs="Arial" w:eastAsia="Arial" w:hAnsi="Arial"/>
-          <w:color w:val="1A1A1A"/>
-          <w:sz w:val="21"/>
-          <w:szCs w:val="21"/>
-        </w:rPr>
-        <w:t xml:space="preserve">Третий — технология в поиске применения. У нас есть прибор, метод, библиотека — ищем, где это пригодится. На технической кафедре это самый частый источник и одновременно самый опасный.</w:t>
-      </w:r>
-    </w:p>
-    <w:p>
-      <w:pPr>
-        <w:spacing w:after="130" w:before="0" w:line="288"/>
-      </w:pPr>
-      <w:r>
-        <w:rPr>
-          <w:rFonts w:ascii="Arial" w:cs="Arial" w:eastAsia="Arial" w:hAnsi="Arial"/>
-          <w:color w:val="1A1A1A"/>
-          <w:sz w:val="21"/>
-          <w:szCs w:val="21"/>
-        </w:rPr>
-        <w:t xml:space="preserve">Четвёртый — внешний запрос. Научный руководитель, предприятие, конкурс, «Обучение служением». Здесь проблема уже сформулирована не вами, и это скорее плюс.</w:t>
-      </w:r>
-    </w:p>
-    <w:p>
-      <w:pPr>
-        <w:spacing w:after="130" w:before="0" w:line="288"/>
-      </w:pPr>
-      <w:r>
-        <w:rPr>
-          <w:rFonts w:ascii="Arial" w:cs="Arial" w:eastAsia="Arial" w:hAnsi="Arial"/>
-          <w:b/>
-          <w:bCs/>
-          <w:color w:val="1A1A1A"/>
-          <w:sz w:val="21"/>
-          <w:szCs w:val="21"/>
-        </w:rPr>
-        <w:t xml:space="preserve">Теперь ловушка, в которую попадает третий источник. Она называется «решение в поиске проблемы». Вы начали с «давайте сделаем на микроконтроллере» или «давайте применим нейросеть», а не с того, что кому-то плохо. Признак ловушки простой: вы не можете назвать никого, кроме себя, кому результат нужен.</w:t>
+        <w:t xml:space="preserve">Что вы делали — и как это называется</w:t>
+      </w:r>
+    </w:p>
+    <w:p>
+      <w:pPr>
+        <w:spacing w:after="130" w:before="0" w:line="288"/>
+      </w:pPr>
+      <w:r>
+        <w:rPr>
+          <w:rFonts w:ascii="Arial" w:cs="Arial" w:eastAsia="Arial" w:hAnsi="Arial"/>
+          <w:color w:val="1A1A1A"/>
+          <w:sz w:val="21"/>
+          <w:szCs w:val="21"/>
+        </w:rPr>
+        <w:t xml:space="preserve">Смотрим на таблицу. Слева то, что вы делали руками. Справа то, как это называется в управлении проектами.</w:t>
+      </w:r>
+    </w:p>
+    <w:p>
+      <w:pPr>
+        <w:spacing w:after="130" w:before="0" w:line="288"/>
+      </w:pPr>
+      <w:r>
+        <w:rPr>
+          <w:rFonts w:ascii="Arial" w:cs="Arial" w:eastAsia="Arial" w:hAnsi="Arial"/>
+          <w:color w:val="1A1A1A"/>
+          <w:sz w:val="21"/>
+          <w:szCs w:val="21"/>
+        </w:rPr>
+        <w:t xml:space="preserve">Вы принесли два концепта — это генерация альтернатив, дивергентный шаг инициации. Вы заполнили формулу «для кого, что делаем, какая выгода, в отличие от чего» — это ценностное предложение, по-английски value proposition. Вы оценили оба по четырём критериям и выбрали один — это предварительный отбор, скрининг альтернатив. Вы развернули цель по пяти буквам — это постановка цели по SMART. И вы отдали лист соседней команде — это внешняя экспертиза формулировки.</w:t>
+      </w:r>
+    </w:p>
+    <w:p>
+      <w:pPr>
+        <w:spacing w:after="130" w:before="0" w:line="288"/>
+      </w:pPr>
+      <w:r>
+        <w:rPr>
+          <w:rFonts w:ascii="Arial" w:cs="Arial" w:eastAsia="Arial" w:hAnsi="Arial"/>
+          <w:b/>
+          <w:bCs/>
+          <w:color w:val="1A1A1A"/>
+          <w:sz w:val="21"/>
+          <w:szCs w:val="21"/>
+        </w:rPr>
+        <w:t xml:space="preserve">То есть вы прошли фазу инициации проекта целиком, руками, за девяносто минут. Не в теории. Сегодня мы называем то, что вы делали, и смотрим, где эта процедура обычно ломается.</w:t>
       </w:r>
     </w:p>
     <w:p>
@@ -1849,7 +1985,7 @@
           <w:sz w:val="18"/>
           <w:szCs w:val="18"/>
         </w:rPr>
-        <w:t xml:space="preserve">→ Если в зале есть команда, у которой вектор А звучит как название технологии, — это её случай. Не называть команду вслух.</w:t>
+        <w:t xml:space="preserve">→ Пауза. Дать секунд десять на осознание таблицы — это главный мотивирующий слайд занятия.</w:t>
       </w:r>
     </w:p>
     <w:p>
@@ -1868,7 +2004,7 @@
           <w:sz w:val="22"/>
           <w:szCs w:val="22"/>
         </w:rPr>
-        <w:t xml:space="preserve">СЛАЙД 5  ·  </w:t>
+        <w:t xml:space="preserve">СЛАЙД 4  ·  </w:t>
       </w:r>
       <w:r>
         <w:rPr>
@@ -1879,124 +2015,65 @@
           <w:sz w:val="26"/>
           <w:szCs w:val="26"/>
         </w:rPr>
-        <w:t xml:space="preserve">Зачем было ДВА концепта</w:t>
-      </w:r>
-    </w:p>
-    <w:p>
-      <w:pPr>
-        <w:spacing w:after="130" w:before="0" w:line="288"/>
-      </w:pPr>
-      <w:r>
-        <w:rPr>
-          <w:rFonts w:ascii="Arial" w:cs="Arial" w:eastAsia="Arial" w:hAnsi="Arial"/>
-          <w:color w:val="1A1A1A"/>
-          <w:sz w:val="21"/>
-          <w:szCs w:val="21"/>
-        </w:rPr>
-        <w:t xml:space="preserve">Теперь механизм, который мы использовали, и который я вам тогда не объяснял. Он состоит из двух движений, и они не переставляются местами.</w:t>
-      </w:r>
-    </w:p>
-    <w:p>
-      <w:pPr>
-        <w:spacing w:after="130" w:before="0" w:line="288"/>
-      </w:pPr>
-      <w:r>
-        <w:rPr>
-          <w:rFonts w:ascii="Arial" w:cs="Arial" w:eastAsia="Arial" w:hAnsi="Arial"/>
-          <w:color w:val="1A1A1A"/>
-          <w:sz w:val="21"/>
-          <w:szCs w:val="21"/>
-        </w:rPr>
-        <w:t xml:space="preserve">Первое движение — дивергенция, расширение поля. Требование принести два концепта, технический и социальный, существует ровно для этого: чтобы вы не остановились на первой пришедшей мысли.</w:t>
-      </w:r>
-    </w:p>
-    <w:p>
-      <w:pPr>
-        <w:spacing w:after="130" w:before="0" w:line="288"/>
-      </w:pPr>
-      <w:r>
-        <w:rPr>
-          <w:rFonts w:ascii="Arial" w:cs="Arial" w:eastAsia="Arial" w:hAnsi="Arial"/>
-          <w:color w:val="1A1A1A"/>
-          <w:sz w:val="21"/>
-          <w:szCs w:val="21"/>
-        </w:rPr>
-        <w:t xml:space="preserve">Второе движение — конвергенция, сужение. Четыре критерия и шкала от нуля до двух — это сужение по правилу, а не по симпатии. Разница принципиальная: выбор по правилу можно объяснить другому человеку — научному руководителю, комиссии, грантовому фонду. Выбор по симпатии объяснить нельзя.</w:t>
-      </w:r>
-    </w:p>
-    <w:p>
-      <w:pPr>
-        <w:spacing w:after="90" w:before="200"/>
-      </w:pPr>
-      <w:r>
-        <w:rPr>
-          <w:rFonts w:ascii="Arial" w:cs="Arial" w:eastAsia="Arial" w:hAnsi="Arial"/>
-          <w:b/>
-          <w:bCs/>
-          <w:color w:val="000000"/>
-          <w:sz w:val="21"/>
-          <w:szCs w:val="21"/>
-        </w:rPr>
-        <w:t xml:space="preserve">Почему одного концепта мало — три причины</w:t>
-      </w:r>
-    </w:p>
-    <w:p>
-      <w:pPr>
-        <w:spacing w:after="80" w:line="276"/>
-        <w:ind w:left="300"/>
-      </w:pPr>
-      <w:r>
-        <w:rPr>
-          <w:rFonts w:ascii="Arial" w:cs="Arial" w:eastAsia="Arial" w:hAnsi="Arial"/>
-          <w:color w:val="1A1A1A"/>
-          <w:sz w:val="21"/>
-          <w:szCs w:val="21"/>
-        </w:rPr>
-        <w:t xml:space="preserve">— Не с чем сравнивать. Любой критерий в одиночку даёт ответ «ну, нормально». Критерий работает только на сравнении.</w:t>
-      </w:r>
-    </w:p>
-    <w:p>
-      <w:pPr>
-        <w:spacing w:after="80" w:line="276"/>
-        <w:ind w:left="300"/>
-      </w:pPr>
-      <w:r>
-        <w:rPr>
-          <w:rFonts w:ascii="Arial" w:cs="Arial" w:eastAsia="Arial" w:hAnsi="Arial"/>
-          <w:color w:val="1A1A1A"/>
-          <w:sz w:val="21"/>
-          <w:szCs w:val="21"/>
-        </w:rPr>
-        <w:t xml:space="preserve">— Привязанность к первой идее. Если идея одна, вы начинаете её защищать вместо того, чтобы проверять. Это происходит быстро и незаметно.</w:t>
-      </w:r>
-    </w:p>
-    <w:p>
-      <w:pPr>
-        <w:spacing w:after="80" w:line="276"/>
-        <w:ind w:left="300"/>
-      </w:pPr>
-      <w:r>
-        <w:rPr>
-          <w:rFonts w:ascii="Arial" w:cs="Arial" w:eastAsia="Arial" w:hAnsi="Arial"/>
-          <w:color w:val="1A1A1A"/>
-          <w:sz w:val="21"/>
-          <w:szCs w:val="21"/>
-        </w:rPr>
-        <w:t xml:space="preserve">— Нет запасного варианта. Если в ноябре проект упрётся, предъявить будет нечего.</w:t>
-      </w:r>
-    </w:p>
-    <w:p>
-      <w:pPr>
-        <w:spacing w:after="130" w:before="0" w:line="288"/>
-      </w:pPr>
-      <w:r>
-        <w:rPr>
-          <w:rFonts w:ascii="Arial" w:cs="Arial" w:eastAsia="Arial" w:hAnsi="Arial"/>
-          <w:color w:val="1A1A1A"/>
-          <w:sz w:val="21"/>
-          <w:szCs w:val="21"/>
-        </w:rPr>
-        <w:t xml:space="preserve">Поэтому проигравший концепт не выбрасывается. Он идёт в паспорт проекта как альтернатива — сегодня во второй половине вы его туда запишете.</w:t>
+        <w:t xml:space="preserve">Фаза инициации: восемь шагов</w:t>
+      </w:r>
+    </w:p>
+    <w:p>
+      <w:pPr>
+        <w:spacing w:after="130" w:before="0" w:line="288"/>
+      </w:pPr>
+      <w:r>
+        <w:rPr>
+          <w:rFonts w:ascii="Arial" w:cs="Arial" w:eastAsia="Arial" w:hAnsi="Arial"/>
+          <w:color w:val="1A1A1A"/>
+          <w:sz w:val="21"/>
+          <w:szCs w:val="21"/>
+        </w:rPr>
+        <w:t xml:space="preserve">На вводной лекции я показывал пять фаз жизненного цикла проекта. Первая из них — инициация. Вот из чего она состоит, по шагам.</w:t>
+      </w:r>
+    </w:p>
+    <w:p>
+      <w:pPr>
+        <w:spacing w:after="130" w:before="0" w:line="288"/>
+      </w:pPr>
+      <w:r>
+        <w:rPr>
+          <w:rFonts w:ascii="Arial" w:cs="Arial" w:eastAsia="Arial" w:hAnsi="Arial"/>
+          <w:color w:val="1A1A1A"/>
+          <w:sz w:val="21"/>
+          <w:szCs w:val="21"/>
+        </w:rPr>
+        <w:t xml:space="preserve">Первое — выявление проблемы или возможности. Второе — генерация альтернатив, минимум двух. Третье — предварительная оценка и отбор по критериям. Четвёртое — формулировка ценностного предложения. Пятое — постановка цели по SMART. Шестое — определение стейкхолдеров. Седьмое — паспорт, он же устав проекта: всё перечисленное, собранное в один документ. И восьмое — решение «идём или не идём», по-английски go или no-go.</w:t>
+      </w:r>
+    </w:p>
+    <w:p>
+      <w:pPr>
+        <w:spacing w:after="130" w:before="0" w:line="288"/>
+      </w:pPr>
+      <w:r>
+        <w:rPr>
+          <w:rFonts w:ascii="Arial" w:cs="Arial" w:eastAsia="Arial" w:hAnsi="Arial"/>
+          <w:color w:val="1A1A1A"/>
+          <w:sz w:val="21"/>
+          <w:szCs w:val="21"/>
+        </w:rPr>
+        <w:t xml:space="preserve">Смотрите на правый столбец. Шаги с первого по пятый вы уже сделали. Шестой — стейкхолдеры — будет двадцать шестого сентября. Седьмой, паспорт проекта, мы начинаем сегодня, во второй половине пары. Восьмой — двадцать шестого сентября.</w:t>
+      </w:r>
+    </w:p>
+    <w:p>
+      <w:pPr>
+        <w:spacing w:after="130" w:before="0" w:line="288"/>
+      </w:pPr>
+      <w:r>
+        <w:rPr>
+          <w:rFonts w:ascii="Arial" w:cs="Arial" w:eastAsia="Arial" w:hAnsi="Arial"/>
+          <w:b/>
+          <w:bCs/>
+          <w:color w:val="1A1A1A"/>
+          <w:sz w:val="21"/>
+          <w:szCs w:val="21"/>
+        </w:rPr>
+        <w:t xml:space="preserve">Восьмой шаг — не формальность и не подпись на бумажке. Это точка, после которой тема проекта не меняется. Запомните её, я вернусь к ней в конце.</w:t>
       </w:r>
     </w:p>
     <w:p>
@@ -2015,7 +2092,7 @@
           <w:sz w:val="22"/>
           <w:szCs w:val="22"/>
         </w:rPr>
-        <w:t xml:space="preserve">СЛАЙД 6  ·  </w:t>
+        <w:t xml:space="preserve">СЛАЙД 5  ·  </w:t>
       </w:r>
       <w:r>
         <w:rPr>
@@ -2026,370 +2103,93 @@
           <w:sz w:val="26"/>
           <w:szCs w:val="26"/>
         </w:rPr>
-        <w:t xml:space="preserve">Идея — ещё не проект</w:t>
-      </w:r>
-    </w:p>
-    <w:p>
-      <w:pPr>
-        <w:spacing w:after="130" w:before="0" w:line="288"/>
-      </w:pPr>
-      <w:r>
-        <w:rPr>
-          <w:rFonts w:ascii="Arial" w:cs="Arial" w:eastAsia="Arial" w:hAnsi="Arial"/>
-          <w:color w:val="1A1A1A"/>
-          <w:sz w:val="21"/>
-          <w:szCs w:val="21"/>
-        </w:rPr>
-        <w:t xml:space="preserve">Третья смежная проблема — зрелость идеи. Между «у нас есть идея» и «у нас есть проект» лежат две ступени, и обе вы прошли на прошлой паре, не зная их названий.</w:t>
-      </w:r>
-    </w:p>
-    <w:p>
-      <w:pPr>
-        <w:spacing w:after="130" w:before="0" w:line="288"/>
-      </w:pPr>
-      <w:r>
-        <w:rPr>
-          <w:rFonts w:ascii="Arial" w:cs="Arial" w:eastAsia="Arial" w:hAnsi="Arial"/>
-          <w:color w:val="1A1A1A"/>
-          <w:sz w:val="21"/>
-          <w:szCs w:val="21"/>
-        </w:rPr>
-        <w:t xml:space="preserve">Стадия первая — сырая идея. Есть предмет или намерение, больше ничего: ни адресата, ни числа, ни границы. Это ровно та фраза, с которой вы пришли двенадцатого сентября.</w:t>
-      </w:r>
-    </w:p>
-    <w:p>
-      <w:pPr>
-        <w:spacing w:after="130" w:before="0" w:line="288"/>
-      </w:pPr>
-      <w:r>
-        <w:rPr>
-          <w:rFonts w:ascii="Arial" w:cs="Arial" w:eastAsia="Arial" w:hAnsi="Arial"/>
-          <w:color w:val="1A1A1A"/>
-          <w:sz w:val="21"/>
-          <w:szCs w:val="21"/>
-        </w:rPr>
-        <w:t xml:space="preserve">Стадия вторая — проверенная проблема. Известно, у кого болит, как часто и как эту задачу решают сейчас. Оформляется ценностным предложением.</w:t>
-      </w:r>
-    </w:p>
-    <w:p>
-      <w:pPr>
-        <w:spacing w:after="130" w:before="0" w:line="288"/>
-      </w:pPr>
-      <w:r>
-        <w:rPr>
-          <w:rFonts w:ascii="Arial" w:cs="Arial" w:eastAsia="Arial" w:hAnsi="Arial"/>
-          <w:color w:val="1A1A1A"/>
-          <w:sz w:val="21"/>
-          <w:szCs w:val="21"/>
-        </w:rPr>
-        <w:t xml:space="preserve">Стадия третья — определённый результат. Известно, что будет предъявлено, чем измерено и к какой дате. Оформляется SMART-целью.</w:t>
-      </w:r>
-    </w:p>
-    <w:p>
-      <w:pPr>
-        <w:spacing w:after="130" w:before="0" w:line="288"/>
-      </w:pPr>
-      <w:r>
-        <w:rPr>
-          <w:rFonts w:ascii="Arial" w:cs="Arial" w:eastAsia="Arial" w:hAnsi="Arial"/>
-          <w:b/>
-          <w:bCs/>
-          <w:color w:val="1A1A1A"/>
-          <w:sz w:val="21"/>
-          <w:szCs w:val="21"/>
-        </w:rPr>
-        <w:t xml:space="preserve">И критерий зрелости, четыре пункта. Идея созрела до проекта, когда вы можете назвать: человека, который не вы и которому это нужно; число; дату; и то, чего вы делать НЕ будете.</w:t>
-      </w:r>
-    </w:p>
-    <w:p>
-      <w:pPr>
-        <w:spacing w:after="130" w:before="0" w:line="288"/>
-      </w:pPr>
-      <w:r>
-        <w:rPr>
-          <w:rFonts w:ascii="Arial" w:cs="Arial" w:eastAsia="Arial" w:hAnsi="Arial"/>
-          <w:color w:val="1A1A1A"/>
-          <w:sz w:val="21"/>
-          <w:szCs w:val="21"/>
-        </w:rPr>
-        <w:t xml:space="preserve">Последний пункт — границы объёма проекта. Про него забывают всегда, а именно он спасает семестр: без него проект растёт, пока не станет неподъёмным.</w:t>
-      </w:r>
-    </w:p>
-    <w:p>
-      <w:pPr>
-        <w:pBdr>
-          <w:bottom w:val="single" w:color="000000" w:sz="12" w:space="6"/>
-        </w:pBdr>
-        <w:spacing w:after="150" w:before="340"/>
-      </w:pPr>
-      <w:r>
-        <w:rPr>
-          <w:rFonts w:ascii="Arial" w:cs="Arial" w:eastAsia="Arial" w:hAnsi="Arial"/>
-          <w:b/>
-          <w:bCs/>
-          <w:color w:val="000000"/>
-          <w:sz w:val="22"/>
-          <w:szCs w:val="22"/>
-        </w:rPr>
-        <w:t xml:space="preserve">СЛАЙД 7  ·  </w:t>
-      </w:r>
-      <w:r>
-        <w:rPr>
-          <w:rFonts w:ascii="Arial" w:cs="Arial" w:eastAsia="Arial" w:hAnsi="Arial"/>
-          <w:b/>
-          <w:bCs/>
-          <w:color w:val="000000"/>
-          <w:sz w:val="26"/>
-          <w:szCs w:val="26"/>
-        </w:rPr>
-        <w:t xml:space="preserve">Ценностное предложение: зачем оно</w:t>
-      </w:r>
-    </w:p>
-    <w:p>
-      <w:pPr>
-        <w:spacing w:after="130" w:before="0" w:line="288"/>
-      </w:pPr>
-      <w:r>
-        <w:rPr>
-          <w:rFonts w:ascii="Arial" w:cs="Arial" w:eastAsia="Arial" w:hAnsi="Arial"/>
-          <w:color w:val="1A1A1A"/>
-          <w:sz w:val="21"/>
-          <w:szCs w:val="21"/>
-        </w:rPr>
-        <w:t xml:space="preserve">Определение на слайде вы записывали неделю назад, повторять не буду. Сегодня важнее другое — зачем это вообще нужно. У ценностного предложения три функции, и ни одна не декоративная.</w:t>
-      </w:r>
-    </w:p>
-    <w:p>
-      <w:pPr>
-        <w:spacing w:after="130" w:before="0" w:line="288"/>
-      </w:pPr>
-      <w:r>
-        <w:rPr>
-          <w:rFonts w:ascii="Arial" w:cs="Arial" w:eastAsia="Arial" w:hAnsi="Arial"/>
-          <w:color w:val="1A1A1A"/>
-          <w:sz w:val="21"/>
-          <w:szCs w:val="21"/>
-        </w:rPr>
-        <w:t xml:space="preserve">Первая — фильтр. Оно отсекает идеи, у которых нет адресата, до того как на них потрачен семестр. Ошибиться здесь стоит двадцать минут. Ошибиться в ноябре стоит семестра.</w:t>
-      </w:r>
-    </w:p>
-    <w:p>
-      <w:pPr>
-        <w:spacing w:after="130" w:before="0" w:line="288"/>
-      </w:pPr>
-      <w:r>
-        <w:rPr>
-          <w:rFonts w:ascii="Arial" w:cs="Arial" w:eastAsia="Arial" w:hAnsi="Arial"/>
-          <w:color w:val="1A1A1A"/>
-          <w:sz w:val="21"/>
-          <w:szCs w:val="21"/>
-        </w:rPr>
-        <w:t xml:space="preserve">Вторая — договор внутри команды. Когда четыре человека пишут одну фразу, выясняется, что каждый понимал проект по-своему. Пусть это выяснится сейчас, а не за неделю до защиты.</w:t>
-      </w:r>
-    </w:p>
-    <w:p>
-      <w:pPr>
-        <w:spacing w:after="130" w:before="0" w:line="288"/>
-      </w:pPr>
-      <w:r>
-        <w:rPr>
-          <w:rFonts w:ascii="Arial" w:cs="Arial" w:eastAsia="Arial" w:hAnsi="Arial"/>
-          <w:color w:val="1A1A1A"/>
-          <w:sz w:val="21"/>
-          <w:szCs w:val="21"/>
-        </w:rPr>
-        <w:t xml:space="preserve">Третья — аргумент вовне. Это первый абзац любой грантовой заявки и первый слайд любой питч-защиты. Комиссия слушает именно его, а не описание вашей схемы.</w:t>
-      </w:r>
-    </w:p>
-    <w:p>
-      <w:pPr>
-        <w:spacing w:after="130" w:before="0" w:line="288"/>
-      </w:pPr>
-      <w:r>
-        <w:rPr>
-          <w:rFonts w:ascii="Arial" w:cs="Arial" w:eastAsia="Arial" w:hAnsi="Arial"/>
-          <w:b/>
-          <w:bCs/>
-          <w:color w:val="1A1A1A"/>
-          <w:sz w:val="21"/>
-          <w:szCs w:val="21"/>
-        </w:rPr>
-        <w:t xml:space="preserve">И главное соотношение, которое надо запомнить: ценностное предложение отвечает на вопрос «почему этот проект стоит делать», SMART-цель отвечает на вопрос «что именно будет сделано». Порядок не переставляется. Цель, написанная раньше предложения, всегда оказывается целью не про то.</w:t>
-      </w:r>
-    </w:p>
-    <w:p>
-      <w:pPr>
-        <w:pBdr>
-          <w:bottom w:val="single" w:color="000000" w:sz="12" w:space="6"/>
-        </w:pBdr>
-        <w:spacing w:after="150" w:before="340"/>
-      </w:pPr>
-      <w:r>
-        <w:rPr>
-          <w:rFonts w:ascii="Arial" w:cs="Arial" w:eastAsia="Arial" w:hAnsi="Arial"/>
-          <w:b/>
-          <w:bCs/>
-          <w:color w:val="000000"/>
-          <w:sz w:val="22"/>
-          <w:szCs w:val="22"/>
-        </w:rPr>
-        <w:t xml:space="preserve">СЛАЙД 8  ·  </w:t>
-      </w:r>
-      <w:r>
-        <w:rPr>
-          <w:rFonts w:ascii="Arial" w:cs="Arial" w:eastAsia="Arial" w:hAnsi="Arial"/>
-          <w:b/>
-          <w:bCs/>
-          <w:color w:val="000000"/>
-          <w:sz w:val="26"/>
-          <w:szCs w:val="26"/>
-        </w:rPr>
-        <w:t xml:space="preserve">Четыре шага и три проверки</w:t>
-      </w:r>
-    </w:p>
-    <w:p>
-      <w:pPr>
-        <w:spacing w:after="130" w:before="0" w:line="288"/>
-      </w:pPr>
-      <w:r>
-        <w:rPr>
-          <w:rFonts w:ascii="Arial" w:cs="Arial" w:eastAsia="Arial" w:hAnsi="Arial"/>
-          <w:color w:val="1A1A1A"/>
-          <w:sz w:val="21"/>
-          <w:szCs w:val="21"/>
-        </w:rPr>
-        <w:t xml:space="preserve">Как формировать ценностное предложение грамотно. Четыре шага, и порядок в них имеет значение.</w:t>
-      </w:r>
-    </w:p>
-    <w:p>
-      <w:pPr>
-        <w:spacing w:after="130" w:before="0" w:line="288"/>
-      </w:pPr>
-      <w:r>
-        <w:rPr>
-          <w:rFonts w:ascii="Arial" w:cs="Arial" w:eastAsia="Arial" w:hAnsi="Arial"/>
-          <w:color w:val="1A1A1A"/>
-          <w:sz w:val="21"/>
-          <w:szCs w:val="21"/>
-        </w:rPr>
-        <w:t xml:space="preserve">Шаг первый — назвать носителя проблемы так, чтобы его можно было найти и спросить. Не «студенты», а такая группа, к которой вы физически можете подойти.</w:t>
-      </w:r>
-    </w:p>
-    <w:p>
-      <w:pPr>
-        <w:spacing w:after="130" w:before="0" w:line="288"/>
-      </w:pPr>
-      <w:r>
-        <w:rPr>
-          <w:rFonts w:ascii="Arial" w:cs="Arial" w:eastAsia="Arial" w:hAnsi="Arial"/>
-          <w:color w:val="1A1A1A"/>
-          <w:sz w:val="21"/>
-          <w:szCs w:val="21"/>
-        </w:rPr>
-        <w:t xml:space="preserve">Шаг второй — описать, как он решает эту задачу сейчас, и в чём измеряется потеря от такого способа. Время, деньги, испорченный результат, риск.</w:t>
-      </w:r>
-    </w:p>
-    <w:p>
-      <w:pPr>
-        <w:spacing w:after="130" w:before="0" w:line="288"/>
-      </w:pPr>
-      <w:r>
-        <w:rPr>
-          <w:rFonts w:ascii="Arial" w:cs="Arial" w:eastAsia="Arial" w:hAnsi="Arial"/>
-          <w:color w:val="1A1A1A"/>
-          <w:sz w:val="21"/>
-          <w:szCs w:val="21"/>
-        </w:rPr>
-        <w:t xml:space="preserve">Шаг третий — назвать результат предметом, а не намерением. Что появится на столе.</w:t>
-      </w:r>
-    </w:p>
-    <w:p>
-      <w:pPr>
-        <w:spacing w:after="130" w:before="0" w:line="288"/>
-      </w:pPr>
-      <w:r>
-        <w:rPr>
-          <w:rFonts w:ascii="Arial" w:cs="Arial" w:eastAsia="Arial" w:hAnsi="Arial"/>
-          <w:color w:val="1A1A1A"/>
-          <w:sz w:val="21"/>
-          <w:szCs w:val="21"/>
-        </w:rPr>
-        <w:t xml:space="preserve">Шаг четвёртый — назвать выгоду изменением, которое видно со стороны.</w:t>
-      </w:r>
-    </w:p>
-    <w:p>
-      <w:pPr>
-        <w:spacing w:after="130" w:before="0" w:line="288"/>
-      </w:pPr>
-      <w:r>
-        <w:rPr>
-          <w:rFonts w:ascii="Arial" w:cs="Arial" w:eastAsia="Arial" w:hAnsi="Arial"/>
-          <w:color w:val="1A1A1A"/>
-          <w:sz w:val="21"/>
-          <w:szCs w:val="21"/>
-        </w:rPr>
-        <w:t xml:space="preserve">Обратите внимание: выгода формулируется последней. Пока не названы адресат и текущий способ, выгоду сформулировать невозможно — получится «станет лучше».</w:t>
-      </w:r>
-    </w:p>
-    <w:p>
-      <w:pPr>
-        <w:spacing w:after="90" w:before="200"/>
-      </w:pPr>
-      <w:r>
-        <w:rPr>
-          <w:rFonts w:ascii="Arial" w:cs="Arial" w:eastAsia="Arial" w:hAnsi="Arial"/>
-          <w:b/>
-          <w:bCs/>
-          <w:color w:val="000000"/>
-          <w:sz w:val="21"/>
-          <w:szCs w:val="21"/>
-        </w:rPr>
-        <w:t xml:space="preserve">Три проверки — применяете сами, без меня</w:t>
-      </w:r>
-    </w:p>
-    <w:p>
-      <w:pPr>
-        <w:spacing w:after="80" w:line="276"/>
-        <w:ind w:left="300"/>
-      </w:pPr>
-      <w:r>
-        <w:rPr>
-          <w:rFonts w:ascii="Arial" w:cs="Arial" w:eastAsia="Arial" w:hAnsi="Arial"/>
-          <w:color w:val="1A1A1A"/>
-          <w:sz w:val="21"/>
-          <w:szCs w:val="21"/>
-        </w:rPr>
-        <w:t xml:space="preserve">— Подстановочная. Подставьте в своё предложение чужой проект. Подставился без правок — значит, вы ничего не сказали про свой.</w:t>
-      </w:r>
-    </w:p>
-    <w:p>
-      <w:pPr>
-        <w:spacing w:after="80" w:line="276"/>
-        <w:ind w:left="300"/>
-      </w:pPr>
-      <w:r>
-        <w:rPr>
-          <w:rFonts w:ascii="Arial" w:cs="Arial" w:eastAsia="Arial" w:hAnsi="Arial"/>
-          <w:color w:val="1A1A1A"/>
-          <w:sz w:val="21"/>
-          <w:szCs w:val="21"/>
-        </w:rPr>
-        <w:t xml:space="preserve">— Проверка «кроме вас». Назовите человека вне команды, которому результат нужен. Не можете назвать — возвращайтесь к первому шагу.</w:t>
-      </w:r>
-    </w:p>
-    <w:p>
-      <w:pPr>
-        <w:spacing w:after="80" w:line="276"/>
-        <w:ind w:left="300"/>
-      </w:pPr>
-      <w:r>
-        <w:rPr>
-          <w:rFonts w:ascii="Arial" w:cs="Arial" w:eastAsia="Arial" w:hAnsi="Arial"/>
-          <w:color w:val="1A1A1A"/>
-          <w:sz w:val="21"/>
-          <w:szCs w:val="21"/>
-        </w:rPr>
-        <w:t xml:space="preserve">— Проверка альтернативы. Если у вас написано «аналогов нет» — значит, вы не искали. Назовите хотя бы один текущий способ, пусть плохой.</w:t>
+        <w:t xml:space="preserve">Откуда берутся идеи: четыре источника</w:t>
+      </w:r>
+    </w:p>
+    <w:p>
+      <w:pPr>
+        <w:spacing w:after="130" w:before="0" w:line="288"/>
+      </w:pPr>
+      <w:r>
+        <w:rPr>
+          <w:rFonts w:ascii="Arial" w:cs="Arial" w:eastAsia="Arial" w:hAnsi="Arial"/>
+          <w:color w:val="1A1A1A"/>
+          <w:sz w:val="21"/>
+          <w:szCs w:val="21"/>
+        </w:rPr>
+        <w:t xml:space="preserve">Первая смежная проблема, о которой вас никто не предупреждал: откуда вообще берутся идеи. Их четыре типа, и они разного качества.</w:t>
+      </w:r>
+    </w:p>
+    <w:p>
+      <w:pPr>
+        <w:spacing w:after="130" w:before="0" w:line="288"/>
+      </w:pPr>
+      <w:r>
+        <w:rPr>
+          <w:rFonts w:ascii="Arial" w:cs="Arial" w:eastAsia="Arial" w:hAnsi="Arial"/>
+          <w:color w:val="1A1A1A"/>
+          <w:sz w:val="21"/>
+          <w:szCs w:val="21"/>
+        </w:rPr>
+        <w:t xml:space="preserve">Первый — личное наблюдение. «Я сам с этим столкнулся». Самый надёжный источник: вы знаете контекст изнутри и можете проверить догадку на себе.</w:t>
+      </w:r>
+    </w:p>
+    <w:p>
+      <w:pPr>
+        <w:spacing w:after="130" w:before="0" w:line="288"/>
+      </w:pPr>
+      <w:r>
+        <w:rPr>
+          <w:rFonts w:ascii="Arial" w:cs="Arial" w:eastAsia="Arial" w:hAnsi="Arial"/>
+          <w:color w:val="1A1A1A"/>
+          <w:sz w:val="21"/>
+          <w:szCs w:val="21"/>
+        </w:rPr>
+        <w:t xml:space="preserve">Второй — чужая жалоба. Вы услышали от кого-то. Тоже надёжно, но требует проверки: это единичный случай или так у многих. Проверяется одним вопросом: а у кого ещё так?</w:t>
+      </w:r>
+    </w:p>
+    <w:p>
+      <w:pPr>
+        <w:spacing w:after="130" w:before="0" w:line="288"/>
+      </w:pPr>
+      <w:r>
+        <w:rPr>
+          <w:rFonts w:ascii="Arial" w:cs="Arial" w:eastAsia="Arial" w:hAnsi="Arial"/>
+          <w:color w:val="1A1A1A"/>
+          <w:sz w:val="21"/>
+          <w:szCs w:val="21"/>
+        </w:rPr>
+        <w:t xml:space="preserve">Третий — технология в поиске применения. У нас есть прибор, метод, библиотека — ищем, где это пригодится. На технической кафедре это самый частый источник и одновременно самый опасный.</w:t>
+      </w:r>
+    </w:p>
+    <w:p>
+      <w:pPr>
+        <w:spacing w:after="130" w:before="0" w:line="288"/>
+      </w:pPr>
+      <w:r>
+        <w:rPr>
+          <w:rFonts w:ascii="Arial" w:cs="Arial" w:eastAsia="Arial" w:hAnsi="Arial"/>
+          <w:color w:val="1A1A1A"/>
+          <w:sz w:val="21"/>
+          <w:szCs w:val="21"/>
+        </w:rPr>
+        <w:t xml:space="preserve">Четвёртый — внешний запрос. Научный руководитель, предприятие, конкурс, «Обучение служением». Здесь проблема уже сформулирована не вами, и это скорее плюс.</w:t>
+      </w:r>
+    </w:p>
+    <w:p>
+      <w:pPr>
+        <w:spacing w:after="130" w:before="0" w:line="288"/>
+      </w:pPr>
+      <w:r>
+        <w:rPr>
+          <w:rFonts w:ascii="Arial" w:cs="Arial" w:eastAsia="Arial" w:hAnsi="Arial"/>
+          <w:b/>
+          <w:bCs/>
+          <w:color w:val="1A1A1A"/>
+          <w:sz w:val="21"/>
+          <w:szCs w:val="21"/>
+        </w:rPr>
+        <w:t xml:space="preserve">Теперь ловушка, в которую попадает третий источник. Она называется «решение в поиске проблемы». Вы начали с «давайте сделаем на микроконтроллере» или «давайте применим нейросеть», а не с того, что кому-то плохо. Признак ловушки простой: вы не можете назвать никого, кроме себя, кому результат нужен.</w:t>
       </w:r>
     </w:p>
     <w:p>
@@ -2406,7 +2206,7 @@
           <w:sz w:val="18"/>
           <w:szCs w:val="18"/>
         </w:rPr>
-        <w:t xml:space="preserve">→ Три проверки продиктовать под запись — они пригодятся им на каждой следующей паре.</w:t>
+        <w:t xml:space="preserve">→ Если в зале есть команда, у которой вектор А звучит как название технологии, — это её случай. Не называть команду вслух.</w:t>
       </w:r>
     </w:p>
     <w:p>
@@ -2425,7 +2225,564 @@
           <w:sz w:val="22"/>
           <w:szCs w:val="22"/>
         </w:rPr>
+        <w:t xml:space="preserve">СЛАЙД 6  ·  </w:t>
+      </w:r>
+      <w:r>
+        <w:rPr>
+          <w:rFonts w:ascii="Arial" w:cs="Arial" w:eastAsia="Arial" w:hAnsi="Arial"/>
+          <w:b/>
+          <w:bCs/>
+          <w:color w:val="000000"/>
+          <w:sz w:val="26"/>
+          <w:szCs w:val="26"/>
+        </w:rPr>
+        <w:t xml:space="preserve">Зачем было ДВА концепта</w:t>
+      </w:r>
+    </w:p>
+    <w:p>
+      <w:pPr>
+        <w:spacing w:after="130" w:before="0" w:line="288"/>
+      </w:pPr>
+      <w:r>
+        <w:rPr>
+          <w:rFonts w:ascii="Arial" w:cs="Arial" w:eastAsia="Arial" w:hAnsi="Arial"/>
+          <w:color w:val="1A1A1A"/>
+          <w:sz w:val="21"/>
+          <w:szCs w:val="21"/>
+        </w:rPr>
+        <w:t xml:space="preserve">Теперь механизм, который мы использовали, и который я вам тогда не объяснял. Он состоит из двух движений, и они не переставляются местами.</w:t>
+      </w:r>
+    </w:p>
+    <w:p>
+      <w:pPr>
+        <w:spacing w:after="130" w:before="0" w:line="288"/>
+      </w:pPr>
+      <w:r>
+        <w:rPr>
+          <w:rFonts w:ascii="Arial" w:cs="Arial" w:eastAsia="Arial" w:hAnsi="Arial"/>
+          <w:color w:val="1A1A1A"/>
+          <w:sz w:val="21"/>
+          <w:szCs w:val="21"/>
+        </w:rPr>
+        <w:t xml:space="preserve">Первое движение — дивергенция, расширение поля. Требование принести два концепта, технический и социальный, существует ровно для этого: чтобы вы не остановились на первой пришедшей мысли.</w:t>
+      </w:r>
+    </w:p>
+    <w:p>
+      <w:pPr>
+        <w:spacing w:after="130" w:before="0" w:line="288"/>
+      </w:pPr>
+      <w:r>
+        <w:rPr>
+          <w:rFonts w:ascii="Arial" w:cs="Arial" w:eastAsia="Arial" w:hAnsi="Arial"/>
+          <w:color w:val="1A1A1A"/>
+          <w:sz w:val="21"/>
+          <w:szCs w:val="21"/>
+        </w:rPr>
+        <w:t xml:space="preserve">Второе движение — конвергенция, сужение. Четыре критерия и шкала от нуля до двух — это сужение по правилу, а не по симпатии. Разница принципиальная: выбор по правилу можно объяснить другому человеку — научному руководителю, комиссии, грантовому фонду. Выбор по симпатии объяснить нельзя.</w:t>
+      </w:r>
+    </w:p>
+    <w:p>
+      <w:pPr>
+        <w:spacing w:after="90" w:before="200"/>
+      </w:pPr>
+      <w:r>
+        <w:rPr>
+          <w:rFonts w:ascii="Arial" w:cs="Arial" w:eastAsia="Arial" w:hAnsi="Arial"/>
+          <w:b/>
+          <w:bCs/>
+          <w:color w:val="000000"/>
+          <w:sz w:val="21"/>
+          <w:szCs w:val="21"/>
+        </w:rPr>
+        <w:t xml:space="preserve">Почему одного концепта мало — три причины</w:t>
+      </w:r>
+    </w:p>
+    <w:p>
+      <w:pPr>
+        <w:spacing w:after="80" w:line="276"/>
+        <w:ind w:left="300"/>
+      </w:pPr>
+      <w:r>
+        <w:rPr>
+          <w:rFonts w:ascii="Arial" w:cs="Arial" w:eastAsia="Arial" w:hAnsi="Arial"/>
+          <w:color w:val="1A1A1A"/>
+          <w:sz w:val="21"/>
+          <w:szCs w:val="21"/>
+        </w:rPr>
+        <w:t xml:space="preserve">— Не с чем сравнивать. Любой критерий в одиночку даёт ответ «ну, нормально». Критерий работает только на сравнении.</w:t>
+      </w:r>
+    </w:p>
+    <w:p>
+      <w:pPr>
+        <w:spacing w:after="80" w:line="276"/>
+        <w:ind w:left="300"/>
+      </w:pPr>
+      <w:r>
+        <w:rPr>
+          <w:rFonts w:ascii="Arial" w:cs="Arial" w:eastAsia="Arial" w:hAnsi="Arial"/>
+          <w:color w:val="1A1A1A"/>
+          <w:sz w:val="21"/>
+          <w:szCs w:val="21"/>
+        </w:rPr>
+        <w:t xml:space="preserve">— Привязанность к первой идее. Если идея одна, вы начинаете её защищать вместо того, чтобы проверять. Это происходит быстро и незаметно.</w:t>
+      </w:r>
+    </w:p>
+    <w:p>
+      <w:pPr>
+        <w:spacing w:after="80" w:line="276"/>
+        <w:ind w:left="300"/>
+      </w:pPr>
+      <w:r>
+        <w:rPr>
+          <w:rFonts w:ascii="Arial" w:cs="Arial" w:eastAsia="Arial" w:hAnsi="Arial"/>
+          <w:color w:val="1A1A1A"/>
+          <w:sz w:val="21"/>
+          <w:szCs w:val="21"/>
+        </w:rPr>
+        <w:t xml:space="preserve">— Нет запасного варианта. Если в ноябре проект упрётся, предъявить будет нечего.</w:t>
+      </w:r>
+    </w:p>
+    <w:p>
+      <w:pPr>
+        <w:spacing w:after="130" w:before="0" w:line="288"/>
+      </w:pPr>
+      <w:r>
+        <w:rPr>
+          <w:rFonts w:ascii="Arial" w:cs="Arial" w:eastAsia="Arial" w:hAnsi="Arial"/>
+          <w:color w:val="1A1A1A"/>
+          <w:sz w:val="21"/>
+          <w:szCs w:val="21"/>
+        </w:rPr>
+        <w:t xml:space="preserve">Поэтому проигравший концепт не выбрасывается. Он идёт в паспорт проекта как альтернатива — сегодня во второй половине вы его туда запишете.</w:t>
+      </w:r>
+    </w:p>
+    <w:p>
+      <w:pPr>
+        <w:pBdr>
+          <w:bottom w:val="single" w:color="000000" w:sz="12" w:space="6"/>
+        </w:pBdr>
+        <w:spacing w:after="150" w:before="340"/>
+      </w:pPr>
+      <w:r>
+        <w:rPr>
+          <w:rFonts w:ascii="Arial" w:cs="Arial" w:eastAsia="Arial" w:hAnsi="Arial"/>
+          <w:b/>
+          <w:bCs/>
+          <w:color w:val="000000"/>
+          <w:sz w:val="22"/>
+          <w:szCs w:val="22"/>
+        </w:rPr>
+        <w:t xml:space="preserve">СЛАЙД 7  ·  </w:t>
+      </w:r>
+      <w:r>
+        <w:rPr>
+          <w:rFonts w:ascii="Arial" w:cs="Arial" w:eastAsia="Arial" w:hAnsi="Arial"/>
+          <w:b/>
+          <w:bCs/>
+          <w:color w:val="000000"/>
+          <w:sz w:val="26"/>
+          <w:szCs w:val="26"/>
+        </w:rPr>
+        <w:t xml:space="preserve">Идея — ещё не проект</w:t>
+      </w:r>
+    </w:p>
+    <w:p>
+      <w:pPr>
+        <w:spacing w:after="130" w:before="0" w:line="288"/>
+      </w:pPr>
+      <w:r>
+        <w:rPr>
+          <w:rFonts w:ascii="Arial" w:cs="Arial" w:eastAsia="Arial" w:hAnsi="Arial"/>
+          <w:color w:val="1A1A1A"/>
+          <w:sz w:val="21"/>
+          <w:szCs w:val="21"/>
+        </w:rPr>
+        <w:t xml:space="preserve">Третья смежная проблема — зрелость идеи. Между «у нас есть идея» и «у нас есть проект» лежат две ступени, и обе вы прошли на прошлой паре, не зная их названий.</w:t>
+      </w:r>
+    </w:p>
+    <w:p>
+      <w:pPr>
+        <w:spacing w:after="130" w:before="0" w:line="288"/>
+      </w:pPr>
+      <w:r>
+        <w:rPr>
+          <w:rFonts w:ascii="Arial" w:cs="Arial" w:eastAsia="Arial" w:hAnsi="Arial"/>
+          <w:color w:val="1A1A1A"/>
+          <w:sz w:val="21"/>
+          <w:szCs w:val="21"/>
+        </w:rPr>
+        <w:t xml:space="preserve">Стадия первая — сырая идея. Есть предмет или намерение, больше ничего: ни адресата, ни числа, ни границы. Это ровно та фраза, с которой вы пришли двенадцатого сентября.</w:t>
+      </w:r>
+    </w:p>
+    <w:p>
+      <w:pPr>
+        <w:spacing w:after="130" w:before="0" w:line="288"/>
+      </w:pPr>
+      <w:r>
+        <w:rPr>
+          <w:rFonts w:ascii="Arial" w:cs="Arial" w:eastAsia="Arial" w:hAnsi="Arial"/>
+          <w:color w:val="1A1A1A"/>
+          <w:sz w:val="21"/>
+          <w:szCs w:val="21"/>
+        </w:rPr>
+        <w:t xml:space="preserve">Стадия вторая — проверенная проблема. Известно, у кого болит, как часто и как эту задачу решают сейчас. Оформляется ценностным предложением.</w:t>
+      </w:r>
+    </w:p>
+    <w:p>
+      <w:pPr>
+        <w:spacing w:after="130" w:before="0" w:line="288"/>
+      </w:pPr>
+      <w:r>
+        <w:rPr>
+          <w:rFonts w:ascii="Arial" w:cs="Arial" w:eastAsia="Arial" w:hAnsi="Arial"/>
+          <w:color w:val="1A1A1A"/>
+          <w:sz w:val="21"/>
+          <w:szCs w:val="21"/>
+        </w:rPr>
+        <w:t xml:space="preserve">Стадия третья — определённый результат. Известно, что будет предъявлено, чем измерено и к какой дате. Оформляется SMART-целью.</w:t>
+      </w:r>
+    </w:p>
+    <w:p>
+      <w:pPr>
+        <w:spacing w:after="130" w:before="0" w:line="288"/>
+      </w:pPr>
+      <w:r>
+        <w:rPr>
+          <w:rFonts w:ascii="Arial" w:cs="Arial" w:eastAsia="Arial" w:hAnsi="Arial"/>
+          <w:b/>
+          <w:bCs/>
+          <w:color w:val="1A1A1A"/>
+          <w:sz w:val="21"/>
+          <w:szCs w:val="21"/>
+        </w:rPr>
+        <w:t xml:space="preserve">И критерий зрелости, четыре пункта. Идея созрела до проекта, когда вы можете назвать: человека, который не вы и которому это нужно; число; дату; и то, чего вы делать НЕ будете.</w:t>
+      </w:r>
+    </w:p>
+    <w:p>
+      <w:pPr>
+        <w:spacing w:after="130" w:before="0" w:line="288"/>
+      </w:pPr>
+      <w:r>
+        <w:rPr>
+          <w:rFonts w:ascii="Arial" w:cs="Arial" w:eastAsia="Arial" w:hAnsi="Arial"/>
+          <w:color w:val="1A1A1A"/>
+          <w:sz w:val="21"/>
+          <w:szCs w:val="21"/>
+        </w:rPr>
+        <w:t xml:space="preserve">Последний пункт — границы объёма проекта. Про него забывают всегда, а именно он спасает семестр: без него проект растёт, пока не станет неподъёмным.</w:t>
+      </w:r>
+    </w:p>
+    <w:p>
+      <w:pPr>
+        <w:pBdr>
+          <w:bottom w:val="single" w:color="000000" w:sz="12" w:space="6"/>
+        </w:pBdr>
+        <w:spacing w:after="150" w:before="340"/>
+      </w:pPr>
+      <w:r>
+        <w:rPr>
+          <w:rFonts w:ascii="Arial" w:cs="Arial" w:eastAsia="Arial" w:hAnsi="Arial"/>
+          <w:b/>
+          <w:bCs/>
+          <w:color w:val="000000"/>
+          <w:sz w:val="22"/>
+          <w:szCs w:val="22"/>
+        </w:rPr>
+        <w:t xml:space="preserve">СЛАЙД 8  ·  </w:t>
+      </w:r>
+      <w:r>
+        <w:rPr>
+          <w:rFonts w:ascii="Arial" w:cs="Arial" w:eastAsia="Arial" w:hAnsi="Arial"/>
+          <w:b/>
+          <w:bCs/>
+          <w:color w:val="000000"/>
+          <w:sz w:val="26"/>
+          <w:szCs w:val="26"/>
+        </w:rPr>
+        <w:t xml:space="preserve">Ценностное предложение: зачем оно</w:t>
+      </w:r>
+    </w:p>
+    <w:p>
+      <w:pPr>
+        <w:spacing w:after="130" w:before="0" w:line="288"/>
+      </w:pPr>
+      <w:r>
+        <w:rPr>
+          <w:rFonts w:ascii="Arial" w:cs="Arial" w:eastAsia="Arial" w:hAnsi="Arial"/>
+          <w:color w:val="1A1A1A"/>
+          <w:sz w:val="21"/>
+          <w:szCs w:val="21"/>
+        </w:rPr>
+        <w:t xml:space="preserve">Определение на слайде вы записывали неделю назад, повторять не буду. Сегодня важнее другое — зачем это вообще нужно. У ценностного предложения три функции, и ни одна не декоративная.</w:t>
+      </w:r>
+    </w:p>
+    <w:p>
+      <w:pPr>
+        <w:spacing w:after="130" w:before="0" w:line="288"/>
+      </w:pPr>
+      <w:r>
+        <w:rPr>
+          <w:rFonts w:ascii="Arial" w:cs="Arial" w:eastAsia="Arial" w:hAnsi="Arial"/>
+          <w:color w:val="1A1A1A"/>
+          <w:sz w:val="21"/>
+          <w:szCs w:val="21"/>
+        </w:rPr>
+        <w:t xml:space="preserve">Первая — фильтр. Оно отсекает идеи, у которых нет адресата, до того как на них потрачен семестр. Ошибиться здесь стоит двадцать минут. Ошибиться в ноябре стоит семестра.</w:t>
+      </w:r>
+    </w:p>
+    <w:p>
+      <w:pPr>
+        <w:spacing w:after="130" w:before="0" w:line="288"/>
+      </w:pPr>
+      <w:r>
+        <w:rPr>
+          <w:rFonts w:ascii="Arial" w:cs="Arial" w:eastAsia="Arial" w:hAnsi="Arial"/>
+          <w:color w:val="1A1A1A"/>
+          <w:sz w:val="21"/>
+          <w:szCs w:val="21"/>
+        </w:rPr>
+        <w:t xml:space="preserve">Вторая — договор внутри команды. Когда четыре человека пишут одну фразу, выясняется, что каждый понимал проект по-своему. Пусть это выяснится сейчас, а не за неделю до защиты.</w:t>
+      </w:r>
+    </w:p>
+    <w:p>
+      <w:pPr>
+        <w:spacing w:after="130" w:before="0" w:line="288"/>
+      </w:pPr>
+      <w:r>
+        <w:rPr>
+          <w:rFonts w:ascii="Arial" w:cs="Arial" w:eastAsia="Arial" w:hAnsi="Arial"/>
+          <w:color w:val="1A1A1A"/>
+          <w:sz w:val="21"/>
+          <w:szCs w:val="21"/>
+        </w:rPr>
+        <w:t xml:space="preserve">Третья — аргумент вовне. Это первый абзац любой грантовой заявки и первый слайд любой питч-защиты. Комиссия слушает именно его, а не описание вашей схемы.</w:t>
+      </w:r>
+    </w:p>
+    <w:p>
+      <w:pPr>
+        <w:spacing w:after="130" w:before="0" w:line="288"/>
+      </w:pPr>
+      <w:r>
+        <w:rPr>
+          <w:rFonts w:ascii="Arial" w:cs="Arial" w:eastAsia="Arial" w:hAnsi="Arial"/>
+          <w:b/>
+          <w:bCs/>
+          <w:color w:val="1A1A1A"/>
+          <w:sz w:val="21"/>
+          <w:szCs w:val="21"/>
+        </w:rPr>
+        <w:t xml:space="preserve">И главное соотношение, которое надо запомнить: ценностное предложение отвечает на вопрос «почему этот проект стоит делать», SMART-цель отвечает на вопрос «что именно будет сделано». Порядок не переставляется. Цель, написанная раньше предложения, всегда оказывается целью не про то.</w:t>
+      </w:r>
+    </w:p>
+    <w:p>
+      <w:pPr>
+        <w:pBdr>
+          <w:bottom w:val="single" w:color="000000" w:sz="12" w:space="6"/>
+        </w:pBdr>
+        <w:spacing w:after="150" w:before="340"/>
+      </w:pPr>
+      <w:r>
+        <w:rPr>
+          <w:rFonts w:ascii="Arial" w:cs="Arial" w:eastAsia="Arial" w:hAnsi="Arial"/>
+          <w:b/>
+          <w:bCs/>
+          <w:color w:val="000000"/>
+          <w:sz w:val="22"/>
+          <w:szCs w:val="22"/>
+        </w:rPr>
         <w:t xml:space="preserve">СЛАЙД 9  ·  </w:t>
+      </w:r>
+      <w:r>
+        <w:rPr>
+          <w:rFonts w:ascii="Arial" w:cs="Arial" w:eastAsia="Arial" w:hAnsi="Arial"/>
+          <w:b/>
+          <w:bCs/>
+          <w:color w:val="000000"/>
+          <w:sz w:val="26"/>
+          <w:szCs w:val="26"/>
+        </w:rPr>
+        <w:t xml:space="preserve">Четыре шага и три проверки</w:t>
+      </w:r>
+    </w:p>
+    <w:p>
+      <w:pPr>
+        <w:spacing w:after="130" w:before="0" w:line="288"/>
+      </w:pPr>
+      <w:r>
+        <w:rPr>
+          <w:rFonts w:ascii="Arial" w:cs="Arial" w:eastAsia="Arial" w:hAnsi="Arial"/>
+          <w:color w:val="1A1A1A"/>
+          <w:sz w:val="21"/>
+          <w:szCs w:val="21"/>
+        </w:rPr>
+        <w:t xml:space="preserve">Как формировать ценностное предложение грамотно. Четыре шага, и порядок в них имеет значение.</w:t>
+      </w:r>
+    </w:p>
+    <w:p>
+      <w:pPr>
+        <w:spacing w:after="130" w:before="0" w:line="288"/>
+      </w:pPr>
+      <w:r>
+        <w:rPr>
+          <w:rFonts w:ascii="Arial" w:cs="Arial" w:eastAsia="Arial" w:hAnsi="Arial"/>
+          <w:color w:val="1A1A1A"/>
+          <w:sz w:val="21"/>
+          <w:szCs w:val="21"/>
+        </w:rPr>
+        <w:t xml:space="preserve">Шаг первый — назвать носителя проблемы так, чтобы его можно было найти и спросить. Не «студенты», а такая группа, к которой вы физически можете подойти.</w:t>
+      </w:r>
+    </w:p>
+    <w:p>
+      <w:pPr>
+        <w:spacing w:after="130" w:before="0" w:line="288"/>
+      </w:pPr>
+      <w:r>
+        <w:rPr>
+          <w:rFonts w:ascii="Arial" w:cs="Arial" w:eastAsia="Arial" w:hAnsi="Arial"/>
+          <w:color w:val="1A1A1A"/>
+          <w:sz w:val="21"/>
+          <w:szCs w:val="21"/>
+        </w:rPr>
+        <w:t xml:space="preserve">Шаг второй — описать, как он решает эту задачу сейчас, и в чём измеряется потеря от такого способа. Время, деньги, испорченный результат, риск.</w:t>
+      </w:r>
+    </w:p>
+    <w:p>
+      <w:pPr>
+        <w:spacing w:after="130" w:before="0" w:line="288"/>
+      </w:pPr>
+      <w:r>
+        <w:rPr>
+          <w:rFonts w:ascii="Arial" w:cs="Arial" w:eastAsia="Arial" w:hAnsi="Arial"/>
+          <w:color w:val="1A1A1A"/>
+          <w:sz w:val="21"/>
+          <w:szCs w:val="21"/>
+        </w:rPr>
+        <w:t xml:space="preserve">Шаг третий — назвать результат предметом, а не намерением. Что появится на столе.</w:t>
+      </w:r>
+    </w:p>
+    <w:p>
+      <w:pPr>
+        <w:spacing w:after="130" w:before="0" w:line="288"/>
+      </w:pPr>
+      <w:r>
+        <w:rPr>
+          <w:rFonts w:ascii="Arial" w:cs="Arial" w:eastAsia="Arial" w:hAnsi="Arial"/>
+          <w:color w:val="1A1A1A"/>
+          <w:sz w:val="21"/>
+          <w:szCs w:val="21"/>
+        </w:rPr>
+        <w:t xml:space="preserve">Шаг четвёртый — назвать выгоду изменением, которое видно со стороны.</w:t>
+      </w:r>
+    </w:p>
+    <w:p>
+      <w:pPr>
+        <w:spacing w:after="130" w:before="0" w:line="288"/>
+      </w:pPr>
+      <w:r>
+        <w:rPr>
+          <w:rFonts w:ascii="Arial" w:cs="Arial" w:eastAsia="Arial" w:hAnsi="Arial"/>
+          <w:color w:val="1A1A1A"/>
+          <w:sz w:val="21"/>
+          <w:szCs w:val="21"/>
+        </w:rPr>
+        <w:t xml:space="preserve">Обратите внимание: выгода формулируется последней. Пока не названы адресат и текущий способ, выгоду сформулировать невозможно — получится «станет лучше».</w:t>
+      </w:r>
+    </w:p>
+    <w:p>
+      <w:pPr>
+        <w:spacing w:after="90" w:before="200"/>
+      </w:pPr>
+      <w:r>
+        <w:rPr>
+          <w:rFonts w:ascii="Arial" w:cs="Arial" w:eastAsia="Arial" w:hAnsi="Arial"/>
+          <w:b/>
+          <w:bCs/>
+          <w:color w:val="000000"/>
+          <w:sz w:val="21"/>
+          <w:szCs w:val="21"/>
+        </w:rPr>
+        <w:t xml:space="preserve">Три проверки — применяете сами, без меня</w:t>
+      </w:r>
+    </w:p>
+    <w:p>
+      <w:pPr>
+        <w:spacing w:after="80" w:line="276"/>
+        <w:ind w:left="300"/>
+      </w:pPr>
+      <w:r>
+        <w:rPr>
+          <w:rFonts w:ascii="Arial" w:cs="Arial" w:eastAsia="Arial" w:hAnsi="Arial"/>
+          <w:color w:val="1A1A1A"/>
+          <w:sz w:val="21"/>
+          <w:szCs w:val="21"/>
+        </w:rPr>
+        <w:t xml:space="preserve">— Подстановочная. Подставьте в своё предложение чужой проект. Подставился без правок — значит, вы ничего не сказали про свой.</w:t>
+      </w:r>
+    </w:p>
+    <w:p>
+      <w:pPr>
+        <w:spacing w:after="80" w:line="276"/>
+        <w:ind w:left="300"/>
+      </w:pPr>
+      <w:r>
+        <w:rPr>
+          <w:rFonts w:ascii="Arial" w:cs="Arial" w:eastAsia="Arial" w:hAnsi="Arial"/>
+          <w:color w:val="1A1A1A"/>
+          <w:sz w:val="21"/>
+          <w:szCs w:val="21"/>
+        </w:rPr>
+        <w:t xml:space="preserve">— Проверка «кроме вас». Назовите человека вне команды, которому результат нужен. Не можете назвать — возвращайтесь к первому шагу.</w:t>
+      </w:r>
+    </w:p>
+    <w:p>
+      <w:pPr>
+        <w:spacing w:after="80" w:line="276"/>
+        <w:ind w:left="300"/>
+      </w:pPr>
+      <w:r>
+        <w:rPr>
+          <w:rFonts w:ascii="Arial" w:cs="Arial" w:eastAsia="Arial" w:hAnsi="Arial"/>
+          <w:color w:val="1A1A1A"/>
+          <w:sz w:val="21"/>
+          <w:szCs w:val="21"/>
+        </w:rPr>
+        <w:t xml:space="preserve">— Проверка альтернативы. Если у вас написано «аналогов нет» — значит, вы не искали. Назовите хотя бы один текущий способ, пусть плохой.</w:t>
+      </w:r>
+    </w:p>
+    <w:p>
+      <w:pPr>
+        <w:spacing w:after="120" w:before="60" w:line="264"/>
+        <w:ind w:left="200"/>
+      </w:pPr>
+      <w:r>
+        <w:rPr>
+          <w:rFonts w:ascii="Arial" w:cs="Arial" w:eastAsia="Arial" w:hAnsi="Arial"/>
+          <w:i/>
+          <w:iCs/>
+          <w:color w:val="6E6E6E"/>
+          <w:sz w:val="18"/>
+          <w:szCs w:val="18"/>
+        </w:rPr>
+        <w:t xml:space="preserve">→ Три проверки продиктовать под запись — они пригодятся им на каждой следующей паре.</w:t>
+      </w:r>
+    </w:p>
+    <w:p>
+      <w:pPr>
+        <w:pBdr>
+          <w:bottom w:val="single" w:color="000000" w:sz="12" w:space="6"/>
+        </w:pBdr>
+        <w:spacing w:after="150" w:before="340"/>
+      </w:pPr>
+      <w:r>
+        <w:rPr>
+          <w:rFonts w:ascii="Arial" w:cs="Arial" w:eastAsia="Arial" w:hAnsi="Arial"/>
+          <w:b/>
+          <w:bCs/>
+          <w:color w:val="000000"/>
+          <w:sz w:val="22"/>
+          <w:szCs w:val="22"/>
+        </w:rPr>
+        <w:t xml:space="preserve">СЛАЙД 10  ·  </w:t>
       </w:r>
       <w:r>
         <w:rPr>
@@ -2616,7 +2973,7 @@
           <w:sz w:val="22"/>
           <w:szCs w:val="22"/>
         </w:rPr>
-        <w:t xml:space="preserve">СЛАЙД 10  ·  </w:t>
+        <w:t xml:space="preserve">СЛАЙД 11  ·  </w:t>
       </w:r>
       <w:r>
         <w:rPr>
@@ -2718,7 +3075,7 @@
           <w:sz w:val="22"/>
           <w:szCs w:val="22"/>
         </w:rPr>
-        <w:t xml:space="preserve">СЛАЙД 11  ·  </w:t>
+        <w:t xml:space="preserve">СЛАЙД 12  ·  </w:t>
       </w:r>
       <w:r>
         <w:rPr>
@@ -2834,7 +3191,7 @@
           <w:sz w:val="22"/>
           <w:szCs w:val="22"/>
         </w:rPr>
-        <w:t xml:space="preserve">СЛАЙД 12  ·  </w:t>
+        <w:t xml:space="preserve">СЛАЙД 13  ·  </w:t>
       </w:r>
       <w:r>
         <w:rPr>
@@ -3039,7 +3396,7 @@
           <w:sz w:val="22"/>
           <w:szCs w:val="22"/>
         </w:rPr>
-        <w:t xml:space="preserve">СЛАЙД 13  ·  </w:t>
+        <w:t xml:space="preserve">СЛАЙД 14  ·  </w:t>
       </w:r>
       <w:r>
         <w:rPr>
@@ -3141,7 +3498,7 @@
           <w:sz w:val="22"/>
           <w:szCs w:val="22"/>
         </w:rPr>
-        <w:t xml:space="preserve">СЛАЙД 14  ·  </w:t>
+        <w:t xml:space="preserve">СЛАЙД 15  ·  </w:t>
       </w:r>
       <w:r>
         <w:rPr>
@@ -3265,7 +3622,7 @@
           <w:sz w:val="22"/>
           <w:szCs w:val="22"/>
         </w:rPr>
-        <w:t xml:space="preserve">СЛАЙД 15  ·  </w:t>
+        <w:t xml:space="preserve">СЛАЙД 16  ·  </w:t>
       </w:r>
       <w:r>
         <w:rPr>
@@ -3551,7 +3908,7 @@
                 <w:sz w:val="17"/>
                 <w:szCs w:val="17"/>
               </w:rPr>
-              <w:t xml:space="preserve">4 — источники идей</w:t>
+              <w:t xml:space="preserve">5 — источники идей</w:t>
             </w:r>
           </w:p>
         </w:tc>
@@ -3637,7 +3994,7 @@
                 <w:sz w:val="17"/>
                 <w:szCs w:val="17"/>
               </w:rPr>
-              <w:t xml:space="preserve">7 — зачем ЦП</w:t>
+              <w:t xml:space="preserve">8 — зачем ЦП</w:t>
             </w:r>
           </w:p>
         </w:tc>
@@ -3723,7 +4080,7 @@
                 <w:sz w:val="17"/>
                 <w:szCs w:val="17"/>
               </w:rPr>
-              <w:t xml:space="preserve">13 — масштаб</w:t>
+              <w:t xml:space="preserve">14 — масштаб</w:t>
             </w:r>
           </w:p>
         </w:tc>
@@ -3801,7 +4158,7 @@
           <w:sz w:val="19"/>
           <w:szCs w:val="19"/>
         </w:rPr>
-        <w:t xml:space="preserve">Между парами четыре часа. Если в 13:00 на остановке слайда 9 зал завис и три минуты не хватило — в 17:00 дайте четыре, сняв минуту со слайда 6.</w:t>
+        <w:t xml:space="preserve">Между парами четыре часа. Если в 13:00 на остановке слайда 10 зал завис и три минуты не хватило — в 17:00 дайте четыре, сняв минуту со слайда 7.</w:t>
       </w:r>
     </w:p>
     <w:sectPr>

--- a/zanyatiya/Zanyatie_03_Lekciya_Iniciaciya_Rech_po_slaydam.docx
+++ b/zanyatiya/Zanyatie_03_Lekciya_Iniciaciya_Rech_po_slaydam.docx
@@ -80,7 +80,7 @@
           <w:sz w:val="19"/>
           <w:szCs w:val="19"/>
         </w:rPr>
-        <w:t xml:space="preserve">Смысл занятия одной фразой: 12 сентября команды получили листы без единого определения и почти нигде не смогли их дозаполнить. Это было запланировано. Сегодня разбираем ровно те места, где работа встала, объясняем причину каждого затруднения — и отправляем переделывать оба листа заново.</w:t>
+        <w:t xml:space="preserve">Смысл занятия одной фразой: 12 сентября команды получили листы без единого определения и встретились со сложностями. Это было запланировано. Сегодня разбираем ровно эти места, объясняем причину каждой сложности — и отправляем домой делать ещё один подход к обоим листам.</w:t>
       </w:r>
     </w:p>
     <w:p>
@@ -98,7 +98,7 @@
           <w:sz w:val="19"/>
           <w:szCs w:val="19"/>
         </w:rPr>
-        <w:t xml:space="preserve">Ключевое отличие от обычной лекции: ни один термин не вводится «просто так». Каждый появляется как ответ на конкретное затруднение, которое зал испытал своими руками неделю назад. Если проговорить материал без этой привязки, занятие развалится в пересказ определений.</w:t>
+        <w:t xml:space="preserve">Ключевое отличие от обычной лекции: ни один термин не вводится «просто так». Каждый появляется как ответ на конкретную сложность, с которой зал столкнулся своими руками неделю назад. Если проговорить материал без этой привязки, занятие развалится в пересказ определений. Тон — спокойный: речь о нормальных рабочих сложностях, а не о том, что кто-то не справился.</w:t>
       </w:r>
     </w:p>
     <w:p>
@@ -312,7 +312,7 @@
                 <w:sz w:val="17"/>
                 <w:szCs w:val="17"/>
               </w:rPr>
-              <w:t xml:space="preserve">Рамка: не получилось — так и было задумано</w:t>
+              <w:t xml:space="preserve">Рамка: вы встретились со сложностями, так и было задумано</w:t>
             </w:r>
           </w:p>
         </w:tc>
@@ -400,7 +400,7 @@
                 <w:sz w:val="17"/>
                 <w:szCs w:val="17"/>
               </w:rPr>
-              <w:t xml:space="preserve">Продуктивное затруднение. Инвентаризация пяти затруднений</w:t>
+              <w:t xml:space="preserve">Продуктивное затруднение. Пять сложностей, общих для всех</w:t>
             </w:r>
           </w:p>
         </w:tc>
@@ -752,7 +752,7 @@
                 <w:sz w:val="17"/>
                 <w:szCs w:val="17"/>
               </w:rPr>
-              <w:t xml:space="preserve">Затруднения 1–3: адресат, альтернатива, выгода</w:t>
+              <w:t xml:space="preserve">Сложности 1–3: адресат, альтернатива, выгода</w:t>
             </w:r>
           </w:p>
         </w:tc>
@@ -1016,7 +1016,7 @@
                 <w:sz w:val="17"/>
                 <w:szCs w:val="17"/>
               </w:rPr>
-              <w:t xml:space="preserve">Затруднение 4: откуда число и дата</w:t>
+              <w:t xml:space="preserve">Сложность 4: откуда число и дата</w:t>
             </w:r>
           </w:p>
         </w:tc>
@@ -1368,7 +1368,7 @@
                 <w:sz w:val="17"/>
                 <w:szCs w:val="17"/>
               </w:rPr>
-              <w:t xml:space="preserve">Как переделывать листы. Резюме</w:t>
+              <w:t xml:space="preserve">Как делать второй подход. Резюме</w:t>
             </w:r>
           </w:p>
         </w:tc>
@@ -1477,7 +1477,7 @@
           <w:sz w:val="19"/>
           <w:szCs w:val="19"/>
         </w:rPr>
-        <w:t xml:space="preserve">Темп быстрый, около двух минут на слайд. Не сокращать слайды 10–12 и 15–16: именно в них разбираются затруднения, ради которых занятие и существует. Если время уходит — сжать слайды 7–8 и 19–20.</w:t>
+        <w:t xml:space="preserve">Темп быстрый, около двух минут на слайд. Не сокращать слайды 10–12 и 15–16: именно в них разбираются сложности, ради которых занятие и существует. Если время уходит — сжать слайды 7–8 и 19–20.</w:t>
       </w:r>
     </w:p>
     <w:p>
@@ -1521,21 +1521,21 @@
           <w:sz w:val="21"/>
           <w:szCs w:val="21"/>
         </w:rPr>
-        <w:t xml:space="preserve">Добрый день. Начну с признания, которое, надеюсь, вас обрадует: в прошлый раз почти ни у кого не получилось заполнить листы до конца. Я знаю. Так и было задумано.</w:t>
-      </w:r>
-    </w:p>
-    <w:p>
-      <w:pPr>
-        <w:spacing w:after="130" w:before="0" w:line="288"/>
-      </w:pPr>
-      <w:r>
-        <w:rPr>
-          <w:rFonts w:ascii="Arial" w:cs="Arial" w:eastAsia="Arial" w:hAnsi="Arial"/>
-          <w:color w:val="1A1A1A"/>
-          <w:sz w:val="21"/>
-          <w:szCs w:val="21"/>
-        </w:rPr>
-        <w:t xml:space="preserve">Сегодняшнее занятие — не новая тема. Это разбор ровно тех мест, где у вас встала работа неделю назад.</w:t>
+        <w:t xml:space="preserve">Добрый день. Начну с того, что, надеюсь, вас успокоит: в прошлый раз почти все где-то застряли — у кого-то строка не шла, у кого-то команда спорила. Я знаю. Так и было задумано.</w:t>
+      </w:r>
+    </w:p>
+    <w:p>
+      <w:pPr>
+        <w:spacing w:after="130" w:before="0" w:line="288"/>
+      </w:pPr>
+      <w:r>
+        <w:rPr>
+          <w:rFonts w:ascii="Arial" w:cs="Arial" w:eastAsia="Arial" w:hAnsi="Arial"/>
+          <w:color w:val="1A1A1A"/>
+          <w:sz w:val="21"/>
+          <w:szCs w:val="21"/>
+        </w:rPr>
+        <w:t xml:space="preserve">Сегодняшнее занятие — не новая тема. Это разбор ровно тех мест, где неделю назад было сложно. А дома вы сделаете ещё один подход, уже понимая, что пишете.</w:t>
       </w:r>
     </w:p>
     <w:p>
@@ -1579,7 +1579,7 @@
           <w:sz w:val="21"/>
           <w:szCs w:val="21"/>
         </w:rPr>
-        <w:t xml:space="preserve">Прежде чем начать — отсчёт. До фиксации темы неделя, до чекпоинта девять недель, до защиты четырнадцать. Ближайшая отметка, двадцать шестое сентября, изменилась: кроме паспорта и представления вы приносите туда переделанные листы. Что это значит — объясню в конце.</w:t>
+        <w:t xml:space="preserve">Прежде чем начать — отсчёт. До фиксации темы неделя, до чекпоинта девять недель, до защиты четырнадцать. Ближайшая отметка, двадцать шестое сентября, изменилась: кроме паспорта и представления вы приносите туда вторую версию листов. Что это значит — объясню в конце.</w:t>
       </w:r>
     </w:p>
     <w:p>
@@ -1609,7 +1609,7 @@
           <w:sz w:val="25"/>
           <w:szCs w:val="25"/>
         </w:rPr>
-        <w:t xml:space="preserve">В прошлый раз не получилось — так и было задумано</w:t>
+        <w:t xml:space="preserve">Вы встретились со сложностями — так и было задумано</w:t>
       </w:r>
     </w:p>
     <w:p>
@@ -1637,23 +1637,23 @@
           <w:sz w:val="21"/>
           <w:szCs w:val="21"/>
         </w:rPr>
-        <w:t xml:space="preserve">Результат закономерный: ни одна команда не заполнила оба листа без затруднений. Кто-то застрял на строке «для кого», кто-то написал «аналогов нет», кто-то не понял, какое число писать в букве M.</w:t>
-      </w:r>
-    </w:p>
-    <w:p>
-      <w:pPr>
-        <w:spacing w:after="130" w:before="0" w:line="288"/>
-      </w:pPr>
-      <w:r>
-        <w:rPr>
-          <w:rFonts w:ascii="Arial" w:cs="Arial" w:eastAsia="Arial" w:hAnsi="Arial"/>
-          <w:b/>
-          <w:bCs/>
-          <w:color w:val="1A1A1A"/>
-          <w:sz w:val="21"/>
-          <w:szCs w:val="21"/>
-        </w:rPr>
-        <w:t xml:space="preserve">Это был запланированный результат, и сейчас я объясню, зачем он был нужен.</w:t>
+        <w:t xml:space="preserve">Результат закономерный: почти в каждой команде часть строк вызвала спор или осталась пустой. Кто-то застрял на строке «для кого», кто-то написал «аналогов нет», кто-то не понял, какое число писать в букве M.</w:t>
+      </w:r>
+    </w:p>
+    <w:p>
+      <w:pPr>
+        <w:spacing w:after="130" w:before="0" w:line="288"/>
+      </w:pPr>
+      <w:r>
+        <w:rPr>
+          <w:rFonts w:ascii="Arial" w:cs="Arial" w:eastAsia="Arial" w:hAnsi="Arial"/>
+          <w:b/>
+          <w:bCs/>
+          <w:color w:val="1A1A1A"/>
+          <w:sz w:val="21"/>
+          <w:szCs w:val="21"/>
+        </w:rPr>
+        <w:t xml:space="preserve">Так и было задумано, и сейчас я объясню зачем.</w:t>
       </w:r>
     </w:p>
     <w:p>
@@ -1683,7 +1683,7 @@
           <w:sz w:val="25"/>
           <w:szCs w:val="25"/>
         </w:rPr>
-        <w:t xml:space="preserve">Почему затруднение шло раньше объяснения</w:t>
+        <w:t xml:space="preserve">Почему задание шло раньше объяснения</w:t>
       </w:r>
     </w:p>
     <w:p>
@@ -1711,7 +1711,7 @@
           <w:sz w:val="21"/>
           <w:szCs w:val="21"/>
         </w:rPr>
-        <w:t xml:space="preserve">Экспериментально показано, что при таком порядке объяснение усваивается глубже, чем при обратном. Именно потому, что первая попытка была неуспешной: вы уже знаете на собственном опыте, где именно тонко, и слушаете не отвлечённую теорию, а ответ на свой вопрос.</w:t>
+        <w:t xml:space="preserve">Экспериментально показано, что при таком порядке объяснение усваивается глубже, чем при обратном. Именно потому, что первая попытка далась тяжело: вы уже знаете на собственном опыте, где тонко, и слушаете не отвлечённую теорию, а ответ на свой вопрос.</w:t>
       </w:r>
     </w:p>
     <w:p>
@@ -1742,7 +1742,7 @@
           <w:sz w:val="21"/>
           <w:szCs w:val="21"/>
         </w:rPr>
-        <w:t xml:space="preserve">Практическое следствие: то, что у вас не получилось, — не ваша неудача. Это общий и заранее ожидавшийся результат. Сейчас перечислю, где именно у всех встало.</w:t>
+        <w:t xml:space="preserve">Практическое следствие: то, что было сложно, — не ваша недоработка. Это общий и заранее ожидавшийся результат. Сейчас перечислю, где именно было сложно у всех.</w:t>
       </w:r>
     </w:p>
     <w:p>
@@ -1772,7 +1772,7 @@
           <w:sz w:val="25"/>
           <w:szCs w:val="25"/>
         </w:rPr>
-        <w:t xml:space="preserve">Пять затруднений — общих для всех</w:t>
+        <w:t xml:space="preserve">Пять сложностей — общих для всех</w:t>
       </w:r>
     </w:p>
     <w:p>
@@ -1858,7 +1858,7 @@
           <w:sz w:val="21"/>
           <w:szCs w:val="21"/>
         </w:rPr>
-        <w:t xml:space="preserve">Каждое из этих затруднений сегодня разбирается отдельно, и у каждого есть своя причина — не невнимательность, а отсутствие конкретного различения. Правый столбец таблицы показывает, в каком вопросе что разбирается.</w:t>
+        <w:t xml:space="preserve">Каждая из этих сложностей сегодня разбирается отдельно, и у каждой есть своя причина — не невнимательность, а отсутствие конкретного различения. Правый столбец таблицы показывает, в каком вопросе что разбирается.</w:t>
       </w:r>
     </w:p>
     <w:p>
@@ -1875,7 +1875,7 @@
           <w:sz w:val="18"/>
           <w:szCs w:val="18"/>
         </w:rPr>
-        <w:t xml:space="preserve">→ Если зал оживился и узнаёт себя — это хорошо, так и должно быть. Отдельно можно спросить: «У кого было ещё что-то, чего в списке нет?» Записать на доске, вернуться в конце.</w:t>
+        <w:t xml:space="preserve">→ Если зал оживился и узнаёт себя — это хорошо, так и должно быть. Отдельно спросить: «У кого было ещё что-то, чего в списке нет?» Записать на доске, вернуться в конце.</w:t>
       </w:r>
     </w:p>
     <w:p>
@@ -1919,7 +1919,7 @@
           <w:sz w:val="21"/>
           <w:szCs w:val="21"/>
         </w:rPr>
-        <w:t xml:space="preserve">Шесть учебных вопросов. Первый — то, что мы сейчас сделали: замысел и список затруднений. Второй — карта фазы инициации: где на ней расположены ваши затруднения. Третий — ценностное предложение, он закрывает затруднения с первого по третье. Четвёртый — SMART, закрывает четвёртое. Пятый — масштаб проекта и то, почему тяжело отказаться от идеи. Шестой — как переделывать листы и что будет двадцать шестого сентября.</w:t>
+        <w:t xml:space="preserve">Шесть учебных вопросов. Первый — то, что мы сейчас сделали: замысел и список сложностей. Второй — карта фазы инициации: где на ней расположены ваши затруднения. Третий — ценностное предложение, он закрывает затруднения с первого по третье. Четвёртый — SMART, закрывает четвёртое. Пятый — масштаб проекта и то, почему тяжело отказаться от идеи. Шестой — как делать второй подход и что будет двадцать шестого сентября.</w:t>
       </w:r>
     </w:p>
     <w:p>
@@ -1977,23 +1977,23 @@
           <w:sz w:val="21"/>
           <w:szCs w:val="21"/>
         </w:rPr>
-        <w:t xml:space="preserve">Теперь самое важное на этом слайде — правый столбец. На практике вы выполняли шаги с первого по пятый. Шаг четвёртый — ценностное предложение: сюда попали затруднения один, два и три. Шаг пятый — цель по SMART: сюда попало затруднение четыре.</w:t>
-      </w:r>
-    </w:p>
-    <w:p>
-      <w:pPr>
-        <w:spacing w:after="130" w:before="0" w:line="288"/>
-      </w:pPr>
-      <w:r>
-        <w:rPr>
-          <w:rFonts w:ascii="Arial" w:cs="Arial" w:eastAsia="Arial" w:hAnsi="Arial"/>
-          <w:b/>
-          <w:bCs/>
-          <w:color w:val="1A1A1A"/>
-          <w:sz w:val="21"/>
-          <w:szCs w:val="21"/>
-        </w:rPr>
-        <w:t xml:space="preserve">То есть вы не «не поняли задание». Вы выполняли конкретные шаги стандартной процедуры инициации и упёрлись ровно там, где для этих шагов нужен теоретический аппарат, которого у вас не было.</w:t>
+        <w:t xml:space="preserve">Теперь самое важное на этом слайде — правый столбец. На практике вы выполняли шаги с первого по пятый. Шаг четвёртый — ценностное предложение: сюда попали сложности один, два и три. Шаг пятый — цель по SMART: сюда попала сложность четыре.</w:t>
+      </w:r>
+    </w:p>
+    <w:p>
+      <w:pPr>
+        <w:spacing w:after="130" w:before="0" w:line="288"/>
+      </w:pPr>
+      <w:r>
+        <w:rPr>
+          <w:rFonts w:ascii="Arial" w:cs="Arial" w:eastAsia="Arial" w:hAnsi="Arial"/>
+          <w:b/>
+          <w:bCs/>
+          <w:color w:val="1A1A1A"/>
+          <w:sz w:val="21"/>
+          <w:szCs w:val="21"/>
+        </w:rPr>
+        <w:t xml:space="preserve">То есть дело не в том, что задание было непонятно. Вы выполняли конкретные шаги стандартной процедуры инициации и дошли ровно до того места, где для этих шагов нужен теоретический аппарат, которого у вас ещё не было.</w:t>
       </w:r>
     </w:p>
     <w:p>
@@ -2112,7 +2112,7 @@
           <w:sz w:val="21"/>
           <w:szCs w:val="21"/>
         </w:rPr>
-        <w:t xml:space="preserve">Если так — дивергенции не было. Решение принято до сравнения, а критерии применены задним числом к уже выбранному варианту. Процедура при этом внешне выполнена, а того, ради чего она существует, не получено: вы не можете обосновать выбор перед третьим лицом, вы можете только сослаться на то, что вам так больше нравится. На защите это разница между «мы сравнили и вот почему» и «мы так решили».</w:t>
+        <w:t xml:space="preserve">Если так — дивергенции не было. Решение сложилось до сравнения, а критерии применились задним числом к уже выбранному варианту. Процедура внешне выполнена, а того, ради чего она существует, не получилось: обосновать выбор перед третьим лицом нечем, остаётся сослаться на то, что так больше нравится. На защите это разница между «мы сравнили, и вот почему» и «мы так решили».</w:t>
       </w:r>
     </w:p>
     <w:p>
@@ -2233,21 +2233,21 @@
           <w:sz w:val="25"/>
           <w:szCs w:val="25"/>
         </w:rPr>
-        <w:t xml:space="preserve">Затруднение 1: почему не удавалось сузить адресата</w:t>
-      </w:r>
-    </w:p>
-    <w:p>
-      <w:pPr>
-        <w:spacing w:after="130" w:before="0" w:line="288"/>
-      </w:pPr>
-      <w:r>
-        <w:rPr>
-          <w:rFonts w:ascii="Arial" w:cs="Arial" w:eastAsia="Arial" w:hAnsi="Arial"/>
-          <w:color w:val="1A1A1A"/>
-          <w:sz w:val="21"/>
-          <w:szCs w:val="21"/>
-        </w:rPr>
-        <w:t xml:space="preserve">Начну с того, чего здесь нет: это не ошибка невнимательности. «Для студентов» пишут не потому, что поленились подумать.</w:t>
+        <w:t xml:space="preserve">Сложность 1: почему сузить адресата было трудно</w:t>
+      </w:r>
+    </w:p>
+    <w:p>
+      <w:pPr>
+        <w:spacing w:after="130" w:before="0" w:line="288"/>
+      </w:pPr>
+      <w:r>
+        <w:rPr>
+          <w:rFonts w:ascii="Arial" w:cs="Arial" w:eastAsia="Arial" w:hAnsi="Arial"/>
+          <w:color w:val="1A1A1A"/>
+          <w:sz w:val="21"/>
+          <w:szCs w:val="21"/>
+        </w:rPr>
+        <w:t xml:space="preserve">Сразу скажу, чего здесь нет: это не невнимательность. «Для студентов» пишут не потому, что поленились подумать.</w:t>
       </w:r>
     </w:p>
     <w:p>
@@ -2321,21 +2321,21 @@
           <w:sz w:val="25"/>
           <w:szCs w:val="25"/>
         </w:rPr>
-        <w:t xml:space="preserve">Затруднение 2: почему казалось, что альтернативы нет</w:t>
-      </w:r>
-    </w:p>
-    <w:p>
-      <w:pPr>
-        <w:spacing w:after="130" w:before="0" w:line="288"/>
-      </w:pPr>
-      <w:r>
-        <w:rPr>
-          <w:rFonts w:ascii="Arial" w:cs="Arial" w:eastAsia="Arial" w:hAnsi="Arial"/>
-          <w:color w:val="1A1A1A"/>
-          <w:sz w:val="21"/>
-          <w:szCs w:val="21"/>
-        </w:rPr>
-        <w:t xml:space="preserve">Второе затруднение. Многие написали «аналогов нет», и я почти уверен, что искали вы при этом другой проект, другое устройство, конкурирующую разработку. Не нашли — написали, что нет.</w:t>
+        <w:t xml:space="preserve">Сложность 2: почему казалось, что альтернативы нет</w:t>
+      </w:r>
+    </w:p>
+    <w:p>
+      <w:pPr>
+        <w:spacing w:after="130" w:before="0" w:line="288"/>
+      </w:pPr>
+      <w:r>
+        <w:rPr>
+          <w:rFonts w:ascii="Arial" w:cs="Arial" w:eastAsia="Arial" w:hAnsi="Arial"/>
+          <w:color w:val="1A1A1A"/>
+          <w:sz w:val="21"/>
+          <w:szCs w:val="21"/>
+        </w:rPr>
+        <w:t xml:space="preserve">Вторая сложность. Многие написали «аналогов нет», и я почти уверен, что искали вы при этом другой проект, другое устройство, конкурирующую разработку. Не нашли — написали, что нет.</w:t>
       </w:r>
     </w:p>
     <w:p>
@@ -2395,21 +2395,21 @@
           <w:sz w:val="25"/>
           <w:szCs w:val="25"/>
         </w:rPr>
-        <w:t xml:space="preserve">Затруднение 3: почему выгоду нечем было измерить</w:t>
-      </w:r>
-    </w:p>
-    <w:p>
-      <w:pPr>
-        <w:spacing w:after="130" w:before="0" w:line="288"/>
-      </w:pPr>
-      <w:r>
-        <w:rPr>
-          <w:rFonts w:ascii="Arial" w:cs="Arial" w:eastAsia="Arial" w:hAnsi="Arial"/>
-          <w:color w:val="1A1A1A"/>
-          <w:sz w:val="21"/>
-          <w:szCs w:val="21"/>
-        </w:rPr>
-        <w:t xml:space="preserve">Третье затруднение — «станет удобнее». Оно возникает не от бедности словарного запаса, а от нарушенного порядка.</w:t>
+        <w:t xml:space="preserve">Сложность 3: почему выгоду было трудно измерить</w:t>
+      </w:r>
+    </w:p>
+    <w:p>
+      <w:pPr>
+        <w:spacing w:after="130" w:before="0" w:line="288"/>
+      </w:pPr>
+      <w:r>
+        <w:rPr>
+          <w:rFonts w:ascii="Arial" w:cs="Arial" w:eastAsia="Arial" w:hAnsi="Arial"/>
+          <w:color w:val="1A1A1A"/>
+          <w:sz w:val="21"/>
+          <w:szCs w:val="21"/>
+        </w:rPr>
+        <w:t xml:space="preserve">Третья сложность — «станет удобнее». Она возникает не от бедности словарного запаса, а от нарушенного порядка.</w:t>
       </w:r>
     </w:p>
     <w:p>
@@ -2439,7 +2439,7 @@
           <w:sz w:val="21"/>
           <w:szCs w:val="21"/>
         </w:rPr>
-        <w:t xml:space="preserve">Отсюда правило порядка заполнения листа, которое стоит записать: сначала адресат, потом альтернатива, потом предмет, и только в самом конце выгода. Если заполнять сверху вниз, как напечатано, вы неизбежно упрётесь в то, во что упёрлись.</w:t>
+        <w:t xml:space="preserve">Отсюда правило порядка заполнения листа, которое стоит записать: сначала адресат, потом альтернатива, потом предмет, и только в самом конце выгода. Если заполнять сверху вниз, как напечатано, то ровно в это и упираешься.</w:t>
       </w:r>
     </w:p>
     <w:p>
@@ -2500,7 +2500,7 @@
           <w:sz w:val="21"/>
           <w:szCs w:val="21"/>
         </w:rPr>
-        <w:t xml:space="preserve">И теперь пятое затруднение — ощущение формальности. Отвечаю прямо: ценностное предложение нужно для трёх вещей.</w:t>
+        <w:t xml:space="preserve">И теперь пятая сложность — ощущение формальности. Отвечаю прямо: ценностное предложение нужно для трёх вещей.</w:t>
       </w:r>
     </w:p>
     <w:p>
@@ -2677,7 +2677,7 @@
           <w:sz w:val="21"/>
           <w:szCs w:val="21"/>
         </w:rPr>
-        <w:t xml:space="preserve">Затруднение четыре, первая половина: непонятно, какое число писать.</w:t>
+        <w:t xml:space="preserve">Сложность четыре, первая половина: непонятно, какое число писать.</w:t>
       </w:r>
     </w:p>
     <w:p>
@@ -2751,7 +2751,7 @@
           <w:sz w:val="21"/>
           <w:szCs w:val="21"/>
         </w:rPr>
-        <w:t xml:space="preserve">Вторая половина того же затруднения: какую дату ставить.</w:t>
+        <w:t xml:space="preserve">Вторая половина той же сложности: какую дату ставить.</w:t>
       </w:r>
     </w:p>
     <w:p>
@@ -3002,7 +3002,7 @@
           <w:sz w:val="21"/>
           <w:szCs w:val="21"/>
         </w:rPr>
-        <w:t xml:space="preserve">Пятый учебный вопрос — два затруднения, которые не про формулировки, а про решение.</w:t>
+        <w:t xml:space="preserve">Пятый учебный вопрос — две сложности, которые не про формулировки, а про решение.</w:t>
       </w:r>
     </w:p>
     <w:p>
@@ -3253,37 +3253,37 @@
           <w:sz w:val="25"/>
           <w:szCs w:val="25"/>
         </w:rPr>
-        <w:t xml:space="preserve">Листы заполняются заново, а не правятся</w:t>
-      </w:r>
-    </w:p>
-    <w:p>
-      <w:pPr>
-        <w:spacing w:after="130" w:before="0" w:line="288"/>
-      </w:pPr>
-      <w:r>
-        <w:rPr>
-          <w:rFonts w:ascii="Arial" w:cs="Arial" w:eastAsia="Arial" w:hAnsi="Arial"/>
-          <w:color w:val="1A1A1A"/>
-          <w:sz w:val="21"/>
-          <w:szCs w:val="21"/>
-        </w:rPr>
-        <w:t xml:space="preserve">Теперь главное про домашнее задание. Я прошу вас не исправить листы, а заполнить их заново, с чистого бланка.</w:t>
-      </w:r>
-    </w:p>
-    <w:p>
-      <w:pPr>
-        <w:spacing w:after="130" w:before="0" w:line="288"/>
-      </w:pPr>
-      <w:r>
-        <w:rPr>
-          <w:rFonts w:ascii="Arial" w:cs="Arial" w:eastAsia="Arial" w:hAnsi="Arial"/>
-          <w:b/>
-          <w:bCs/>
-          <w:color w:val="1A1A1A"/>
-          <w:sz w:val="21"/>
-          <w:szCs w:val="21"/>
-        </w:rPr>
-        <w:t xml:space="preserve">Разница принципиальная. Когда вы правите готовый лист, вы сохраняете исходную логику и меняете отдельные слова: было «для студентов» — стало «для студентов первого курса». Когда вы берёте чистый бланк, вы строите рассуждение заново — и уже с аппаратом, которого неделю назад не было.</w:t>
+        <w:t xml:space="preserve">Ещё один подход, а не правка</w:t>
+      </w:r>
+    </w:p>
+    <w:p>
+      <w:pPr>
+        <w:spacing w:after="130" w:before="0" w:line="288"/>
+      </w:pPr>
+      <w:r>
+        <w:rPr>
+          <w:rFonts w:ascii="Arial" w:cs="Arial" w:eastAsia="Arial" w:hAnsi="Arial"/>
+          <w:color w:val="1A1A1A"/>
+          <w:sz w:val="21"/>
+          <w:szCs w:val="21"/>
+        </w:rPr>
+        <w:t xml:space="preserve">Теперь главное про домашнее задание. Я прошу не исправлять листы, а сделать к ним ещё один подход — с чистого бланка.</w:t>
+      </w:r>
+    </w:p>
+    <w:p>
+      <w:pPr>
+        <w:spacing w:after="130" w:before="0" w:line="288"/>
+      </w:pPr>
+      <w:r>
+        <w:rPr>
+          <w:rFonts w:ascii="Arial" w:cs="Arial" w:eastAsia="Arial" w:hAnsi="Arial"/>
+          <w:b/>
+          <w:bCs/>
+          <w:color w:val="1A1A1A"/>
+          <w:sz w:val="21"/>
+          <w:szCs w:val="21"/>
+        </w:rPr>
+        <w:t xml:space="preserve">Разница принципиальная. Когда правишь готовый лист, сохраняется исходная логика и меняются отдельные слова: было «для студентов» — стало «для студентов первого курса». Когда берёшь чистый бланк, рассуждение строится заново — и уже с аппаратом, которого неделю назад не было.</w:t>
       </w:r>
     </w:p>
     <w:p>
@@ -3355,7 +3355,7 @@
           <w:sz w:val="21"/>
           <w:szCs w:val="21"/>
         </w:rPr>
-        <w:t xml:space="preserve">Соберу вместе. Все ваши затруднения имеют общую природу, и ни одно из них не про невнимательность.</w:t>
+        <w:t xml:space="preserve">Соберу вместе. Все сложности, которые вам встретились, имеют общую природу, и ни одна из них не про невнимательность.</w:t>
       </w:r>
     </w:p>
     <w:p>
@@ -3385,7 +3385,7 @@
           <w:sz w:val="21"/>
           <w:szCs w:val="21"/>
         </w:rPr>
-        <w:t xml:space="preserve">Поэтому переделать листы — это не переписывание набело. Это самостоятельная содержательная работа, и она вам сейчас по силам, а неделю назад была не по силам.</w:t>
+        <w:t xml:space="preserve">Поэтому второй подход — это не переписывание набело. Это самостоятельная содержательная работа, и сейчас она вам по силам, а неделю назад была не по силам.</w:t>
       </w:r>
     </w:p>
     <w:p>
@@ -3505,7 +3505,7 @@
           <w:sz w:val="21"/>
           <w:szCs w:val="21"/>
         </w:rPr>
-        <w:t xml:space="preserve">— Лист один заново, с чистого бланка, в порядке: адресат, альтернатива, предмет, выгода.</w:t>
+        <w:t xml:space="preserve">— Второй подход к листу один — с чистого бланка, в порядке: адресат, альтернатива, предмет, выгода.</w:t>
       </w:r>
     </w:p>
     <w:p>
@@ -3520,7 +3520,7 @@
           <w:sz w:val="21"/>
           <w:szCs w:val="21"/>
         </w:rPr>
-        <w:t xml:space="preserve">— Лист два заново, на уровне цели проекта, с величиной, единицами и способом измерения для буквы M.</w:t>
+        <w:t xml:space="preserve">— Второй подход к листу два — на уровне цели проекта, с величиной, единицами и способом измерения для буквы M.</w:t>
       </w:r>
     </w:p>
     <w:p>
@@ -3566,7 +3566,7 @@
           <w:sz w:val="21"/>
           <w:szCs w:val="21"/>
         </w:rPr>
-        <w:t xml:space="preserve">И последнее: старые листы не выбрасывайте. Принесите оба — и старый, и новый. Сравнение с тем, что вы написали неделю назад, — это и есть доказательство, что занятие сработало.</w:t>
+        <w:t xml:space="preserve">И последнее: первые листы не выбрасывайте. Принесите оба — и первый, и второй. Сравнение с тем, что было написано неделю назад, — самое интересное, что будет двадцать шестого.</w:t>
       </w:r>
     </w:p>
     <w:p>
@@ -3755,7 +3755,7 @@
                 <w:sz w:val="17"/>
                 <w:szCs w:val="17"/>
               </w:rPr>
-              <w:t xml:space="preserve">5 — затруднения</w:t>
+              <w:t xml:space="preserve">5 — сложности</w:t>
             </w:r>
           </w:p>
         </w:tc>
@@ -3782,7 +3782,7 @@
                 <w:sz w:val="17"/>
                 <w:szCs w:val="17"/>
               </w:rPr>
-              <w:t xml:space="preserve">Подчеркнуть, что это норма: первый курс, первый проект. Снять ощущение провала</w:t>
+              <w:t xml:space="preserve">Подчеркнуть, что это норма: первый курс, первый проект</w:t>
             </w:r>
           </w:p>
         </w:tc>
@@ -3809,7 +3809,7 @@
                 <w:sz w:val="17"/>
                 <w:szCs w:val="17"/>
               </w:rPr>
-              <w:t xml:space="preserve">Можно добавить: те же затруднения возникают у заявителей на гранты, это не студенческая специфика</w:t>
+              <w:t xml:space="preserve">Можно добавить: те же сложности возникают у заявителей на гранты, это не студенческая специфика</w:t>
             </w:r>
           </w:p>
         </w:tc>
@@ -4002,7 +4002,7 @@
           <w:sz w:val="19"/>
           <w:szCs w:val="19"/>
         </w:rPr>
-        <w:t xml:space="preserve">Между парами четыре часа. Если в 13:00 зал не узнал себя в списке затруднений на слайде 5 — значит, список сформулирован слишком обобщённо; к 17:00 заменить формулировки на дословные цитаты из того, что реально было написано в листах 13:00.</w:t>
+        <w:t xml:space="preserve">Между парами четыре часа. Если в 13:00 зал не узнал себя в списке сложностей на слайде 5 — значит, список сформулирован слишком обобщённо; к 17:00 заменить формулировки на дословные цитаты из того, что реально было написано в листах 13:00.</w:t>
       </w:r>
     </w:p>
     <w:sectPr>

--- a/zanyatiya/Zanyatie_03_Lekciya_Iniciaciya_Rech_po_slaydam.docx
+++ b/zanyatiya/Zanyatie_03_Lekciya_Iniciaciya_Rech_po_slaydam.docx
@@ -46,7 +46,7 @@
           <w:sz w:val="18"/>
           <w:szCs w:val="18"/>
         </w:rPr>
-        <w:t xml:space="preserve">Суббота 19.09 · 1 курс 17:00 и 2 курс 13:00 · ауд. 31-04а · 45 минут · 25 слайдов</w:t>
+        <w:t xml:space="preserve">Суббота 19.09 · 1 курс 17:00 и 2 курс 13:00 · ауд. 31-04а · 45 минут · 21 слайд</w:t>
       </w:r>
     </w:p>
     <w:p>
@@ -257,7 +257,7 @@
                 <w:sz w:val="17"/>
                 <w:szCs w:val="17"/>
               </w:rPr>
-              <w:t xml:space="preserve">0–3</w:t>
+              <w:t xml:space="preserve">0–4</w:t>
             </w:r>
           </w:p>
         </w:tc>
@@ -312,7 +312,7 @@
                 <w:sz w:val="17"/>
                 <w:szCs w:val="17"/>
               </w:rPr>
-              <w:t xml:space="preserve">Рамка: вы встретились со сложностями, так и было задумано</w:t>
+              <w:t xml:space="preserve">Рамка: вы встретились со сложностями, так и было задумано. Продуктивное затруднение</w:t>
             </w:r>
           </w:p>
         </w:tc>
@@ -345,7 +345,7 @@
                 <w:sz w:val="17"/>
                 <w:szCs w:val="17"/>
               </w:rPr>
-              <w:t xml:space="preserve">3–6</w:t>
+              <w:t xml:space="preserve">4–7</w:t>
             </w:r>
           </w:p>
         </w:tc>
@@ -373,7 +373,7 @@
                 <w:sz w:val="17"/>
                 <w:szCs w:val="17"/>
               </w:rPr>
-              <w:t xml:space="preserve">4–5</w:t>
+              <w:t xml:space="preserve">4</w:t>
             </w:r>
           </w:p>
         </w:tc>
@@ -400,7 +400,7 @@
                 <w:sz w:val="17"/>
                 <w:szCs w:val="17"/>
               </w:rPr>
-              <w:t xml:space="preserve">Продуктивное затруднение. Пять сложностей, общих для всех</w:t>
+              <w:t xml:space="preserve">Пять сложностей — они же план занятия</w:t>
             </w:r>
           </w:p>
         </w:tc>
@@ -433,7 +433,7 @@
                 <w:sz w:val="17"/>
                 <w:szCs w:val="17"/>
               </w:rPr>
-              <w:t xml:space="preserve">6–7</w:t>
+              <w:t xml:space="preserve">7–12</w:t>
             </w:r>
           </w:p>
         </w:tc>
@@ -461,7 +461,7 @@
                 <w:sz w:val="17"/>
                 <w:szCs w:val="17"/>
               </w:rPr>
-              <w:t xml:space="preserve">6</w:t>
+              <w:t xml:space="preserve">5–6</w:t>
             </w:r>
           </w:p>
         </w:tc>
@@ -488,7 +488,7 @@
                 <w:sz w:val="17"/>
                 <w:szCs w:val="17"/>
               </w:rPr>
-              <w:t xml:space="preserve">План занятия</w:t>
+              <w:t xml:space="preserve">Карта инициации. Почему требовалось два концепта</w:t>
             </w:r>
           </w:p>
         </w:tc>
@@ -521,7 +521,7 @@
                 <w:sz w:val="17"/>
                 <w:szCs w:val="17"/>
               </w:rPr>
-              <w:t xml:space="preserve">7–12</w:t>
+              <w:t xml:space="preserve">12–14</w:t>
             </w:r>
           </w:p>
         </w:tc>
@@ -549,7 +549,7 @@
                 <w:sz w:val="17"/>
                 <w:szCs w:val="17"/>
               </w:rPr>
-              <w:t xml:space="preserve">7–8</w:t>
+              <w:t xml:space="preserve">7</w:t>
             </w:r>
           </w:p>
         </w:tc>
@@ -576,7 +576,7 @@
                 <w:sz w:val="17"/>
                 <w:szCs w:val="17"/>
               </w:rPr>
-              <w:t xml:space="preserve">Карта инициации. Почему требовалось два концепта</w:t>
+              <w:t xml:space="preserve">Ценностное предложение: определение</w:t>
             </w:r>
           </w:p>
         </w:tc>
@@ -609,7 +609,7 @@
                 <w:sz w:val="17"/>
                 <w:szCs w:val="17"/>
               </w:rPr>
-              <w:t xml:space="preserve">12–14</w:t>
+              <w:t xml:space="preserve">14–22</w:t>
             </w:r>
           </w:p>
         </w:tc>
@@ -637,7 +637,7 @@
                 <w:sz w:val="17"/>
                 <w:szCs w:val="17"/>
               </w:rPr>
-              <w:t xml:space="preserve">9</w:t>
+              <w:t xml:space="preserve">8–10</w:t>
             </w:r>
           </w:p>
         </w:tc>
@@ -664,7 +664,7 @@
                 <w:sz w:val="17"/>
                 <w:szCs w:val="17"/>
               </w:rPr>
-              <w:t xml:space="preserve">Ценностное предложение: определение</w:t>
+              <w:t xml:space="preserve">Сложности 1–3: адресат, альтернатива, выгода</w:t>
             </w:r>
           </w:p>
         </w:tc>
@@ -697,7 +697,7 @@
                 <w:sz w:val="17"/>
                 <w:szCs w:val="17"/>
               </w:rPr>
-              <w:t xml:space="preserve">14–22</w:t>
+              <w:t xml:space="preserve">22–24</w:t>
             </w:r>
           </w:p>
         </w:tc>
@@ -725,7 +725,7 @@
                 <w:sz w:val="17"/>
                 <w:szCs w:val="17"/>
               </w:rPr>
-              <w:t xml:space="preserve">10–12</w:t>
+              <w:t xml:space="preserve">11</w:t>
             </w:r>
           </w:p>
         </w:tc>
@@ -752,7 +752,7 @@
                 <w:sz w:val="17"/>
                 <w:szCs w:val="17"/>
               </w:rPr>
-              <w:t xml:space="preserve">Сложности 1–3: адресат, альтернатива, выгода</w:t>
+              <w:t xml:space="preserve">Зачем инструмент нужен</w:t>
             </w:r>
           </w:p>
         </w:tc>
@@ -785,7 +785,7 @@
                 <w:sz w:val="17"/>
                 <w:szCs w:val="17"/>
               </w:rPr>
-              <w:t xml:space="preserve">22–24</w:t>
+              <w:t xml:space="preserve">24–26</w:t>
             </w:r>
           </w:p>
         </w:tc>
@@ -813,7 +813,7 @@
                 <w:sz w:val="17"/>
                 <w:szCs w:val="17"/>
               </w:rPr>
-              <w:t xml:space="preserve">13</w:t>
+              <w:t xml:space="preserve">12</w:t>
             </w:r>
           </w:p>
         </w:tc>
@@ -840,7 +840,7 @@
                 <w:sz w:val="17"/>
                 <w:szCs w:val="17"/>
               </w:rPr>
-              <w:t xml:space="preserve">Зачем инструмент нужен</w:t>
+              <w:t xml:space="preserve">SMART: определение</w:t>
             </w:r>
           </w:p>
         </w:tc>
@@ -873,7 +873,7 @@
                 <w:sz w:val="17"/>
                 <w:szCs w:val="17"/>
               </w:rPr>
-              <w:t xml:space="preserve">24–26</w:t>
+              <w:t xml:space="preserve">26–32</w:t>
             </w:r>
           </w:p>
         </w:tc>
@@ -901,7 +901,7 @@
                 <w:sz w:val="17"/>
                 <w:szCs w:val="17"/>
               </w:rPr>
-              <w:t xml:space="preserve">14</w:t>
+              <w:t xml:space="preserve">13–14</w:t>
             </w:r>
           </w:p>
         </w:tc>
@@ -928,7 +928,7 @@
                 <w:sz w:val="17"/>
                 <w:szCs w:val="17"/>
               </w:rPr>
-              <w:t xml:space="preserve">SMART: определение</w:t>
+              <w:t xml:space="preserve">Сложность 4: откуда число и дата</w:t>
             </w:r>
           </w:p>
         </w:tc>
@@ -961,7 +961,7 @@
                 <w:sz w:val="17"/>
                 <w:szCs w:val="17"/>
               </w:rPr>
-              <w:t xml:space="preserve">26–32</w:t>
+              <w:t xml:space="preserve">32–35</w:t>
             </w:r>
           </w:p>
         </w:tc>
@@ -989,7 +989,7 @@
                 <w:sz w:val="17"/>
                 <w:szCs w:val="17"/>
               </w:rPr>
-              <w:t xml:space="preserve">15–16</w:t>
+              <w:t xml:space="preserve">15</w:t>
             </w:r>
           </w:p>
         </w:tc>
@@ -1016,7 +1016,7 @@
                 <w:sz w:val="17"/>
                 <w:szCs w:val="17"/>
               </w:rPr>
-              <w:t xml:space="preserve">Сложность 4: откуда число и дата</w:t>
+              <w:t xml:space="preserve">Три уровня результата и тест «цель или задача»</w:t>
             </w:r>
           </w:p>
         </w:tc>
@@ -1049,7 +1049,7 @@
                 <w:sz w:val="17"/>
                 <w:szCs w:val="17"/>
               </w:rPr>
-              <w:t xml:space="preserve">32–36</w:t>
+              <w:t xml:space="preserve">35–38</w:t>
             </w:r>
           </w:p>
         </w:tc>
@@ -1077,7 +1077,7 @@
                 <w:sz w:val="17"/>
                 <w:szCs w:val="17"/>
               </w:rPr>
-              <w:t xml:space="preserve">17–18</w:t>
+              <w:t xml:space="preserve">16</w:t>
             </w:r>
           </w:p>
         </w:tc>
@@ -1104,7 +1104,7 @@
                 <w:sz w:val="17"/>
                 <w:szCs w:val="17"/>
               </w:rPr>
-              <w:t xml:space="preserve">Три уровня результата. Тест «цель или задача»</w:t>
+              <w:t xml:space="preserve">Масштаб проекта и эскалация обязательств</w:t>
             </w:r>
           </w:p>
         </w:tc>
@@ -1137,7 +1137,7 @@
                 <w:sz w:val="17"/>
                 <w:szCs w:val="17"/>
               </w:rPr>
-              <w:t xml:space="preserve">36–39</w:t>
+              <w:t xml:space="preserve">38–40</w:t>
             </w:r>
           </w:p>
         </w:tc>
@@ -1165,7 +1165,7 @@
                 <w:sz w:val="17"/>
                 <w:szCs w:val="17"/>
               </w:rPr>
-              <w:t xml:space="preserve">19–20</w:t>
+              <w:t xml:space="preserve">17</w:t>
             </w:r>
           </w:p>
         </w:tc>
@@ -1192,7 +1192,7 @@
                 <w:sz w:val="17"/>
                 <w:szCs w:val="17"/>
               </w:rPr>
-              <w:t xml:space="preserve">Масштаб проекта. Эскалация обязательств</w:t>
+              <w:t xml:space="preserve">Окно замены темы</w:t>
             </w:r>
           </w:p>
         </w:tc>
@@ -1225,7 +1225,7 @@
                 <w:sz w:val="17"/>
                 <w:szCs w:val="17"/>
               </w:rPr>
-              <w:t xml:space="preserve">39–41</w:t>
+              <w:t xml:space="preserve">40–43</w:t>
             </w:r>
           </w:p>
         </w:tc>
@@ -1253,7 +1253,7 @@
                 <w:sz w:val="17"/>
                 <w:szCs w:val="17"/>
               </w:rPr>
-              <w:t xml:space="preserve">21</w:t>
+              <w:t xml:space="preserve">18–19</w:t>
             </w:r>
           </w:p>
         </w:tc>
@@ -1280,7 +1280,7 @@
                 <w:sz w:val="17"/>
                 <w:szCs w:val="17"/>
               </w:rPr>
-              <w:t xml:space="preserve">Окно замены темы</w:t>
+              <w:t xml:space="preserve">Как делать второй подход. Резюме</w:t>
             </w:r>
           </w:p>
         </w:tc>
@@ -1313,7 +1313,7 @@
                 <w:sz w:val="17"/>
                 <w:szCs w:val="17"/>
               </w:rPr>
-              <w:t xml:space="preserve">41–43</w:t>
+              <w:t xml:space="preserve">43–45</w:t>
             </w:r>
           </w:p>
         </w:tc>
@@ -1341,7 +1341,7 @@
                 <w:sz w:val="17"/>
                 <w:szCs w:val="17"/>
               </w:rPr>
-              <w:t xml:space="preserve">22–23</w:t>
+              <w:t xml:space="preserve">20–21</w:t>
             </w:r>
           </w:p>
         </w:tc>
@@ -1349,94 +1349,6 @@
           <w:tcPr>
             <w:tcW w:type="pct" w:w="80%"/>
             <w:shd w:fill="FFFFFF" w:val="clear"/>
-            <w:tcMar>
-              <w:top w:type="dxa" w:w="85"/>
-              <w:left w:type="dxa" w:w="110"/>
-              <w:bottom w:type="dxa" w:w="85"/>
-              <w:right w:type="dxa" w:w="110"/>
-            </w:tcMar>
-            <w:vAlign w:val="center"/>
-          </w:tcPr>
-          <w:p>
-            <w:pPr>
-              <w:spacing w:after="0" w:line="264"/>
-            </w:pPr>
-            <w:r>
-              <w:rPr>
-                <w:rFonts w:ascii="Arial" w:cs="Arial" w:eastAsia="Arial" w:hAnsi="Arial"/>
-                <w:color w:val="1A1A1A"/>
-                <w:sz w:val="17"/>
-                <w:szCs w:val="17"/>
-              </w:rPr>
-              <w:t xml:space="preserve">Как делать второй подход. Резюме</w:t>
-            </w:r>
-          </w:p>
-        </w:tc>
-      </w:tr>
-      <w:tr>
-        <w:trPr>
-          <w:trHeight w:val="0" w:hRule="atLeast"/>
-        </w:trPr>
-        <w:tc>
-          <w:tcPr>
-            <w:tcW w:type="pct" w:w="10%"/>
-            <w:shd w:fill="F2F2F2" w:val="clear"/>
-            <w:tcMar>
-              <w:top w:type="dxa" w:w="85"/>
-              <w:left w:type="dxa" w:w="110"/>
-              <w:bottom w:type="dxa" w:w="85"/>
-              <w:right w:type="dxa" w:w="110"/>
-            </w:tcMar>
-            <w:vAlign w:val="center"/>
-          </w:tcPr>
-          <w:p>
-            <w:pPr>
-              <w:spacing w:after="0" w:line="264"/>
-              <w:jc w:val="center"/>
-            </w:pPr>
-            <w:r>
-              <w:rPr>
-                <w:rFonts w:ascii="Arial" w:cs="Arial" w:eastAsia="Arial" w:hAnsi="Arial"/>
-                <w:color w:val="1A1A1A"/>
-                <w:sz w:val="17"/>
-                <w:szCs w:val="17"/>
-              </w:rPr>
-              <w:t xml:space="preserve">43–45</w:t>
-            </w:r>
-          </w:p>
-        </w:tc>
-        <w:tc>
-          <w:tcPr>
-            <w:tcW w:type="pct" w:w="10%"/>
-            <w:shd w:fill="F2F2F2" w:val="clear"/>
-            <w:tcMar>
-              <w:top w:type="dxa" w:w="85"/>
-              <w:left w:type="dxa" w:w="110"/>
-              <w:bottom w:type="dxa" w:w="85"/>
-              <w:right w:type="dxa" w:w="110"/>
-            </w:tcMar>
-            <w:vAlign w:val="center"/>
-          </w:tcPr>
-          <w:p>
-            <w:pPr>
-              <w:spacing w:after="0" w:line="264"/>
-              <w:jc w:val="center"/>
-            </w:pPr>
-            <w:r>
-              <w:rPr>
-                <w:rFonts w:ascii="Arial" w:cs="Arial" w:eastAsia="Arial" w:hAnsi="Arial"/>
-                <w:color w:val="1A1A1A"/>
-                <w:sz w:val="17"/>
-                <w:szCs w:val="17"/>
-              </w:rPr>
-              <w:t xml:space="preserve">24–25</w:t>
-            </w:r>
-          </w:p>
-        </w:tc>
-        <w:tc>
-          <w:tcPr>
-            <w:tcW w:type="pct" w:w="80%"/>
-            <w:shd w:fill="F2F2F2" w:val="clear"/>
             <w:tcMar>
               <w:top w:type="dxa" w:w="85"/>
               <w:left w:type="dxa" w:w="110"/>
@@ -1477,7 +1389,7 @@
           <w:sz w:val="19"/>
           <w:szCs w:val="19"/>
         </w:rPr>
-        <w:t xml:space="preserve">Темп быстрый, около двух минут на слайд. Не сокращать слайды 10–12 и 15–16: именно в них разбираются сложности, ради которых занятие и существует. Если время уходит — сжать слайды 7–8 и 19–20.</w:t>
+        <w:t xml:space="preserve">Темп быстрый, около двух минут на слайд. Не сокращать слайды 8–10 и 13–14: именно в них разбираются сложности, ради которых занятие и существует. Если время уходит — сжать слайды 5–6 и 16.</w:t>
       </w:r>
     </w:p>
     <w:p>
@@ -1654,36 +1566,6 @@
           <w:szCs w:val="21"/>
         </w:rPr>
         <w:t xml:space="preserve">Так и было задумано, и сейчас я объясню зачем.</w:t>
-      </w:r>
-    </w:p>
-    <w:p>
-      <w:pPr>
-        <w:pBdr>
-          <w:bottom w:val="single" w:color="005AAA" w:sz="12" w:space="6"/>
-        </w:pBdr>
-        <w:spacing w:after="140" w:before="320"/>
-      </w:pPr>
-      <w:r>
-        <w:rPr>
-          <w:rFonts w:ascii="Arial" w:cs="Arial" w:eastAsia="Arial" w:hAnsi="Arial"/>
-          <w:b/>
-          <w:bCs/>
-          <w:color w:val="005AAA"/>
-          <w:sz w:val="22"/>
-          <w:szCs w:val="22"/>
-        </w:rPr>
-        <w:t xml:space="preserve">СЛАЙД 4  ·  </w:t>
-      </w:r>
-      <w:r>
-        <w:rPr>
-          <w:rFonts w:ascii="Arial" w:cs="Arial" w:eastAsia="Arial" w:hAnsi="Arial"/>
-          <w:b/>
-          <w:bCs/>
-          <w:color w:val="000000"/>
-          <w:sz w:val="25"/>
-          <w:szCs w:val="25"/>
-        </w:rPr>
-        <w:t xml:space="preserve">Почему задание шло раньше объяснения</w:t>
       </w:r>
     </w:p>
     <w:p>
@@ -1761,7 +1643,7 @@
           <w:sz w:val="22"/>
           <w:szCs w:val="22"/>
         </w:rPr>
-        <w:t xml:space="preserve">СЛАЙД 5  ·  </w:t>
+        <w:t xml:space="preserve">СЛАЙД 4  ·  </w:t>
       </w:r>
       <w:r>
         <w:rPr>
@@ -1894,7 +1776,7 @@
           <w:sz w:val="22"/>
           <w:szCs w:val="22"/>
         </w:rPr>
-        <w:t xml:space="preserve">СЛАЙД 6  ·  </w:t>
+        <w:t xml:space="preserve">СЛАЙД 5  ·  </w:t>
       </w:r>
       <w:r>
         <w:rPr>
@@ -1905,21 +1787,65 @@
           <w:sz w:val="25"/>
           <w:szCs w:val="25"/>
         </w:rPr>
-        <w:t xml:space="preserve">План занятия</w:t>
-      </w:r>
-    </w:p>
-    <w:p>
-      <w:pPr>
-        <w:spacing w:after="130" w:before="0" w:line="288"/>
-      </w:pPr>
-      <w:r>
-        <w:rPr>
-          <w:rFonts w:ascii="Arial" w:cs="Arial" w:eastAsia="Arial" w:hAnsi="Arial"/>
-          <w:color w:val="1A1A1A"/>
-          <w:sz w:val="21"/>
-          <w:szCs w:val="21"/>
-        </w:rPr>
-        <w:t xml:space="preserve">Шесть учебных вопросов. Первый — то, что мы сейчас сделали: замысел и список сложностей. Второй — карта фазы инициации: где на ней расположены ваши затруднения. Третий — ценностное предложение, он закрывает затруднения с первого по третье. Четвёртый — SMART, закрывает четвёртое. Пятый — масштаб проекта и то, почему тяжело отказаться от идеи. Шестой — как делать второй подход и что будет двадцать шестого сентября.</w:t>
+        <w:t xml:space="preserve">Фаза инициации: восемь шагов</w:t>
+      </w:r>
+    </w:p>
+    <w:p>
+      <w:pPr>
+        <w:spacing w:after="130" w:before="0" w:line="288"/>
+      </w:pPr>
+      <w:r>
+        <w:rPr>
+          <w:rFonts w:ascii="Arial" w:cs="Arial" w:eastAsia="Arial" w:hAnsi="Arial"/>
+          <w:color w:val="1A1A1A"/>
+          <w:sz w:val="21"/>
+          <w:szCs w:val="21"/>
+        </w:rPr>
+        <w:t xml:space="preserve">На вводной лекции я показывал пять фаз жизненного цикла проекта — это модель PMBOK, свода знаний по управлению проектами. Первая фаза, инициация, разворачивается в восемь шагов, они на экране.</w:t>
+      </w:r>
+    </w:p>
+    <w:p>
+      <w:pPr>
+        <w:spacing w:after="130" w:before="0" w:line="288"/>
+      </w:pPr>
+      <w:r>
+        <w:rPr>
+          <w:rFonts w:ascii="Arial" w:cs="Arial" w:eastAsia="Arial" w:hAnsi="Arial"/>
+          <w:color w:val="1A1A1A"/>
+          <w:sz w:val="21"/>
+          <w:szCs w:val="21"/>
+        </w:rPr>
+        <w:t xml:space="preserve">Теперь самое важное на этом слайде — правый столбец. На практике вы выполняли шаги с первого по пятый. Шаг четвёртый — ценностное предложение: сюда попали сложности один, два и три. Шаг пятый — цель по SMART: сюда попала сложность четыре.</w:t>
+      </w:r>
+    </w:p>
+    <w:p>
+      <w:pPr>
+        <w:spacing w:after="130" w:before="0" w:line="288"/>
+      </w:pPr>
+      <w:r>
+        <w:rPr>
+          <w:rFonts w:ascii="Arial" w:cs="Arial" w:eastAsia="Arial" w:hAnsi="Arial"/>
+          <w:b/>
+          <w:bCs/>
+          <w:color w:val="1A1A1A"/>
+          <w:sz w:val="21"/>
+          <w:szCs w:val="21"/>
+        </w:rPr>
+        <w:t xml:space="preserve">То есть дело не в том, что задание было непонятно. Вы выполняли конкретные шаги стандартной процедуры инициации и дошли ровно до того места, где для этих шагов нужен теоретический аппарат, которого у вас ещё не было.</w:t>
+      </w:r>
+    </w:p>
+    <w:p>
+      <w:pPr>
+        <w:spacing w:after="130" w:before="0" w:line="288"/>
+      </w:pPr>
+      <w:r>
+        <w:rPr>
+          <w:rFonts w:ascii="Arial" w:cs="Arial" w:eastAsia="Arial" w:hAnsi="Arial"/>
+          <w:color w:val="1A1A1A"/>
+          <w:sz w:val="21"/>
+          <w:szCs w:val="21"/>
+        </w:rPr>
+        <w:t xml:space="preserve">Шестой и седьмой шаги — стейкхолдеры и паспорт проекта: паспорт делаем сегодня, во второй половине пары, стейкхолдеров двадцать шестого. Восьмой шаг, решение «идём или не идём», — тоже двадцать шестого.</w:t>
       </w:r>
     </w:p>
     <w:p>
@@ -1938,95 +1864,7 @@
           <w:sz w:val="22"/>
           <w:szCs w:val="22"/>
         </w:rPr>
-        <w:t xml:space="preserve">СЛАЙД 7  ·  </w:t>
-      </w:r>
-      <w:r>
-        <w:rPr>
-          <w:rFonts w:ascii="Arial" w:cs="Arial" w:eastAsia="Arial" w:hAnsi="Arial"/>
-          <w:b/>
-          <w:bCs/>
-          <w:color w:val="000000"/>
-          <w:sz w:val="25"/>
-          <w:szCs w:val="25"/>
-        </w:rPr>
-        <w:t xml:space="preserve">Фаза инициации: восемь шагов</w:t>
-      </w:r>
-    </w:p>
-    <w:p>
-      <w:pPr>
-        <w:spacing w:after="130" w:before="0" w:line="288"/>
-      </w:pPr>
-      <w:r>
-        <w:rPr>
-          <w:rFonts w:ascii="Arial" w:cs="Arial" w:eastAsia="Arial" w:hAnsi="Arial"/>
-          <w:color w:val="1A1A1A"/>
-          <w:sz w:val="21"/>
-          <w:szCs w:val="21"/>
-        </w:rPr>
-        <w:t xml:space="preserve">На вводной лекции я показывал пять фаз жизненного цикла проекта — это модель PMBOK, свода знаний по управлению проектами. Первая фаза, инициация, разворачивается в восемь шагов, они на экране.</w:t>
-      </w:r>
-    </w:p>
-    <w:p>
-      <w:pPr>
-        <w:spacing w:after="130" w:before="0" w:line="288"/>
-      </w:pPr>
-      <w:r>
-        <w:rPr>
-          <w:rFonts w:ascii="Arial" w:cs="Arial" w:eastAsia="Arial" w:hAnsi="Arial"/>
-          <w:color w:val="1A1A1A"/>
-          <w:sz w:val="21"/>
-          <w:szCs w:val="21"/>
-        </w:rPr>
-        <w:t xml:space="preserve">Теперь самое важное на этом слайде — правый столбец. На практике вы выполняли шаги с первого по пятый. Шаг четвёртый — ценностное предложение: сюда попали сложности один, два и три. Шаг пятый — цель по SMART: сюда попала сложность четыре.</w:t>
-      </w:r>
-    </w:p>
-    <w:p>
-      <w:pPr>
-        <w:spacing w:after="130" w:before="0" w:line="288"/>
-      </w:pPr>
-      <w:r>
-        <w:rPr>
-          <w:rFonts w:ascii="Arial" w:cs="Arial" w:eastAsia="Arial" w:hAnsi="Arial"/>
-          <w:b/>
-          <w:bCs/>
-          <w:color w:val="1A1A1A"/>
-          <w:sz w:val="21"/>
-          <w:szCs w:val="21"/>
-        </w:rPr>
-        <w:t xml:space="preserve">То есть дело не в том, что задание было непонятно. Вы выполняли конкретные шаги стандартной процедуры инициации и дошли ровно до того места, где для этих шагов нужен теоретический аппарат, которого у вас ещё не было.</w:t>
-      </w:r>
-    </w:p>
-    <w:p>
-      <w:pPr>
-        <w:spacing w:after="130" w:before="0" w:line="288"/>
-      </w:pPr>
-      <w:r>
-        <w:rPr>
-          <w:rFonts w:ascii="Arial" w:cs="Arial" w:eastAsia="Arial" w:hAnsi="Arial"/>
-          <w:color w:val="1A1A1A"/>
-          <w:sz w:val="21"/>
-          <w:szCs w:val="21"/>
-        </w:rPr>
-        <w:t xml:space="preserve">Шестой и седьмой шаги — стейкхолдеры и паспорт проекта: паспорт делаем сегодня, во второй половине пары, стейкхолдеров двадцать шестого. Восьмой шаг, решение «идём или не идём», — тоже двадцать шестого.</w:t>
-      </w:r>
-    </w:p>
-    <w:p>
-      <w:pPr>
-        <w:pBdr>
-          <w:bottom w:val="single" w:color="005AAA" w:sz="12" w:space="6"/>
-        </w:pBdr>
-        <w:spacing w:after="140" w:before="320"/>
-      </w:pPr>
-      <w:r>
-        <w:rPr>
-          <w:rFonts w:ascii="Arial" w:cs="Arial" w:eastAsia="Arial" w:hAnsi="Arial"/>
-          <w:b/>
-          <w:bCs/>
-          <w:color w:val="005AAA"/>
-          <w:sz w:val="22"/>
-          <w:szCs w:val="22"/>
-        </w:rPr>
-        <w:t xml:space="preserve">СЛАЙД 8  ·  </w:t>
+        <w:t xml:space="preserve">СЛАЙД 6  ·  </w:t>
       </w:r>
       <w:r>
         <w:rPr>
@@ -2131,7 +1969,7 @@
           <w:sz w:val="22"/>
           <w:szCs w:val="22"/>
         </w:rPr>
-        <w:t xml:space="preserve">СЛАЙД 9  ·  </w:t>
+        <w:t xml:space="preserve">СЛАЙД 7  ·  </w:t>
       </w:r>
       <w:r>
         <w:rPr>
@@ -2222,7 +2060,7 @@
           <w:sz w:val="22"/>
           <w:szCs w:val="22"/>
         </w:rPr>
-        <w:t xml:space="preserve">СЛАЙД 10  ·  </w:t>
+        <w:t xml:space="preserve">СЛАЙД 8  ·  </w:t>
       </w:r>
       <w:r>
         <w:rPr>
@@ -2310,7 +2148,7 @@
           <w:sz w:val="22"/>
           <w:szCs w:val="22"/>
         </w:rPr>
-        <w:t xml:space="preserve">СЛАЙД 11  ·  </w:t>
+        <w:t xml:space="preserve">СЛАЙД 9  ·  </w:t>
       </w:r>
       <w:r>
         <w:rPr>
@@ -2384,7 +2222,7 @@
           <w:sz w:val="22"/>
           <w:szCs w:val="22"/>
         </w:rPr>
-        <w:t xml:space="preserve">СЛАЙД 12  ·  </w:t>
+        <w:t xml:space="preserve">СЛАЙД 10  ·  </w:t>
       </w:r>
       <w:r>
         <w:rPr>
@@ -2475,7 +2313,7 @@
           <w:sz w:val="22"/>
           <w:szCs w:val="22"/>
         </w:rPr>
-        <w:t xml:space="preserve">СЛАЙД 13  ·  </w:t>
+        <w:t xml:space="preserve">СЛАЙД 11  ·  </w:t>
       </w:r>
       <w:r>
         <w:rPr>
@@ -2561,7 +2399,7 @@
           <w:sz w:val="22"/>
           <w:szCs w:val="22"/>
         </w:rPr>
-        <w:t xml:space="preserve">СЛАЙД 14  ·  </w:t>
+        <w:t xml:space="preserve">СЛАЙД 12  ·  </w:t>
       </w:r>
       <w:r>
         <w:rPr>
@@ -2652,7 +2490,7 @@
           <w:sz w:val="22"/>
           <w:szCs w:val="22"/>
         </w:rPr>
-        <w:t xml:space="preserve">СЛАЙД 15  ·  </w:t>
+        <w:t xml:space="preserve">СЛАЙД 13  ·  </w:t>
       </w:r>
       <w:r>
         <w:rPr>
@@ -2726,7 +2564,7 @@
           <w:sz w:val="22"/>
           <w:szCs w:val="22"/>
         </w:rPr>
-        <w:t xml:space="preserve">СЛАЙД 16  ·  </w:t>
+        <w:t xml:space="preserve">СЛАЙД 14  ·  </w:t>
       </w:r>
       <w:r>
         <w:rPr>
@@ -2800,7 +2638,7 @@
           <w:sz w:val="22"/>
           <w:szCs w:val="22"/>
         </w:rPr>
-        <w:t xml:space="preserve">СЛАЙД 17  ·  </w:t>
+        <w:t xml:space="preserve">СЛАЙД 15  ·  </w:t>
       </w:r>
       <w:r>
         <w:rPr>
@@ -2811,7 +2649,7 @@
           <w:sz w:val="25"/>
           <w:szCs w:val="25"/>
         </w:rPr>
-        <w:t xml:space="preserve">Почему пропускались A и R: три уровня</w:t>
+        <w:t xml:space="preserve">Три уровня результата и тест «цель или задача»</w:t>
       </w:r>
     </w:p>
     <w:p>
@@ -2884,36 +2722,6 @@
           <w:szCs w:val="21"/>
         </w:rPr>
         <w:t xml:space="preserve">SMART применяется на среднем уровне, на цели проекта. И вот почему у вас не проверялись A и R: если цель написана на уровне продукта, не проверяется A — изменение в жизни пользователя вы не контролируете. Если на уровне задачи, не проверяется R — отдельное действие само по себе ни с какой проблемой не соотносится.</w:t>
-      </w:r>
-    </w:p>
-    <w:p>
-      <w:pPr>
-        <w:pBdr>
-          <w:bottom w:val="single" w:color="005AAA" w:sz="12" w:space="6"/>
-        </w:pBdr>
-        <w:spacing w:after="140" w:before="320"/>
-      </w:pPr>
-      <w:r>
-        <w:rPr>
-          <w:rFonts w:ascii="Arial" w:cs="Arial" w:eastAsia="Arial" w:hAnsi="Arial"/>
-          <w:b/>
-          <w:bCs/>
-          <w:color w:val="005AAA"/>
-          <w:sz w:val="22"/>
-          <w:szCs w:val="22"/>
-        </w:rPr>
-        <w:t xml:space="preserve">СЛАЙД 18  ·  </w:t>
-      </w:r>
-      <w:r>
-        <w:rPr>
-          <w:rFonts w:ascii="Arial" w:cs="Arial" w:eastAsia="Arial" w:hAnsi="Arial"/>
-          <w:b/>
-          <w:bCs/>
-          <w:color w:val="000000"/>
-          <w:sz w:val="25"/>
-          <w:szCs w:val="25"/>
-        </w:rPr>
-        <w:t xml:space="preserve">Тест: цель или задача</w:t>
       </w:r>
     </w:p>
     <w:p>
@@ -2977,7 +2785,7 @@
           <w:sz w:val="22"/>
           <w:szCs w:val="22"/>
         </w:rPr>
-        <w:t xml:space="preserve">СЛАЙД 19  ·  </w:t>
+        <w:t xml:space="preserve">СЛАЙД 16  ·  </w:t>
       </w:r>
       <w:r>
         <w:rPr>
@@ -2988,7 +2796,7 @@
           <w:sz w:val="25"/>
           <w:szCs w:val="25"/>
         </w:rPr>
-        <w:t xml:space="preserve">Масштаб проекта</w:t>
+        <w:t xml:space="preserve">Масштаб проекта и эскалация обязательств</w:t>
       </w:r>
     </w:p>
     <w:p>
@@ -3045,6 +2853,64 @@
           <w:szCs w:val="21"/>
         </w:rPr>
         <w:t xml:space="preserve">Ориентир по объёму: тринадцать учебных недель при вашей реальной нагрузке, а у вас параллельно пять-шесть дисциплин.</w:t>
+      </w:r>
+    </w:p>
+    <w:p>
+      <w:pPr>
+        <w:spacing w:after="130" w:before="0" w:line="288"/>
+      </w:pPr>
+      <w:r>
+        <w:rPr>
+          <w:rFonts w:ascii="Arial" w:cs="Arial" w:eastAsia="Arial" w:hAnsi="Arial"/>
+          <w:color w:val="1A1A1A"/>
+          <w:sz w:val="21"/>
+          <w:szCs w:val="21"/>
+        </w:rPr>
+        <w:t xml:space="preserve">Второе — и это, пожалуй, самое важное, что я скажу сегодня про решения.</w:t>
+      </w:r>
+    </w:p>
+    <w:p>
+      <w:pPr>
+        <w:spacing w:after="130" w:before="0" w:line="288"/>
+      </w:pPr>
+      <w:r>
+        <w:rPr>
+          <w:rFonts w:ascii="Arial" w:cs="Arial" w:eastAsia="Arial" w:hAnsi="Arial"/>
+          <w:b/>
+          <w:bCs/>
+          <w:color w:val="1A1A1A"/>
+          <w:sz w:val="21"/>
+          <w:szCs w:val="21"/>
+        </w:rPr>
+        <w:t xml:space="preserve">Есть эффект, описанный в поведенческой экономике: эскалация обязательств. Чем больший ресурс уже вложен в выбранный вариант — времени, сил, эмоций, — тем выше субъективная стоимость отказа от него. Независимо от того, насколько вариант объективно хорош.</w:t>
+      </w:r>
+    </w:p>
+    <w:p>
+      <w:pPr>
+        <w:spacing w:after="130" w:before="0" w:line="288"/>
+      </w:pPr>
+      <w:r>
+        <w:rPr>
+          <w:rFonts w:ascii="Arial" w:cs="Arial" w:eastAsia="Arial" w:hAnsi="Arial"/>
+          <w:color w:val="1A1A1A"/>
+          <w:sz w:val="21"/>
+          <w:szCs w:val="21"/>
+        </w:rPr>
+        <w:t xml:space="preserve">Смысл для вас: возрастает не трудоёмкость переделки — переделывать пока почти нечего. Возрастает сопротивление самому решению. Через месяц вы будете защищать свою идею вместо того, чтобы её проверять, и не потому, что она стала лучше.</w:t>
+      </w:r>
+    </w:p>
+    <w:p>
+      <w:pPr>
+        <w:spacing w:after="130" w:before="0" w:line="288"/>
+      </w:pPr>
+      <w:r>
+        <w:rPr>
+          <w:rFonts w:ascii="Arial" w:cs="Arial" w:eastAsia="Arial" w:hAnsi="Arial"/>
+          <w:color w:val="1A1A1A"/>
+          <w:sz w:val="21"/>
+          <w:szCs w:val="21"/>
+        </w:rPr>
+        <w:t xml:space="preserve">Именно поэтому окно пересмотра темы закрывается в фиксированную дату, а не «по мере необходимости».</w:t>
       </w:r>
     </w:p>
     <w:p>
@@ -3063,95 +2929,7 @@
           <w:sz w:val="22"/>
           <w:szCs w:val="22"/>
         </w:rPr>
-        <w:t xml:space="preserve">СЛАЙД 20  ·  </w:t>
-      </w:r>
-      <w:r>
-        <w:rPr>
-          <w:rFonts w:ascii="Arial" w:cs="Arial" w:eastAsia="Arial" w:hAnsi="Arial"/>
-          <w:b/>
-          <w:bCs/>
-          <w:color w:val="000000"/>
-          <w:sz w:val="25"/>
-          <w:szCs w:val="25"/>
-        </w:rPr>
-        <w:t xml:space="preserve">Почему отказаться от идеи тяжело</w:t>
-      </w:r>
-    </w:p>
-    <w:p>
-      <w:pPr>
-        <w:spacing w:after="130" w:before="0" w:line="288"/>
-      </w:pPr>
-      <w:r>
-        <w:rPr>
-          <w:rFonts w:ascii="Arial" w:cs="Arial" w:eastAsia="Arial" w:hAnsi="Arial"/>
-          <w:color w:val="1A1A1A"/>
-          <w:sz w:val="21"/>
-          <w:szCs w:val="21"/>
-        </w:rPr>
-        <w:t xml:space="preserve">Второе — и это, пожалуй, самое важное, что я скажу сегодня про решения.</w:t>
-      </w:r>
-    </w:p>
-    <w:p>
-      <w:pPr>
-        <w:spacing w:after="130" w:before="0" w:line="288"/>
-      </w:pPr>
-      <w:r>
-        <w:rPr>
-          <w:rFonts w:ascii="Arial" w:cs="Arial" w:eastAsia="Arial" w:hAnsi="Arial"/>
-          <w:b/>
-          <w:bCs/>
-          <w:color w:val="1A1A1A"/>
-          <w:sz w:val="21"/>
-          <w:szCs w:val="21"/>
-        </w:rPr>
-        <w:t xml:space="preserve">Есть эффект, описанный в поведенческой экономике: эскалация обязательств. Чем больший ресурс уже вложен в выбранный вариант — времени, сил, эмоций, — тем выше субъективная стоимость отказа от него. Независимо от того, насколько вариант объективно хорош.</w:t>
-      </w:r>
-    </w:p>
-    <w:p>
-      <w:pPr>
-        <w:spacing w:after="130" w:before="0" w:line="288"/>
-      </w:pPr>
-      <w:r>
-        <w:rPr>
-          <w:rFonts w:ascii="Arial" w:cs="Arial" w:eastAsia="Arial" w:hAnsi="Arial"/>
-          <w:color w:val="1A1A1A"/>
-          <w:sz w:val="21"/>
-          <w:szCs w:val="21"/>
-        </w:rPr>
-        <w:t xml:space="preserve">Смысл для вас: возрастает не трудоёмкость переделки — переделывать пока почти нечего. Возрастает сопротивление самому решению. Через месяц вы будете защищать свою идею вместо того, чтобы её проверять, и не потому, что она стала лучше.</w:t>
-      </w:r>
-    </w:p>
-    <w:p>
-      <w:pPr>
-        <w:spacing w:after="130" w:before="0" w:line="288"/>
-      </w:pPr>
-      <w:r>
-        <w:rPr>
-          <w:rFonts w:ascii="Arial" w:cs="Arial" w:eastAsia="Arial" w:hAnsi="Arial"/>
-          <w:color w:val="1A1A1A"/>
-          <w:sz w:val="21"/>
-          <w:szCs w:val="21"/>
-        </w:rPr>
-        <w:t xml:space="preserve">Именно поэтому окно пересмотра темы закрывается в фиксированную дату, а не «по мере необходимости».</w:t>
-      </w:r>
-    </w:p>
-    <w:p>
-      <w:pPr>
-        <w:pBdr>
-          <w:bottom w:val="single" w:color="005AAA" w:sz="12" w:space="6"/>
-        </w:pBdr>
-        <w:spacing w:after="140" w:before="320"/>
-      </w:pPr>
-      <w:r>
-        <w:rPr>
-          <w:rFonts w:ascii="Arial" w:cs="Arial" w:eastAsia="Arial" w:hAnsi="Arial"/>
-          <w:b/>
-          <w:bCs/>
-          <w:color w:val="005AAA"/>
-          <w:sz w:val="22"/>
-          <w:szCs w:val="22"/>
-        </w:rPr>
-        <w:t xml:space="preserve">СЛАЙД 21  ·  </w:t>
+        <w:t xml:space="preserve">СЛАЙД 17  ·  </w:t>
       </w:r>
       <w:r>
         <w:rPr>
@@ -3242,7 +3020,7 @@
           <w:sz w:val="22"/>
           <w:szCs w:val="22"/>
         </w:rPr>
-        <w:t xml:space="preserve">СЛАЙД 22  ·  </w:t>
+        <w:t xml:space="preserve">СЛАЙД 18  ·  </w:t>
       </w:r>
       <w:r>
         <w:rPr>
@@ -3330,7 +3108,7 @@
           <w:sz w:val="22"/>
           <w:szCs w:val="22"/>
         </w:rPr>
-        <w:t xml:space="preserve">СЛАЙД 23  ·  </w:t>
+        <w:t xml:space="preserve">СЛАЙД 19  ·  </w:t>
       </w:r>
       <w:r>
         <w:rPr>
@@ -3404,7 +3182,7 @@
           <w:sz w:val="22"/>
           <w:szCs w:val="22"/>
         </w:rPr>
-        <w:t xml:space="preserve">СЛАЙД 24  ·  </w:t>
+        <w:t xml:space="preserve">СЛАЙД 20  ·  </w:t>
       </w:r>
       <w:r>
         <w:rPr>
@@ -3465,7 +3243,7 @@
           <w:sz w:val="22"/>
           <w:szCs w:val="22"/>
         </w:rPr>
-        <w:t xml:space="preserve">СЛАЙД 25  ·  </w:t>
+        <w:t xml:space="preserve">СЛАЙД 21  ·  </w:t>
       </w:r>
       <w:r>
         <w:rPr>

--- a/zanyatiya/Zanyatie_03_Lekciya_Iniciaciya_Rech_po_slaydam.docx
+++ b/zanyatiya/Zanyatie_03_Lekciya_Iniciaciya_Rech_po_slaydam.docx
@@ -46,7 +46,7 @@
           <w:sz w:val="18"/>
           <w:szCs w:val="18"/>
         </w:rPr>
-        <w:t xml:space="preserve">Суббота 19.09 · 1 курс 17:00 и 2 курс 13:00 · ауд. 31-04а · 45 минут · 21 слайд</w:t>
+        <w:t xml:space="preserve">Суббота 19.09 · 1 курс 17:00 и 2 курс 13:00 · ауд. 31-04а · 45 минут · 22 слайда</w:t>
       </w:r>
     </w:p>
     <w:p>
@@ -345,7 +345,7 @@
                 <w:sz w:val="17"/>
                 <w:szCs w:val="17"/>
               </w:rPr>
-              <w:t xml:space="preserve">4–7</w:t>
+              <w:t xml:space="preserve">4–5</w:t>
             </w:r>
           </w:p>
         </w:tc>
@@ -400,7 +400,7 @@
                 <w:sz w:val="17"/>
                 <w:szCs w:val="17"/>
               </w:rPr>
-              <w:t xml:space="preserve">Пять сложностей — они же план занятия</w:t>
+              <w:t xml:space="preserve">План: шесть учебных вопросов</w:t>
             </w:r>
           </w:p>
         </w:tc>
@@ -433,7 +433,7 @@
                 <w:sz w:val="17"/>
                 <w:szCs w:val="17"/>
               </w:rPr>
-              <w:t xml:space="preserve">7–12</w:t>
+              <w:t xml:space="preserve">5–7</w:t>
             </w:r>
           </w:p>
         </w:tc>
@@ -461,7 +461,7 @@
                 <w:sz w:val="17"/>
                 <w:szCs w:val="17"/>
               </w:rPr>
-              <w:t xml:space="preserve">5–6</w:t>
+              <w:t xml:space="preserve">5</w:t>
             </w:r>
           </w:p>
         </w:tc>
@@ -488,7 +488,7 @@
                 <w:sz w:val="17"/>
                 <w:szCs w:val="17"/>
               </w:rPr>
-              <w:t xml:space="preserve">Карта инициации. Почему требовалось два концепта</w:t>
+              <w:t xml:space="preserve">Пять сложностей — и где каждая разбирается</w:t>
             </w:r>
           </w:p>
         </w:tc>
@@ -521,7 +521,7 @@
                 <w:sz w:val="17"/>
                 <w:szCs w:val="17"/>
               </w:rPr>
-              <w:t xml:space="preserve">12–14</w:t>
+              <w:t xml:space="preserve">7–12</w:t>
             </w:r>
           </w:p>
         </w:tc>
@@ -549,7 +549,7 @@
                 <w:sz w:val="17"/>
                 <w:szCs w:val="17"/>
               </w:rPr>
-              <w:t xml:space="preserve">7</w:t>
+              <w:t xml:space="preserve">6–7</w:t>
             </w:r>
           </w:p>
         </w:tc>
@@ -576,7 +576,7 @@
                 <w:sz w:val="17"/>
                 <w:szCs w:val="17"/>
               </w:rPr>
-              <w:t xml:space="preserve">Ценностное предложение: определение</w:t>
+              <w:t xml:space="preserve">Карта инициации. Почему требовалось два концепта</w:t>
             </w:r>
           </w:p>
         </w:tc>
@@ -609,7 +609,7 @@
                 <w:sz w:val="17"/>
                 <w:szCs w:val="17"/>
               </w:rPr>
-              <w:t xml:space="preserve">14–22</w:t>
+              <w:t xml:space="preserve">12–14</w:t>
             </w:r>
           </w:p>
         </w:tc>
@@ -637,7 +637,7 @@
                 <w:sz w:val="17"/>
                 <w:szCs w:val="17"/>
               </w:rPr>
-              <w:t xml:space="preserve">8–10</w:t>
+              <w:t xml:space="preserve">8</w:t>
             </w:r>
           </w:p>
         </w:tc>
@@ -664,7 +664,7 @@
                 <w:sz w:val="17"/>
                 <w:szCs w:val="17"/>
               </w:rPr>
-              <w:t xml:space="preserve">Сложности 1–3: адресат, альтернатива, выгода</w:t>
+              <w:t xml:space="preserve">Ценностное предложение: определение</w:t>
             </w:r>
           </w:p>
         </w:tc>
@@ -697,7 +697,7 @@
                 <w:sz w:val="17"/>
                 <w:szCs w:val="17"/>
               </w:rPr>
-              <w:t xml:space="preserve">22–24</w:t>
+              <w:t xml:space="preserve">14–22</w:t>
             </w:r>
           </w:p>
         </w:tc>
@@ -725,7 +725,7 @@
                 <w:sz w:val="17"/>
                 <w:szCs w:val="17"/>
               </w:rPr>
-              <w:t xml:space="preserve">11</w:t>
+              <w:t xml:space="preserve">9–11</w:t>
             </w:r>
           </w:p>
         </w:tc>
@@ -752,7 +752,7 @@
                 <w:sz w:val="17"/>
                 <w:szCs w:val="17"/>
               </w:rPr>
-              <w:t xml:space="preserve">Зачем инструмент нужен</w:t>
+              <w:t xml:space="preserve">Сложности 1–3: адресат, альтернатива, выгода</w:t>
             </w:r>
           </w:p>
         </w:tc>
@@ -785,7 +785,7 @@
                 <w:sz w:val="17"/>
                 <w:szCs w:val="17"/>
               </w:rPr>
-              <w:t xml:space="preserve">24–26</w:t>
+              <w:t xml:space="preserve">22–24</w:t>
             </w:r>
           </w:p>
         </w:tc>
@@ -840,7 +840,7 @@
                 <w:sz w:val="17"/>
                 <w:szCs w:val="17"/>
               </w:rPr>
-              <w:t xml:space="preserve">SMART: определение</w:t>
+              <w:t xml:space="preserve">Зачем инструмент нужен</w:t>
             </w:r>
           </w:p>
         </w:tc>
@@ -873,7 +873,7 @@
                 <w:sz w:val="17"/>
                 <w:szCs w:val="17"/>
               </w:rPr>
-              <w:t xml:space="preserve">26–32</w:t>
+              <w:t xml:space="preserve">24–26</w:t>
             </w:r>
           </w:p>
         </w:tc>
@@ -901,7 +901,7 @@
                 <w:sz w:val="17"/>
                 <w:szCs w:val="17"/>
               </w:rPr>
-              <w:t xml:space="preserve">13–14</w:t>
+              <w:t xml:space="preserve">13</w:t>
             </w:r>
           </w:p>
         </w:tc>
@@ -928,7 +928,7 @@
                 <w:sz w:val="17"/>
                 <w:szCs w:val="17"/>
               </w:rPr>
-              <w:t xml:space="preserve">Сложность 4: откуда число и дата</w:t>
+              <w:t xml:space="preserve">SMART: определение</w:t>
             </w:r>
           </w:p>
         </w:tc>
@@ -961,7 +961,7 @@
                 <w:sz w:val="17"/>
                 <w:szCs w:val="17"/>
               </w:rPr>
-              <w:t xml:space="preserve">32–35</w:t>
+              <w:t xml:space="preserve">26–32</w:t>
             </w:r>
           </w:p>
         </w:tc>
@@ -989,7 +989,7 @@
                 <w:sz w:val="17"/>
                 <w:szCs w:val="17"/>
               </w:rPr>
-              <w:t xml:space="preserve">15</w:t>
+              <w:t xml:space="preserve">14–15</w:t>
             </w:r>
           </w:p>
         </w:tc>
@@ -1016,7 +1016,7 @@
                 <w:sz w:val="17"/>
                 <w:szCs w:val="17"/>
               </w:rPr>
-              <w:t xml:space="preserve">Три уровня результата и тест «цель или задача»</w:t>
+              <w:t xml:space="preserve">Сложность 4: откуда число и дата</w:t>
             </w:r>
           </w:p>
         </w:tc>
@@ -1049,7 +1049,7 @@
                 <w:sz w:val="17"/>
                 <w:szCs w:val="17"/>
               </w:rPr>
-              <w:t xml:space="preserve">35–38</w:t>
+              <w:t xml:space="preserve">32–35</w:t>
             </w:r>
           </w:p>
         </w:tc>
@@ -1104,7 +1104,7 @@
                 <w:sz w:val="17"/>
                 <w:szCs w:val="17"/>
               </w:rPr>
-              <w:t xml:space="preserve">Масштаб проекта и эскалация обязательств</w:t>
+              <w:t xml:space="preserve">Три уровня результата и тест «цель или задача»</w:t>
             </w:r>
           </w:p>
         </w:tc>
@@ -1137,7 +1137,7 @@
                 <w:sz w:val="17"/>
                 <w:szCs w:val="17"/>
               </w:rPr>
-              <w:t xml:space="preserve">38–40</w:t>
+              <w:t xml:space="preserve">35–38</w:t>
             </w:r>
           </w:p>
         </w:tc>
@@ -1192,7 +1192,7 @@
                 <w:sz w:val="17"/>
                 <w:szCs w:val="17"/>
               </w:rPr>
-              <w:t xml:space="preserve">Окно замены темы</w:t>
+              <w:t xml:space="preserve">Масштаб проекта и эскалация обязательств</w:t>
             </w:r>
           </w:p>
         </w:tc>
@@ -1225,7 +1225,7 @@
                 <w:sz w:val="17"/>
                 <w:szCs w:val="17"/>
               </w:rPr>
-              <w:t xml:space="preserve">40–43</w:t>
+              <w:t xml:space="preserve">38–40</w:t>
             </w:r>
           </w:p>
         </w:tc>
@@ -1253,7 +1253,7 @@
                 <w:sz w:val="17"/>
                 <w:szCs w:val="17"/>
               </w:rPr>
-              <w:t xml:space="preserve">18–19</w:t>
+              <w:t xml:space="preserve">18</w:t>
             </w:r>
           </w:p>
         </w:tc>
@@ -1280,7 +1280,7 @@
                 <w:sz w:val="17"/>
                 <w:szCs w:val="17"/>
               </w:rPr>
-              <w:t xml:space="preserve">Как делать второй подход. Резюме</w:t>
+              <w:t xml:space="preserve">Окно замены темы</w:t>
             </w:r>
           </w:p>
         </w:tc>
@@ -1313,7 +1313,7 @@
                 <w:sz w:val="17"/>
                 <w:szCs w:val="17"/>
               </w:rPr>
-              <w:t xml:space="preserve">43–45</w:t>
+              <w:t xml:space="preserve">40–43</w:t>
             </w:r>
           </w:p>
         </w:tc>
@@ -1341,7 +1341,7 @@
                 <w:sz w:val="17"/>
                 <w:szCs w:val="17"/>
               </w:rPr>
-              <w:t xml:space="preserve">20–21</w:t>
+              <w:t xml:space="preserve">19–20</w:t>
             </w:r>
           </w:p>
         </w:tc>
@@ -1349,6 +1349,94 @@
           <w:tcPr>
             <w:tcW w:type="pct" w:w="80%"/>
             <w:shd w:fill="FFFFFF" w:val="clear"/>
+            <w:tcMar>
+              <w:top w:type="dxa" w:w="85"/>
+              <w:left w:type="dxa" w:w="110"/>
+              <w:bottom w:type="dxa" w:w="85"/>
+              <w:right w:type="dxa" w:w="110"/>
+            </w:tcMar>
+            <w:vAlign w:val="center"/>
+          </w:tcPr>
+          <w:p>
+            <w:pPr>
+              <w:spacing w:after="0" w:line="264"/>
+            </w:pPr>
+            <w:r>
+              <w:rPr>
+                <w:rFonts w:ascii="Arial" w:cs="Arial" w:eastAsia="Arial" w:hAnsi="Arial"/>
+                <w:color w:val="1A1A1A"/>
+                <w:sz w:val="17"/>
+                <w:szCs w:val="17"/>
+              </w:rPr>
+              <w:t xml:space="preserve">Как делать второй подход. Резюме</w:t>
+            </w:r>
+          </w:p>
+        </w:tc>
+      </w:tr>
+      <w:tr>
+        <w:trPr>
+          <w:trHeight w:val="0" w:hRule="atLeast"/>
+        </w:trPr>
+        <w:tc>
+          <w:tcPr>
+            <w:tcW w:type="pct" w:w="10%"/>
+            <w:shd w:fill="F2F2F2" w:val="clear"/>
+            <w:tcMar>
+              <w:top w:type="dxa" w:w="85"/>
+              <w:left w:type="dxa" w:w="110"/>
+              <w:bottom w:type="dxa" w:w="85"/>
+              <w:right w:type="dxa" w:w="110"/>
+            </w:tcMar>
+            <w:vAlign w:val="center"/>
+          </w:tcPr>
+          <w:p>
+            <w:pPr>
+              <w:spacing w:after="0" w:line="264"/>
+              <w:jc w:val="center"/>
+            </w:pPr>
+            <w:r>
+              <w:rPr>
+                <w:rFonts w:ascii="Arial" w:cs="Arial" w:eastAsia="Arial" w:hAnsi="Arial"/>
+                <w:color w:val="1A1A1A"/>
+                <w:sz w:val="17"/>
+                <w:szCs w:val="17"/>
+              </w:rPr>
+              <w:t xml:space="preserve">43–45</w:t>
+            </w:r>
+          </w:p>
+        </w:tc>
+        <w:tc>
+          <w:tcPr>
+            <w:tcW w:type="pct" w:w="10%"/>
+            <w:shd w:fill="F2F2F2" w:val="clear"/>
+            <w:tcMar>
+              <w:top w:type="dxa" w:w="85"/>
+              <w:left w:type="dxa" w:w="110"/>
+              <w:bottom w:type="dxa" w:w="85"/>
+              <w:right w:type="dxa" w:w="110"/>
+            </w:tcMar>
+            <w:vAlign w:val="center"/>
+          </w:tcPr>
+          <w:p>
+            <w:pPr>
+              <w:spacing w:after="0" w:line="264"/>
+              <w:jc w:val="center"/>
+            </w:pPr>
+            <w:r>
+              <w:rPr>
+                <w:rFonts w:ascii="Arial" w:cs="Arial" w:eastAsia="Arial" w:hAnsi="Arial"/>
+                <w:color w:val="1A1A1A"/>
+                <w:sz w:val="17"/>
+                <w:szCs w:val="17"/>
+              </w:rPr>
+              <w:t xml:space="preserve">21–22</w:t>
+            </w:r>
+          </w:p>
+        </w:tc>
+        <w:tc>
+          <w:tcPr>
+            <w:tcW w:type="pct" w:w="80%"/>
+            <w:shd w:fill="F2F2F2" w:val="clear"/>
             <w:tcMar>
               <w:top w:type="dxa" w:w="85"/>
               <w:left w:type="dxa" w:w="110"/>
@@ -1389,7 +1477,7 @@
           <w:sz w:val="19"/>
           <w:szCs w:val="19"/>
         </w:rPr>
-        <w:t xml:space="preserve">Темп быстрый, около двух минут на слайд. Не сокращать слайды 8–10 и 13–14: именно в них разбираются сложности, ради которых занятие и существует. Если время уходит — сжать слайды 5–6 и 16.</w:t>
+        <w:t xml:space="preserve">Темп быстрый, около двух минут на слайд. Не сокращать слайды 9–11 и 14–15: именно в них разбираются сложности, ради которых занятие и существует. Если время уходит — сжать слайды 6–7 и 17.</w:t>
       </w:r>
     </w:p>
     <w:p>
@@ -1654,93 +1742,35 @@
           <w:sz w:val="25"/>
           <w:szCs w:val="25"/>
         </w:rPr>
-        <w:t xml:space="preserve">Пять сложностей — общих для всех</w:t>
-      </w:r>
-    </w:p>
-    <w:p>
-      <w:pPr>
-        <w:spacing w:after="130" w:before="0" w:line="288"/>
-      </w:pPr>
-      <w:r>
-        <w:rPr>
-          <w:rFonts w:ascii="Arial" w:cs="Arial" w:eastAsia="Arial" w:hAnsi="Arial"/>
-          <w:color w:val="1A1A1A"/>
-          <w:sz w:val="21"/>
-          <w:szCs w:val="21"/>
-        </w:rPr>
-        <w:t xml:space="preserve">Первое. Строка «для кого». Вместо конкретной группы писалось «для студентов», «для людей», «для всех». Сузить не получалось.</w:t>
-      </w:r>
-    </w:p>
-    <w:p>
-      <w:pPr>
-        <w:spacing w:after="130" w:before="0" w:line="288"/>
-      </w:pPr>
-      <w:r>
-        <w:rPr>
-          <w:rFonts w:ascii="Arial" w:cs="Arial" w:eastAsia="Arial" w:hAnsi="Arial"/>
-          <w:color w:val="1A1A1A"/>
-          <w:sz w:val="21"/>
-          <w:szCs w:val="21"/>
-        </w:rPr>
-        <w:t xml:space="preserve">Второе. Строка «в отличие от чего». Писалось «аналогов нет» или строка оставалась пустой — казалось, что задача сейчас никак не решается.</w:t>
-      </w:r>
-    </w:p>
-    <w:p>
-      <w:pPr>
-        <w:spacing w:after="130" w:before="0" w:line="288"/>
-      </w:pPr>
-      <w:r>
-        <w:rPr>
-          <w:rFonts w:ascii="Arial" w:cs="Arial" w:eastAsia="Arial" w:hAnsi="Arial"/>
-          <w:color w:val="1A1A1A"/>
-          <w:sz w:val="21"/>
-          <w:szCs w:val="21"/>
-        </w:rPr>
-        <w:t xml:space="preserve">Третье. Строка «какую выгоду даёт». Писалось «станет удобнее», «станет лучше» — без признака, по которому это можно проверить.</w:t>
-      </w:r>
-    </w:p>
-    <w:p>
-      <w:pPr>
-        <w:spacing w:after="130" w:before="0" w:line="288"/>
-      </w:pPr>
-      <w:r>
-        <w:rPr>
-          <w:rFonts w:ascii="Arial" w:cs="Arial" w:eastAsia="Arial" w:hAnsi="Arial"/>
-          <w:color w:val="1A1A1A"/>
-          <w:sz w:val="21"/>
-          <w:szCs w:val="21"/>
-        </w:rPr>
-        <w:t xml:space="preserve">Четвёртое. Буквы M и T во втором листе. Было непонятно, откуда взять число и какую поставить дату; писали «в течение семестра». Буквы A и R многие просто пропустили.</w:t>
-      </w:r>
-    </w:p>
-    <w:p>
-      <w:pPr>
-        <w:spacing w:after="130" w:before="0" w:line="288"/>
-      </w:pPr>
-      <w:r>
-        <w:rPr>
-          <w:rFonts w:ascii="Arial" w:cs="Arial" w:eastAsia="Arial" w:hAnsi="Arial"/>
-          <w:color w:val="1A1A1A"/>
-          <w:sz w:val="21"/>
-          <w:szCs w:val="21"/>
-        </w:rPr>
-        <w:t xml:space="preserve">И пятое, общее: оставалось чувство, что всё это формальность. Идея-то нам понятна, зачем четыре строки и пять букв.</w:t>
-      </w:r>
-    </w:p>
-    <w:p>
-      <w:pPr>
-        <w:spacing w:after="130" w:before="0" w:line="288"/>
-      </w:pPr>
-      <w:r>
-        <w:rPr>
-          <w:rFonts w:ascii="Arial" w:cs="Arial" w:eastAsia="Arial" w:hAnsi="Arial"/>
-          <w:b/>
-          <w:bCs/>
-          <w:color w:val="1A1A1A"/>
-          <w:sz w:val="21"/>
-          <w:szCs w:val="21"/>
-        </w:rPr>
-        <w:t xml:space="preserve">Каждая из этих сложностей сегодня разбирается отдельно, и у каждой есть своя причина — не невнимательность, а отсутствие конкретного различения. Правый столбец таблицы показывает, в каком вопросе что разбирается.</w:t>
+        <w:t xml:space="preserve">Шесть учебных вопросов</w:t>
+      </w:r>
+    </w:p>
+    <w:p>
+      <w:pPr>
+        <w:spacing w:after="130" w:before="0" w:line="288"/>
+      </w:pPr>
+      <w:r>
+        <w:rPr>
+          <w:rFonts w:ascii="Arial" w:cs="Arial" w:eastAsia="Arial" w:hAnsi="Arial"/>
+          <w:color w:val="1A1A1A"/>
+          <w:sz w:val="21"/>
+          <w:szCs w:val="21"/>
+        </w:rPr>
+        <w:t xml:space="preserve">Прежде чем разбирать, назову план. У сегодняшней первой половины шесть учебных вопросов, они на экране, и по ним мы пойдём по порядку.</w:t>
+      </w:r>
+    </w:p>
+    <w:p>
+      <w:pPr>
+        <w:spacing w:after="130" w:before="0" w:line="288"/>
+      </w:pPr>
+      <w:r>
+        <w:rPr>
+          <w:rFonts w:ascii="Arial" w:cs="Arial" w:eastAsia="Arial" w:hAnsi="Arial"/>
+          <w:color w:val="1A1A1A"/>
+          <w:sz w:val="21"/>
+          <w:szCs w:val="21"/>
+        </w:rPr>
+        <w:t xml:space="preserve">Первый — зачем задание было дано раньше объяснения; это то, о чём я только что сказал. Второй — карта фазы инициации: из восьми шагов посмотрим, какие вы уже прошли и где именно находитесь. Третий, самый большой, пятнадцать минут, — ценностное предложение: адресат, альтернатива, выгода; в нём разбираются три сложности из пяти. Четвёртый — метод SMART, откуда берутся число и дата. Пятый — масштаб проекта и право отказаться от идеи. Шестой — в каком порядке делать второй подход к листам.</w:t>
       </w:r>
     </w:p>
     <w:p>
@@ -1757,7 +1787,21 @@
           <w:sz w:val="18"/>
           <w:szCs w:val="18"/>
         </w:rPr>
-        <w:t xml:space="preserve">→ Если зал оживился и узнаёт себя — это хорошо, так и должно быть. Отдельно спросить: «У кого было ещё что-то, чего в списке нет?» Записать на доске, вернуться в конце.</w:t>
+        <w:t xml:space="preserve">→ Не зачитывать таблицу построчно — назвать вопросы своими словами, тратя на слайд не больше минуты. Задача слайда в том, чтобы зал в любой момент занятия понимал, где мы находимся.</w:t>
+      </w:r>
+    </w:p>
+    <w:p>
+      <w:pPr>
+        <w:spacing w:after="130" w:before="0" w:line="288"/>
+      </w:pPr>
+      <w:r>
+        <w:rPr>
+          <w:rFonts w:ascii="Arial" w:cs="Arial" w:eastAsia="Arial" w:hAnsi="Arial"/>
+          <w:color w:val="1A1A1A"/>
+          <w:sz w:val="21"/>
+          <w:szCs w:val="21"/>
+        </w:rPr>
+        <w:t xml:space="preserve">Вторая половина пары — практика: заполняем паспорт проекта.</w:t>
       </w:r>
     </w:p>
     <w:p>
@@ -1787,137 +1831,93 @@
           <w:sz w:val="25"/>
           <w:szCs w:val="25"/>
         </w:rPr>
-        <w:t xml:space="preserve">Фаза инициации: восемь шагов</w:t>
-      </w:r>
-    </w:p>
-    <w:p>
-      <w:pPr>
-        <w:spacing w:after="130" w:before="0" w:line="288"/>
-      </w:pPr>
-      <w:r>
-        <w:rPr>
-          <w:rFonts w:ascii="Arial" w:cs="Arial" w:eastAsia="Arial" w:hAnsi="Arial"/>
-          <w:color w:val="1A1A1A"/>
-          <w:sz w:val="21"/>
-          <w:szCs w:val="21"/>
-        </w:rPr>
-        <w:t xml:space="preserve">На вводной лекции я показывал пять фаз жизненного цикла проекта — это модель PMBOK, свода знаний по управлению проектами. Первая фаза, инициация, разворачивается в восемь шагов, они на экране.</w:t>
-      </w:r>
-    </w:p>
-    <w:p>
-      <w:pPr>
-        <w:spacing w:after="130" w:before="0" w:line="288"/>
-      </w:pPr>
-      <w:r>
-        <w:rPr>
-          <w:rFonts w:ascii="Arial" w:cs="Arial" w:eastAsia="Arial" w:hAnsi="Arial"/>
-          <w:color w:val="1A1A1A"/>
-          <w:sz w:val="21"/>
-          <w:szCs w:val="21"/>
-        </w:rPr>
-        <w:t xml:space="preserve">Теперь самое важное на этом слайде — правый столбец. На практике вы выполняли шаги с первого по пятый. Шаг четвёртый — ценностное предложение: сюда попали сложности один, два и три. Шаг пятый — цель по SMART: сюда попала сложность четыре.</w:t>
-      </w:r>
-    </w:p>
-    <w:p>
-      <w:pPr>
-        <w:spacing w:after="130" w:before="0" w:line="288"/>
-      </w:pPr>
-      <w:r>
-        <w:rPr>
-          <w:rFonts w:ascii="Arial" w:cs="Arial" w:eastAsia="Arial" w:hAnsi="Arial"/>
-          <w:b/>
-          <w:bCs/>
-          <w:color w:val="1A1A1A"/>
-          <w:sz w:val="21"/>
-          <w:szCs w:val="21"/>
-        </w:rPr>
-        <w:t xml:space="preserve">То есть дело не в том, что задание было непонятно. Вы выполняли конкретные шаги стандартной процедуры инициации и дошли ровно до того места, где для этих шагов нужен теоретический аппарат, которого у вас ещё не было.</w:t>
-      </w:r>
-    </w:p>
-    <w:p>
-      <w:pPr>
-        <w:spacing w:after="130" w:before="0" w:line="288"/>
-      </w:pPr>
-      <w:r>
-        <w:rPr>
-          <w:rFonts w:ascii="Arial" w:cs="Arial" w:eastAsia="Arial" w:hAnsi="Arial"/>
-          <w:color w:val="1A1A1A"/>
-          <w:sz w:val="21"/>
-          <w:szCs w:val="21"/>
-        </w:rPr>
-        <w:t xml:space="preserve">Шестой и седьмой шаги — стейкхолдеры и паспорт проекта: паспорт делаем сегодня, во второй половине пары, стейкхолдеров двадцать шестого. Восьмой шаг, решение «идём или не идём», — тоже двадцать шестого.</w:t>
-      </w:r>
-    </w:p>
-    <w:p>
-      <w:pPr>
-        <w:pBdr>
-          <w:bottom w:val="single" w:color="005AAA" w:sz="12" w:space="6"/>
-        </w:pBdr>
-        <w:spacing w:after="140" w:before="320"/>
-      </w:pPr>
-      <w:r>
-        <w:rPr>
-          <w:rFonts w:ascii="Arial" w:cs="Arial" w:eastAsia="Arial" w:hAnsi="Arial"/>
-          <w:b/>
-          <w:bCs/>
-          <w:color w:val="005AAA"/>
-          <w:sz w:val="22"/>
-          <w:szCs w:val="22"/>
-        </w:rPr>
-        <w:t xml:space="preserve">СЛАЙД 6  ·  </w:t>
-      </w:r>
-      <w:r>
-        <w:rPr>
-          <w:rFonts w:ascii="Arial" w:cs="Arial" w:eastAsia="Arial" w:hAnsi="Arial"/>
-          <w:b/>
-          <w:bCs/>
-          <w:color w:val="000000"/>
-          <w:sz w:val="25"/>
-          <w:szCs w:val="25"/>
-        </w:rPr>
-        <w:t xml:space="preserve">Почему требовалось два концепта</w:t>
-      </w:r>
-    </w:p>
-    <w:p>
-      <w:pPr>
-        <w:spacing w:after="130" w:before="0" w:line="288"/>
-      </w:pPr>
-      <w:r>
-        <w:rPr>
-          <w:rFonts w:ascii="Arial" w:cs="Arial" w:eastAsia="Arial" w:hAnsi="Arial"/>
-          <w:color w:val="1A1A1A"/>
-          <w:sz w:val="21"/>
-          <w:szCs w:val="21"/>
-        </w:rPr>
-        <w:t xml:space="preserve">Отдельно разберу то, о чём меня спрашивали: зачем было нужно два концепта, если один и так нравится.</w:t>
-      </w:r>
-    </w:p>
-    <w:p>
-      <w:pPr>
-        <w:spacing w:after="130" w:before="0" w:line="288"/>
-      </w:pPr>
-      <w:r>
-        <w:rPr>
-          <w:rFonts w:ascii="Arial" w:cs="Arial" w:eastAsia="Arial" w:hAnsi="Arial"/>
-          <w:color w:val="1A1A1A"/>
-          <w:sz w:val="21"/>
-          <w:szCs w:val="21"/>
-        </w:rPr>
-        <w:t xml:space="preserve">Шаг второй предписывает не менее двух альтернатив. За этим стоит разделение двух разных операций мышления. Сначала дивергенция — намеренное расширение поля вариантов. Потом конвергенция — сужение по формализованным критериям.</w:t>
-      </w:r>
-    </w:p>
-    <w:p>
-      <w:pPr>
-        <w:spacing w:after="130" w:before="0" w:line="288"/>
-      </w:pPr>
-      <w:r>
-        <w:rPr>
-          <w:rFonts w:ascii="Arial" w:cs="Arial" w:eastAsia="Arial" w:hAnsi="Arial"/>
-          <w:color w:val="1A1A1A"/>
-          <w:sz w:val="21"/>
-          <w:szCs w:val="21"/>
-        </w:rPr>
-        <w:t xml:space="preserve">Теперь честный вопрос к залу, отвечать вслух не надо. У скольких из вас второй концепт был заполнен, потому что так сказано в задании, а решение фактически было принято заранее?</w:t>
+        <w:t xml:space="preserve">Пять сложностей — и где мы их разбираем</w:t>
+      </w:r>
+    </w:p>
+    <w:p>
+      <w:pPr>
+        <w:spacing w:after="130" w:before="0" w:line="288"/>
+      </w:pPr>
+      <w:r>
+        <w:rPr>
+          <w:rFonts w:ascii="Arial" w:cs="Arial" w:eastAsia="Arial" w:hAnsi="Arial"/>
+          <w:color w:val="1A1A1A"/>
+          <w:sz w:val="21"/>
+          <w:szCs w:val="21"/>
+        </w:rPr>
+        <w:t xml:space="preserve">Первое. Строка «для кого». Вместо конкретной группы писалось «для студентов», «для людей», «для всех». Сузить не получалось.</w:t>
+      </w:r>
+    </w:p>
+    <w:p>
+      <w:pPr>
+        <w:spacing w:after="130" w:before="0" w:line="288"/>
+      </w:pPr>
+      <w:r>
+        <w:rPr>
+          <w:rFonts w:ascii="Arial" w:cs="Arial" w:eastAsia="Arial" w:hAnsi="Arial"/>
+          <w:color w:val="1A1A1A"/>
+          <w:sz w:val="21"/>
+          <w:szCs w:val="21"/>
+        </w:rPr>
+        <w:t xml:space="preserve">Второе. Строка «в отличие от чего». Писалось «аналогов нет» или строка оставалась пустой — казалось, что задача сейчас никак не решается.</w:t>
+      </w:r>
+    </w:p>
+    <w:p>
+      <w:pPr>
+        <w:spacing w:after="130" w:before="0" w:line="288"/>
+      </w:pPr>
+      <w:r>
+        <w:rPr>
+          <w:rFonts w:ascii="Arial" w:cs="Arial" w:eastAsia="Arial" w:hAnsi="Arial"/>
+          <w:color w:val="1A1A1A"/>
+          <w:sz w:val="21"/>
+          <w:szCs w:val="21"/>
+        </w:rPr>
+        <w:t xml:space="preserve">Третье. Строка «какую выгоду даёт». Писалось «станет удобнее», «станет лучше» — без признака, по которому это можно проверить.</w:t>
+      </w:r>
+    </w:p>
+    <w:p>
+      <w:pPr>
+        <w:spacing w:after="130" w:before="0" w:line="288"/>
+      </w:pPr>
+      <w:r>
+        <w:rPr>
+          <w:rFonts w:ascii="Arial" w:cs="Arial" w:eastAsia="Arial" w:hAnsi="Arial"/>
+          <w:color w:val="1A1A1A"/>
+          <w:sz w:val="21"/>
+          <w:szCs w:val="21"/>
+        </w:rPr>
+        <w:t xml:space="preserve">Четвёртое. Буквы M и T во втором листе. Было непонятно, откуда взять число и какую поставить дату; писали «в течение семестра». Буквы A и R многие просто пропустили.</w:t>
+      </w:r>
+    </w:p>
+    <w:p>
+      <w:pPr>
+        <w:spacing w:after="130" w:before="0" w:line="288"/>
+      </w:pPr>
+      <w:r>
+        <w:rPr>
+          <w:rFonts w:ascii="Arial" w:cs="Arial" w:eastAsia="Arial" w:hAnsi="Arial"/>
+          <w:color w:val="1A1A1A"/>
+          <w:sz w:val="21"/>
+          <w:szCs w:val="21"/>
+        </w:rPr>
+        <w:t xml:space="preserve">И пятое, общее: оставалось чувство, что всё это формальность. Идея-то нам понятна, зачем четыре строки и пять букв.</w:t>
+      </w:r>
+    </w:p>
+    <w:p>
+      <w:pPr>
+        <w:spacing w:after="130" w:before="0" w:line="288"/>
+      </w:pPr>
+      <w:r>
+        <w:rPr>
+          <w:rFonts w:ascii="Arial" w:cs="Arial" w:eastAsia="Arial" w:hAnsi="Arial"/>
+          <w:b/>
+          <w:bCs/>
+          <w:color w:val="1A1A1A"/>
+          <w:sz w:val="21"/>
+          <w:szCs w:val="21"/>
+        </w:rPr>
+        <w:t xml:space="preserve">Каждая из этих сложностей сегодня разбирается отдельно, и у каждой есть своя причина — не невнимательность, а отсутствие конкретного различения. Правый столбец таблицы показывает, в каком вопросе что разбирается.</w:t>
       </w:r>
     </w:p>
     <w:p>
@@ -1934,23 +1934,7 @@
           <w:sz w:val="18"/>
           <w:szCs w:val="18"/>
         </w:rPr>
-        <w:t xml:space="preserve">→ Пауза. Не собирать ответы.</w:t>
-      </w:r>
-    </w:p>
-    <w:p>
-      <w:pPr>
-        <w:spacing w:after="130" w:before="0" w:line="288"/>
-      </w:pPr>
-      <w:r>
-        <w:rPr>
-          <w:rFonts w:ascii="Arial" w:cs="Arial" w:eastAsia="Arial" w:hAnsi="Arial"/>
-          <w:b/>
-          <w:bCs/>
-          <w:color w:val="1A1A1A"/>
-          <w:sz w:val="21"/>
-          <w:szCs w:val="21"/>
-        </w:rPr>
-        <w:t xml:space="preserve">Если так — дивергенции не было. Решение сложилось до сравнения, а критерии применились задним числом к уже выбранному варианту. Процедура внешне выполнена, а того, ради чего она существует, не получилось: обосновать выбор перед третьим лицом нечем, остаётся сослаться на то, что так больше нравится. На защите это разница между «мы сравнили, и вот почему» и «мы так решили».</w:t>
+        <w:t xml:space="preserve">→ Если зал оживился и узнаёт себя — это хорошо, так и должно быть. Отдельно спросить: «У кого было ещё что-то, чего в списке нет?» Записать на доске, вернуться в конце.</w:t>
       </w:r>
     </w:p>
     <w:p>
@@ -1969,7 +1953,7 @@
           <w:sz w:val="22"/>
           <w:szCs w:val="22"/>
         </w:rPr>
-        <w:t xml:space="preserve">СЛАЙД 7  ·  </w:t>
+        <w:t xml:space="preserve">СЛАЙД 6  ·  </w:t>
       </w:r>
       <w:r>
         <w:rPr>
@@ -1980,37 +1964,137 @@
           <w:sz w:val="25"/>
           <w:szCs w:val="25"/>
         </w:rPr>
-        <w:t xml:space="preserve">Ценностное предложение: определение</w:t>
-      </w:r>
-    </w:p>
-    <w:p>
-      <w:pPr>
-        <w:spacing w:after="130" w:before="0" w:line="288"/>
-      </w:pPr>
-      <w:r>
-        <w:rPr>
-          <w:rFonts w:ascii="Arial" w:cs="Arial" w:eastAsia="Arial" w:hAnsi="Arial"/>
-          <w:color w:val="1A1A1A"/>
-          <w:sz w:val="21"/>
-          <w:szCs w:val="21"/>
-        </w:rPr>
-        <w:t xml:space="preserve">Переходим к третьему учебному вопросу — он закрывает три ваших затруднения из пяти. Записываем определение.</w:t>
-      </w:r>
-    </w:p>
-    <w:p>
-      <w:pPr>
-        <w:spacing w:after="130" w:before="0" w:line="288"/>
-      </w:pPr>
-      <w:r>
-        <w:rPr>
-          <w:rFonts w:ascii="Arial" w:cs="Arial" w:eastAsia="Arial" w:hAnsi="Arial"/>
-          <w:b/>
-          <w:bCs/>
-          <w:color w:val="1A1A1A"/>
-          <w:sz w:val="21"/>
-          <w:szCs w:val="21"/>
-        </w:rPr>
-        <w:t xml:space="preserve">Ценностное предложение — проверяемое утверждение о том, какую конкретную выгоду и для какой конкретно очерченной группы создаёт результат проекта, и чем предлагаемый способ превосходит тот, которым задача решается в его отсутствие.</w:t>
+        <w:t xml:space="preserve">Фаза инициации: восемь шагов</w:t>
+      </w:r>
+    </w:p>
+    <w:p>
+      <w:pPr>
+        <w:spacing w:after="130" w:before="0" w:line="288"/>
+      </w:pPr>
+      <w:r>
+        <w:rPr>
+          <w:rFonts w:ascii="Arial" w:cs="Arial" w:eastAsia="Arial" w:hAnsi="Arial"/>
+          <w:color w:val="1A1A1A"/>
+          <w:sz w:val="21"/>
+          <w:szCs w:val="21"/>
+        </w:rPr>
+        <w:t xml:space="preserve">На вводной лекции я показывал пять фаз жизненного цикла проекта — это модель PMBOK, свода знаний по управлению проектами. Первая фаза, инициация, разворачивается в восемь шагов, они на экране.</w:t>
+      </w:r>
+    </w:p>
+    <w:p>
+      <w:pPr>
+        <w:spacing w:after="130" w:before="0" w:line="288"/>
+      </w:pPr>
+      <w:r>
+        <w:rPr>
+          <w:rFonts w:ascii="Arial" w:cs="Arial" w:eastAsia="Arial" w:hAnsi="Arial"/>
+          <w:color w:val="1A1A1A"/>
+          <w:sz w:val="21"/>
+          <w:szCs w:val="21"/>
+        </w:rPr>
+        <w:t xml:space="preserve">Теперь самое важное на этом слайде — правый столбец. На практике вы выполняли шаги с первого по пятый. Шаг четвёртый — ценностное предложение: сюда попали сложности один, два и три. Шаг пятый — цель по SMART: сюда попала сложность четыре.</w:t>
+      </w:r>
+    </w:p>
+    <w:p>
+      <w:pPr>
+        <w:spacing w:after="130" w:before="0" w:line="288"/>
+      </w:pPr>
+      <w:r>
+        <w:rPr>
+          <w:rFonts w:ascii="Arial" w:cs="Arial" w:eastAsia="Arial" w:hAnsi="Arial"/>
+          <w:b/>
+          <w:bCs/>
+          <w:color w:val="1A1A1A"/>
+          <w:sz w:val="21"/>
+          <w:szCs w:val="21"/>
+        </w:rPr>
+        <w:t xml:space="preserve">То есть дело не в том, что задание было непонятно. Вы выполняли конкретные шаги стандартной процедуры инициации и дошли ровно до того места, где для этих шагов нужен теоретический аппарат, которого у вас ещё не было.</w:t>
+      </w:r>
+    </w:p>
+    <w:p>
+      <w:pPr>
+        <w:spacing w:after="130" w:before="0" w:line="288"/>
+      </w:pPr>
+      <w:r>
+        <w:rPr>
+          <w:rFonts w:ascii="Arial" w:cs="Arial" w:eastAsia="Arial" w:hAnsi="Arial"/>
+          <w:color w:val="1A1A1A"/>
+          <w:sz w:val="21"/>
+          <w:szCs w:val="21"/>
+        </w:rPr>
+        <w:t xml:space="preserve">Шестой и седьмой шаги — стейкхолдеры и паспорт проекта: паспорт делаем сегодня, во второй половине пары, стейкхолдеров двадцать шестого. Восьмой шаг, решение «идём или не идём», — тоже двадцать шестого.</w:t>
+      </w:r>
+    </w:p>
+    <w:p>
+      <w:pPr>
+        <w:pBdr>
+          <w:bottom w:val="single" w:color="005AAA" w:sz="12" w:space="6"/>
+        </w:pBdr>
+        <w:spacing w:after="140" w:before="320"/>
+      </w:pPr>
+      <w:r>
+        <w:rPr>
+          <w:rFonts w:ascii="Arial" w:cs="Arial" w:eastAsia="Arial" w:hAnsi="Arial"/>
+          <w:b/>
+          <w:bCs/>
+          <w:color w:val="005AAA"/>
+          <w:sz w:val="22"/>
+          <w:szCs w:val="22"/>
+        </w:rPr>
+        <w:t xml:space="preserve">СЛАЙД 7  ·  </w:t>
+      </w:r>
+      <w:r>
+        <w:rPr>
+          <w:rFonts w:ascii="Arial" w:cs="Arial" w:eastAsia="Arial" w:hAnsi="Arial"/>
+          <w:b/>
+          <w:bCs/>
+          <w:color w:val="000000"/>
+          <w:sz w:val="25"/>
+          <w:szCs w:val="25"/>
+        </w:rPr>
+        <w:t xml:space="preserve">Почему требовалось два концепта</w:t>
+      </w:r>
+    </w:p>
+    <w:p>
+      <w:pPr>
+        <w:spacing w:after="130" w:before="0" w:line="288"/>
+      </w:pPr>
+      <w:r>
+        <w:rPr>
+          <w:rFonts w:ascii="Arial" w:cs="Arial" w:eastAsia="Arial" w:hAnsi="Arial"/>
+          <w:color w:val="1A1A1A"/>
+          <w:sz w:val="21"/>
+          <w:szCs w:val="21"/>
+        </w:rPr>
+        <w:t xml:space="preserve">Отдельно разберу то, о чём меня спрашивали: зачем было нужно два концепта, если один и так нравится.</w:t>
+      </w:r>
+    </w:p>
+    <w:p>
+      <w:pPr>
+        <w:spacing w:after="130" w:before="0" w:line="288"/>
+      </w:pPr>
+      <w:r>
+        <w:rPr>
+          <w:rFonts w:ascii="Arial" w:cs="Arial" w:eastAsia="Arial" w:hAnsi="Arial"/>
+          <w:color w:val="1A1A1A"/>
+          <w:sz w:val="21"/>
+          <w:szCs w:val="21"/>
+        </w:rPr>
+        <w:t xml:space="preserve">Шаг второй предписывает не менее двух альтернатив. За этим стоит разделение двух разных операций мышления. Сначала дивергенция — намеренное расширение поля вариантов. Потом конвергенция — сужение по формализованным критериям.</w:t>
+      </w:r>
+    </w:p>
+    <w:p>
+      <w:pPr>
+        <w:spacing w:after="130" w:before="0" w:line="288"/>
+      </w:pPr>
+      <w:r>
+        <w:rPr>
+          <w:rFonts w:ascii="Arial" w:cs="Arial" w:eastAsia="Arial" w:hAnsi="Arial"/>
+          <w:color w:val="1A1A1A"/>
+          <w:sz w:val="21"/>
+          <w:szCs w:val="21"/>
+        </w:rPr>
+        <w:t xml:space="preserve">Теперь честный вопрос к залу, отвечать вслух не надо. У скольких из вас второй концепт был заполнен, потому что так сказано в задании, а решение фактически было принято заранее?</w:t>
       </w:r>
     </w:p>
     <w:p>
@@ -2027,21 +2111,23 @@
           <w:sz w:val="18"/>
           <w:szCs w:val="18"/>
         </w:rPr>
-        <w:t xml:space="preserve">→ Дать записать. Назвать источник: Остервальдер и Пинье, «Business Model Generation», 2010, развёрнуто в «Value Proposition Design», 2014.</w:t>
-      </w:r>
-    </w:p>
-    <w:p>
-      <w:pPr>
-        <w:spacing w:after="130" w:before="0" w:line="288"/>
-      </w:pPr>
-      <w:r>
-        <w:rPr>
-          <w:rFonts w:ascii="Arial" w:cs="Arial" w:eastAsia="Arial" w:hAnsi="Arial"/>
-          <w:color w:val="1A1A1A"/>
-          <w:sz w:val="21"/>
-          <w:szCs w:val="21"/>
-        </w:rPr>
-        <w:t xml:space="preserve">Четыре элемента: адресат, предмет, выгода, альтернатива. Отсутствие любого делает утверждение непроверяемым. И затруднения у вас возникли ровно на трёх из этих четырёх — разберём по одному.</w:t>
+        <w:t xml:space="preserve">→ Пауза. Не собирать ответы.</w:t>
+      </w:r>
+    </w:p>
+    <w:p>
+      <w:pPr>
+        <w:spacing w:after="130" w:before="0" w:line="288"/>
+      </w:pPr>
+      <w:r>
+        <w:rPr>
+          <w:rFonts w:ascii="Arial" w:cs="Arial" w:eastAsia="Arial" w:hAnsi="Arial"/>
+          <w:b/>
+          <w:bCs/>
+          <w:color w:val="1A1A1A"/>
+          <w:sz w:val="21"/>
+          <w:szCs w:val="21"/>
+        </w:rPr>
+        <w:t xml:space="preserve">Если так — дивергенции не было. Решение сложилось до сравнения, а критерии применились задним числом к уже выбранному варианту. Процедура внешне выполнена, а того, ради чего она существует, не получилось: обосновать выбор перед третьим лицом нечем, остаётся сослаться на то, что так больше нравится. На защите это разница между «мы сравнили, и вот почему» и «мы так решили».</w:t>
       </w:r>
     </w:p>
     <w:p>
@@ -2071,213 +2157,37 @@
           <w:sz w:val="25"/>
           <w:szCs w:val="25"/>
         </w:rPr>
-        <w:t xml:space="preserve">Сложность 1: почему сузить адресата было трудно</w:t>
-      </w:r>
-    </w:p>
-    <w:p>
-      <w:pPr>
-        <w:spacing w:after="130" w:before="0" w:line="288"/>
-      </w:pPr>
-      <w:r>
-        <w:rPr>
-          <w:rFonts w:ascii="Arial" w:cs="Arial" w:eastAsia="Arial" w:hAnsi="Arial"/>
-          <w:color w:val="1A1A1A"/>
-          <w:sz w:val="21"/>
-          <w:szCs w:val="21"/>
-        </w:rPr>
-        <w:t xml:space="preserve">Сразу скажу, чего здесь нет: это не невнимательность. «Для студентов» пишут не потому, что поленились подумать.</w:t>
-      </w:r>
-    </w:p>
-    <w:p>
-      <w:pPr>
-        <w:spacing w:after="130" w:before="0" w:line="288"/>
-      </w:pPr>
-      <w:r>
-        <w:rPr>
-          <w:rFonts w:ascii="Arial" w:cs="Arial" w:eastAsia="Arial" w:hAnsi="Arial"/>
-          <w:color w:val="1A1A1A"/>
-          <w:sz w:val="21"/>
-          <w:szCs w:val="21"/>
-        </w:rPr>
-        <w:t xml:space="preserve">Причина вот в чём. На этапе замысла вы исходите из собственного опыта — иначе и не бывает, идея приходит оттуда, где вы сами что-то почувствовали. Но собственный опыт не осознаётся как частный. Проблема, знакомая мне, кажется мне общей: раз мне это мешает, значит, мешает всем.</w:t>
-      </w:r>
-    </w:p>
-    <w:p>
-      <w:pPr>
-        <w:spacing w:after="130" w:before="0" w:line="288"/>
-      </w:pPr>
-      <w:r>
-        <w:rPr>
-          <w:rFonts w:ascii="Arial" w:cs="Arial" w:eastAsia="Arial" w:hAnsi="Arial"/>
-          <w:b/>
-          <w:bCs/>
-          <w:color w:val="1A1A1A"/>
-          <w:sz w:val="21"/>
-          <w:szCs w:val="21"/>
-        </w:rPr>
-        <w:t xml:space="preserve">Отсюда рабочий критерий, по которому проверяется конкретность адресата: группа названа достаточно узко, если её представителей можно физически найти и опросить.</w:t>
-      </w:r>
-    </w:p>
-    <w:p>
-      <w:pPr>
-        <w:spacing w:after="130" w:before="0" w:line="288"/>
-      </w:pPr>
-      <w:r>
-        <w:rPr>
-          <w:rFonts w:ascii="Arial" w:cs="Arial" w:eastAsia="Arial" w:hAnsi="Arial"/>
-          <w:color w:val="1A1A1A"/>
-          <w:sz w:val="21"/>
-          <w:szCs w:val="21"/>
-        </w:rPr>
-        <w:t xml:space="preserve">«Студентов» опросить нельзя — их сорок тысяч, и они разные. «Первокурсников перед первой сессией» — можно: вы знаете, где они сидят, и можете подойти. Вот и вся разница.</w:t>
-      </w:r>
-    </w:p>
-    <w:p>
-      <w:pPr>
-        <w:pBdr>
-          <w:bottom w:val="single" w:color="005AAA" w:sz="12" w:space="6"/>
-        </w:pBdr>
-        <w:spacing w:after="140" w:before="320"/>
-      </w:pPr>
-      <w:r>
-        <w:rPr>
-          <w:rFonts w:ascii="Arial" w:cs="Arial" w:eastAsia="Arial" w:hAnsi="Arial"/>
-          <w:b/>
-          <w:bCs/>
-          <w:color w:val="005AAA"/>
-          <w:sz w:val="22"/>
-          <w:szCs w:val="22"/>
-        </w:rPr>
-        <w:t xml:space="preserve">СЛАЙД 9  ·  </w:t>
-      </w:r>
-      <w:r>
-        <w:rPr>
-          <w:rFonts w:ascii="Arial" w:cs="Arial" w:eastAsia="Arial" w:hAnsi="Arial"/>
-          <w:b/>
-          <w:bCs/>
-          <w:color w:val="000000"/>
-          <w:sz w:val="25"/>
-          <w:szCs w:val="25"/>
-        </w:rPr>
-        <w:t xml:space="preserve">Сложность 2: почему казалось, что альтернативы нет</w:t>
-      </w:r>
-    </w:p>
-    <w:p>
-      <w:pPr>
-        <w:spacing w:after="130" w:before="0" w:line="288"/>
-      </w:pPr>
-      <w:r>
-        <w:rPr>
-          <w:rFonts w:ascii="Arial" w:cs="Arial" w:eastAsia="Arial" w:hAnsi="Arial"/>
-          <w:color w:val="1A1A1A"/>
-          <w:sz w:val="21"/>
-          <w:szCs w:val="21"/>
-        </w:rPr>
-        <w:t xml:space="preserve">Вторая сложность. Многие написали «аналогов нет», и я почти уверен, что искали вы при этом другой проект, другое устройство, конкурирующую разработку. Не нашли — написали, что нет.</w:t>
-      </w:r>
-    </w:p>
-    <w:p>
-      <w:pPr>
-        <w:spacing w:after="130" w:before="0" w:line="288"/>
-      </w:pPr>
-      <w:r>
-        <w:rPr>
-          <w:rFonts w:ascii="Arial" w:cs="Arial" w:eastAsia="Arial" w:hAnsi="Arial"/>
-          <w:b/>
-          <w:bCs/>
-          <w:color w:val="1A1A1A"/>
-          <w:sz w:val="21"/>
-          <w:szCs w:val="21"/>
-        </w:rPr>
-        <w:t xml:space="preserve">Альтернатива в этой формуле — не конкурент. Это любой способ, которым носитель проблемы справляется с ней прямо сейчас, в том числе заведомо плохой: делает вручную, откладывает на потом, мирится с потерей, спрашивает у знакомых, вообще ничего не делает и терпит.</w:t>
-      </w:r>
-    </w:p>
-    <w:p>
-      <w:pPr>
-        <w:spacing w:after="130" w:before="0" w:line="288"/>
-      </w:pPr>
-      <w:r>
-        <w:rPr>
-          <w:rFonts w:ascii="Arial" w:cs="Arial" w:eastAsia="Arial" w:hAnsi="Arial"/>
-          <w:color w:val="1A1A1A"/>
-          <w:sz w:val="21"/>
-          <w:szCs w:val="21"/>
-        </w:rPr>
-        <w:t xml:space="preserve">И такой способ есть всегда. Логика простая: проблема существует уже сейчас, а вашего проекта ещё нет. Значит, люди как-то с ней живут. Ваша задача — назвать это «как-то» и показать, чем оно плохо.</w:t>
-      </w:r>
-    </w:p>
-    <w:p>
-      <w:pPr>
-        <w:pBdr>
-          <w:bottom w:val="single" w:color="005AAA" w:sz="12" w:space="6"/>
-        </w:pBdr>
-        <w:spacing w:after="140" w:before="320"/>
-      </w:pPr>
-      <w:r>
-        <w:rPr>
-          <w:rFonts w:ascii="Arial" w:cs="Arial" w:eastAsia="Arial" w:hAnsi="Arial"/>
-          <w:b/>
-          <w:bCs/>
-          <w:color w:val="005AAA"/>
-          <w:sz w:val="22"/>
-          <w:szCs w:val="22"/>
-        </w:rPr>
-        <w:t xml:space="preserve">СЛАЙД 10  ·  </w:t>
-      </w:r>
-      <w:r>
-        <w:rPr>
-          <w:rFonts w:ascii="Arial" w:cs="Arial" w:eastAsia="Arial" w:hAnsi="Arial"/>
-          <w:b/>
-          <w:bCs/>
-          <w:color w:val="000000"/>
-          <w:sz w:val="25"/>
-          <w:szCs w:val="25"/>
-        </w:rPr>
-        <w:t xml:space="preserve">Сложность 3: почему выгоду было трудно измерить</w:t>
-      </w:r>
-    </w:p>
-    <w:p>
-      <w:pPr>
-        <w:spacing w:after="130" w:before="0" w:line="288"/>
-      </w:pPr>
-      <w:r>
-        <w:rPr>
-          <w:rFonts w:ascii="Arial" w:cs="Arial" w:eastAsia="Arial" w:hAnsi="Arial"/>
-          <w:color w:val="1A1A1A"/>
-          <w:sz w:val="21"/>
-          <w:szCs w:val="21"/>
-        </w:rPr>
-        <w:t xml:space="preserve">Третья сложность — «станет удобнее». Она возникает не от бедности словарного запаса, а от нарушенного порядка.</w:t>
-      </w:r>
-    </w:p>
-    <w:p>
-      <w:pPr>
-        <w:spacing w:after="130" w:before="0" w:line="288"/>
-      </w:pPr>
-      <w:r>
-        <w:rPr>
-          <w:rFonts w:ascii="Arial" w:cs="Arial" w:eastAsia="Arial" w:hAnsi="Arial"/>
-          <w:b/>
-          <w:bCs/>
-          <w:color w:val="1A1A1A"/>
-          <w:sz w:val="21"/>
-          <w:szCs w:val="21"/>
-        </w:rPr>
-        <w:t xml:space="preserve">Выгода по своей природе есть разность. Разность между тем, как адресату живётся при текущем способе решения, и тем, как ему будет житься при вашем. Пока не определены оба состояния, разности не существует — вычитать не из чего. Остаётся оценочное слово: удобнее, лучше, эффективнее.</w:t>
-      </w:r>
-    </w:p>
-    <w:p>
-      <w:pPr>
-        <w:spacing w:after="130" w:before="0" w:line="288"/>
-      </w:pPr>
-      <w:r>
-        <w:rPr>
-          <w:rFonts w:ascii="Arial" w:cs="Arial" w:eastAsia="Arial" w:hAnsi="Arial"/>
-          <w:color w:val="1A1A1A"/>
-          <w:sz w:val="21"/>
-          <w:szCs w:val="21"/>
-        </w:rPr>
-        <w:t xml:space="preserve">Отсюда правило порядка заполнения листа, которое стоит записать: сначала адресат, потом альтернатива, потом предмет, и только в самом конце выгода. Если заполнять сверху вниз, как напечатано, то ровно в это и упираешься.</w:t>
+        <w:t xml:space="preserve">Ценностное предложение: определение</w:t>
+      </w:r>
+    </w:p>
+    <w:p>
+      <w:pPr>
+        <w:spacing w:after="130" w:before="0" w:line="288"/>
+      </w:pPr>
+      <w:r>
+        <w:rPr>
+          <w:rFonts w:ascii="Arial" w:cs="Arial" w:eastAsia="Arial" w:hAnsi="Arial"/>
+          <w:color w:val="1A1A1A"/>
+          <w:sz w:val="21"/>
+          <w:szCs w:val="21"/>
+        </w:rPr>
+        <w:t xml:space="preserve">Переходим к третьему учебному вопросу — он закрывает три ваших затруднения из пяти. Записываем определение.</w:t>
+      </w:r>
+    </w:p>
+    <w:p>
+      <w:pPr>
+        <w:spacing w:after="130" w:before="0" w:line="288"/>
+      </w:pPr>
+      <w:r>
+        <w:rPr>
+          <w:rFonts w:ascii="Arial" w:cs="Arial" w:eastAsia="Arial" w:hAnsi="Arial"/>
+          <w:b/>
+          <w:bCs/>
+          <w:color w:val="1A1A1A"/>
+          <w:sz w:val="21"/>
+          <w:szCs w:val="21"/>
+        </w:rPr>
+        <w:t xml:space="preserve">Ценностное предложение — проверяемое утверждение о том, какую конкретную выгоду и для какой конкретно очерченной группы создаёт результат проекта, и чем предлагаемый способ превосходит тот, которым задача решается в его отсутствие.</w:t>
       </w:r>
     </w:p>
     <w:p>
@@ -2294,7 +2204,21 @@
           <w:sz w:val="18"/>
           <w:szCs w:val="18"/>
         </w:rPr>
-        <w:t xml:space="preserve">→ Это ключевой практический вывод первой части. Убедиться, что записали.</w:t>
+        <w:t xml:space="preserve">→ Дать записать. Назвать источник: Остервальдер и Пинье, «Business Model Generation», 2010, развёрнуто в «Value Proposition Design», 2014.</w:t>
+      </w:r>
+    </w:p>
+    <w:p>
+      <w:pPr>
+        <w:spacing w:after="130" w:before="0" w:line="288"/>
+      </w:pPr>
+      <w:r>
+        <w:rPr>
+          <w:rFonts w:ascii="Arial" w:cs="Arial" w:eastAsia="Arial" w:hAnsi="Arial"/>
+          <w:color w:val="1A1A1A"/>
+          <w:sz w:val="21"/>
+          <w:szCs w:val="21"/>
+        </w:rPr>
+        <w:t xml:space="preserve">Четыре элемента: адресат, предмет, выгода, альтернатива. Отсутствие любого делает утверждение непроверяемым. И затруднения у вас возникли ровно на трёх из этих четырёх — разберём по одному.</w:t>
       </w:r>
     </w:p>
     <w:p>
@@ -2313,7 +2237,7 @@
           <w:sz w:val="22"/>
           <w:szCs w:val="22"/>
         </w:rPr>
-        <w:t xml:space="preserve">СЛАЙД 11  ·  </w:t>
+        <w:t xml:space="preserve">СЛАЙД 9  ·  </w:t>
       </w:r>
       <w:r>
         <w:rPr>
@@ -2324,63 +2248,65 @@
           <w:sz w:val="25"/>
           <w:szCs w:val="25"/>
         </w:rPr>
-        <w:t xml:space="preserve">Зачем вообще этот инструмент</w:t>
-      </w:r>
-    </w:p>
-    <w:p>
-      <w:pPr>
-        <w:spacing w:after="130" w:before="0" w:line="288"/>
-      </w:pPr>
-      <w:r>
-        <w:rPr>
-          <w:rFonts w:ascii="Arial" w:cs="Arial" w:eastAsia="Arial" w:hAnsi="Arial"/>
-          <w:color w:val="1A1A1A"/>
-          <w:sz w:val="21"/>
-          <w:szCs w:val="21"/>
-        </w:rPr>
-        <w:t xml:space="preserve">И теперь пятая сложность — ощущение формальности. Отвечаю прямо: ценностное предложение нужно для трёх вещей.</w:t>
-      </w:r>
-    </w:p>
-    <w:p>
-      <w:pPr>
-        <w:spacing w:after="130" w:before="0" w:line="288"/>
-      </w:pPr>
-      <w:r>
-        <w:rPr>
-          <w:rFonts w:ascii="Arial" w:cs="Arial" w:eastAsia="Arial" w:hAnsi="Arial"/>
-          <w:color w:val="1A1A1A"/>
-          <w:sz w:val="21"/>
-          <w:szCs w:val="21"/>
-        </w:rPr>
-        <w:t xml:space="preserve">Первое — фильтр. Оно отсекает идею, у которой нет адресата, до того как вы потратили на неё семестр. Ошибиться здесь стоит двадцать минут, ошибиться в ноябре стоит семестра.</w:t>
-      </w:r>
-    </w:p>
-    <w:p>
-      <w:pPr>
-        <w:spacing w:after="130" w:before="0" w:line="288"/>
-      </w:pPr>
-      <w:r>
-        <w:rPr>
-          <w:rFonts w:ascii="Arial" w:cs="Arial" w:eastAsia="Arial" w:hAnsi="Arial"/>
-          <w:color w:val="1A1A1A"/>
-          <w:sz w:val="21"/>
-          <w:szCs w:val="21"/>
-        </w:rPr>
-        <w:t xml:space="preserve">Второе — соглашение внутри команды. Когда четыре человека формулируют одну фразу, выясняется, что каждый понимал задачу немного по-своему. Пусть это выяснится сейчас, когда согласование ничего не стоит.</w:t>
-      </w:r>
-    </w:p>
-    <w:p>
-      <w:pPr>
-        <w:spacing w:after="130" w:before="0" w:line="288"/>
-      </w:pPr>
-      <w:r>
-        <w:rPr>
-          <w:rFonts w:ascii="Arial" w:cs="Arial" w:eastAsia="Arial" w:hAnsi="Arial"/>
-          <w:color w:val="1A1A1A"/>
-          <w:sz w:val="21"/>
-          <w:szCs w:val="21"/>
-        </w:rPr>
-        <w:t xml:space="preserve">Третье — ядро внешнего документа. Это первый абзац грантовой заявки и первый тезис вашей защиты. Комиссия слушает именно его.</w:t>
+        <w:t xml:space="preserve">Сложность 1: почему сузить адресата было трудно</w:t>
+      </w:r>
+    </w:p>
+    <w:p>
+      <w:pPr>
+        <w:spacing w:after="130" w:before="0" w:line="288"/>
+      </w:pPr>
+      <w:r>
+        <w:rPr>
+          <w:rFonts w:ascii="Arial" w:cs="Arial" w:eastAsia="Arial" w:hAnsi="Arial"/>
+          <w:color w:val="1A1A1A"/>
+          <w:sz w:val="21"/>
+          <w:szCs w:val="21"/>
+        </w:rPr>
+        <w:t xml:space="preserve">Сразу скажу, чего здесь нет: это не невнимательность. «Для студентов» пишут не потому, что поленились подумать.</w:t>
+      </w:r>
+    </w:p>
+    <w:p>
+      <w:pPr>
+        <w:spacing w:after="130" w:before="0" w:line="288"/>
+      </w:pPr>
+      <w:r>
+        <w:rPr>
+          <w:rFonts w:ascii="Arial" w:cs="Arial" w:eastAsia="Arial" w:hAnsi="Arial"/>
+          <w:color w:val="1A1A1A"/>
+          <w:sz w:val="21"/>
+          <w:szCs w:val="21"/>
+        </w:rPr>
+        <w:t xml:space="preserve">Причина вот в чём. На этапе замысла вы исходите из собственного опыта — иначе и не бывает, идея приходит оттуда, где вы сами что-то почувствовали. Но собственный опыт не осознаётся как частный. Проблема, знакомая мне, кажется мне общей: раз мне это мешает, значит, мешает всем.</w:t>
+      </w:r>
+    </w:p>
+    <w:p>
+      <w:pPr>
+        <w:spacing w:after="130" w:before="0" w:line="288"/>
+      </w:pPr>
+      <w:r>
+        <w:rPr>
+          <w:rFonts w:ascii="Arial" w:cs="Arial" w:eastAsia="Arial" w:hAnsi="Arial"/>
+          <w:b/>
+          <w:bCs/>
+          <w:color w:val="1A1A1A"/>
+          <w:sz w:val="21"/>
+          <w:szCs w:val="21"/>
+        </w:rPr>
+        <w:t xml:space="preserve">Отсюда рабочий критерий, по которому проверяется конкретность адресата: группа названа достаточно узко, если её представителей можно физически найти и опросить.</w:t>
+      </w:r>
+    </w:p>
+    <w:p>
+      <w:pPr>
+        <w:spacing w:after="130" w:before="0" w:line="288"/>
+      </w:pPr>
+      <w:r>
+        <w:rPr>
+          <w:rFonts w:ascii="Arial" w:cs="Arial" w:eastAsia="Arial" w:hAnsi="Arial"/>
+          <w:color w:val="1A1A1A"/>
+          <w:sz w:val="21"/>
+          <w:szCs w:val="21"/>
+        </w:rPr>
+        <w:t xml:space="preserve">«Студентов» опросить нельзя — их сорок тысяч, и они разные. «Первокурсников перед первой сессией» — можно: вы знаете, где они сидят, и можете подойти. Вот и вся разница.</w:t>
       </w:r>
     </w:p>
     <w:p>
@@ -2399,7 +2325,7 @@
           <w:sz w:val="22"/>
           <w:szCs w:val="22"/>
         </w:rPr>
-        <w:t xml:space="preserve">СЛАЙД 12  ·  </w:t>
+        <w:t xml:space="preserve">СЛАЙД 10  ·  </w:t>
       </w:r>
       <w:r>
         <w:rPr>
@@ -2410,37 +2336,125 @@
           <w:sz w:val="25"/>
           <w:szCs w:val="25"/>
         </w:rPr>
-        <w:t xml:space="preserve">SMART: определение</w:t>
-      </w:r>
-    </w:p>
-    <w:p>
-      <w:pPr>
-        <w:spacing w:after="130" w:before="0" w:line="288"/>
-      </w:pPr>
-      <w:r>
-        <w:rPr>
-          <w:rFonts w:ascii="Arial" w:cs="Arial" w:eastAsia="Arial" w:hAnsi="Arial"/>
-          <w:color w:val="1A1A1A"/>
-          <w:sz w:val="21"/>
-          <w:szCs w:val="21"/>
-        </w:rPr>
-        <w:t xml:space="preserve">Четвёртый учебный вопрос — второй лист. Записываем определение.</w:t>
-      </w:r>
-    </w:p>
-    <w:p>
-      <w:pPr>
-        <w:spacing w:after="130" w:before="0" w:line="288"/>
-      </w:pPr>
-      <w:r>
-        <w:rPr>
-          <w:rFonts w:ascii="Arial" w:cs="Arial" w:eastAsia="Arial" w:hAnsi="Arial"/>
-          <w:b/>
-          <w:bCs/>
-          <w:color w:val="1A1A1A"/>
-          <w:sz w:val="21"/>
-          <w:szCs w:val="21"/>
-        </w:rPr>
-        <w:t xml:space="preserve">SMART — процедура проверки формулировки цели по пяти критериям: Specific, Measurable, Achievable, Relevant, Time-bound.</w:t>
+        <w:t xml:space="preserve">Сложность 2: почему казалось, что альтернативы нет</w:t>
+      </w:r>
+    </w:p>
+    <w:p>
+      <w:pPr>
+        <w:spacing w:after="130" w:before="0" w:line="288"/>
+      </w:pPr>
+      <w:r>
+        <w:rPr>
+          <w:rFonts w:ascii="Arial" w:cs="Arial" w:eastAsia="Arial" w:hAnsi="Arial"/>
+          <w:color w:val="1A1A1A"/>
+          <w:sz w:val="21"/>
+          <w:szCs w:val="21"/>
+        </w:rPr>
+        <w:t xml:space="preserve">Вторая сложность. Многие написали «аналогов нет», и я почти уверен, что искали вы при этом другой проект, другое устройство, конкурирующую разработку. Не нашли — написали, что нет.</w:t>
+      </w:r>
+    </w:p>
+    <w:p>
+      <w:pPr>
+        <w:spacing w:after="130" w:before="0" w:line="288"/>
+      </w:pPr>
+      <w:r>
+        <w:rPr>
+          <w:rFonts w:ascii="Arial" w:cs="Arial" w:eastAsia="Arial" w:hAnsi="Arial"/>
+          <w:b/>
+          <w:bCs/>
+          <w:color w:val="1A1A1A"/>
+          <w:sz w:val="21"/>
+          <w:szCs w:val="21"/>
+        </w:rPr>
+        <w:t xml:space="preserve">Альтернатива в этой формуле — не конкурент. Это любой способ, которым носитель проблемы справляется с ней прямо сейчас, в том числе заведомо плохой: делает вручную, откладывает на потом, мирится с потерей, спрашивает у знакомых, вообще ничего не делает и терпит.</w:t>
+      </w:r>
+    </w:p>
+    <w:p>
+      <w:pPr>
+        <w:spacing w:after="130" w:before="0" w:line="288"/>
+      </w:pPr>
+      <w:r>
+        <w:rPr>
+          <w:rFonts w:ascii="Arial" w:cs="Arial" w:eastAsia="Arial" w:hAnsi="Arial"/>
+          <w:color w:val="1A1A1A"/>
+          <w:sz w:val="21"/>
+          <w:szCs w:val="21"/>
+        </w:rPr>
+        <w:t xml:space="preserve">И такой способ есть всегда. Логика простая: проблема существует уже сейчас, а вашего проекта ещё нет. Значит, люди как-то с ней живут. Ваша задача — назвать это «как-то» и показать, чем оно плохо.</w:t>
+      </w:r>
+    </w:p>
+    <w:p>
+      <w:pPr>
+        <w:pBdr>
+          <w:bottom w:val="single" w:color="005AAA" w:sz="12" w:space="6"/>
+        </w:pBdr>
+        <w:spacing w:after="140" w:before="320"/>
+      </w:pPr>
+      <w:r>
+        <w:rPr>
+          <w:rFonts w:ascii="Arial" w:cs="Arial" w:eastAsia="Arial" w:hAnsi="Arial"/>
+          <w:b/>
+          <w:bCs/>
+          <w:color w:val="005AAA"/>
+          <w:sz w:val="22"/>
+          <w:szCs w:val="22"/>
+        </w:rPr>
+        <w:t xml:space="preserve">СЛАЙД 11  ·  </w:t>
+      </w:r>
+      <w:r>
+        <w:rPr>
+          <w:rFonts w:ascii="Arial" w:cs="Arial" w:eastAsia="Arial" w:hAnsi="Arial"/>
+          <w:b/>
+          <w:bCs/>
+          <w:color w:val="000000"/>
+          <w:sz w:val="25"/>
+          <w:szCs w:val="25"/>
+        </w:rPr>
+        <w:t xml:space="preserve">Сложность 3: почему выгоду было трудно измерить</w:t>
+      </w:r>
+    </w:p>
+    <w:p>
+      <w:pPr>
+        <w:spacing w:after="130" w:before="0" w:line="288"/>
+      </w:pPr>
+      <w:r>
+        <w:rPr>
+          <w:rFonts w:ascii="Arial" w:cs="Arial" w:eastAsia="Arial" w:hAnsi="Arial"/>
+          <w:color w:val="1A1A1A"/>
+          <w:sz w:val="21"/>
+          <w:szCs w:val="21"/>
+        </w:rPr>
+        <w:t xml:space="preserve">Третья сложность — «станет удобнее». Она возникает не от бедности словарного запаса, а от нарушенного порядка.</w:t>
+      </w:r>
+    </w:p>
+    <w:p>
+      <w:pPr>
+        <w:spacing w:after="130" w:before="0" w:line="288"/>
+      </w:pPr>
+      <w:r>
+        <w:rPr>
+          <w:rFonts w:ascii="Arial" w:cs="Arial" w:eastAsia="Arial" w:hAnsi="Arial"/>
+          <w:b/>
+          <w:bCs/>
+          <w:color w:val="1A1A1A"/>
+          <w:sz w:val="21"/>
+          <w:szCs w:val="21"/>
+        </w:rPr>
+        <w:t xml:space="preserve">Выгода по своей природе есть разность. Разность между тем, как адресату живётся при текущем способе решения, и тем, как ему будет житься при вашем. Пока не определены оба состояния, разности не существует — вычитать не из чего. Остаётся оценочное слово: удобнее, лучше, эффективнее.</w:t>
+      </w:r>
+    </w:p>
+    <w:p>
+      <w:pPr>
+        <w:spacing w:after="130" w:before="0" w:line="288"/>
+      </w:pPr>
+      <w:r>
+        <w:rPr>
+          <w:rFonts w:ascii="Arial" w:cs="Arial" w:eastAsia="Arial" w:hAnsi="Arial"/>
+          <w:color w:val="1A1A1A"/>
+          <w:sz w:val="21"/>
+          <w:szCs w:val="21"/>
+        </w:rPr>
+        <w:t xml:space="preserve">Отсюда правило порядка заполнения листа, которое стоит записать: сначала адресат, потом альтернатива, потом предмет, и только в самом конце выгода. Если заполнять сверху вниз, как напечатано, то ровно в это и упираешься.</w:t>
       </w:r>
     </w:p>
     <w:p>
@@ -2457,21 +2471,7 @@
           <w:sz w:val="18"/>
           <w:szCs w:val="18"/>
         </w:rPr>
-        <w:t xml:space="preserve">→ Источник: Дж. Т. Доран, статья «There is a S.M.A.R.T. way to write management goals and objectives», Management Review, 1981.</w:t>
-      </w:r>
-    </w:p>
-    <w:p>
-      <w:pPr>
-        <w:spacing w:after="130" w:before="0" w:line="288"/>
-      </w:pPr>
-      <w:r>
-        <w:rPr>
-          <w:rFonts w:ascii="Arial" w:cs="Arial" w:eastAsia="Arial" w:hAnsi="Arial"/>
-          <w:color w:val="1A1A1A"/>
-          <w:sz w:val="21"/>
-          <w:szCs w:val="21"/>
-        </w:rPr>
-        <w:t xml:space="preserve">Обратите внимание: нового содержания здесь нет. S — это содержание проекта, Scope из железного треугольника. T — время, Time оттуда же. A — ресурсное ограничение, один из четырёх признаков проекта. Всё это вы знаете с пятого сентября. SMART просто заставляет применить известное к вашей конкретной цели.</w:t>
+        <w:t xml:space="preserve">→ Это ключевой практический вывод первой части. Убедиться, что записали.</w:t>
       </w:r>
     </w:p>
     <w:p>
@@ -2490,7 +2490,7 @@
           <w:sz w:val="22"/>
           <w:szCs w:val="22"/>
         </w:rPr>
-        <w:t xml:space="preserve">СЛАЙД 13  ·  </w:t>
+        <w:t xml:space="preserve">СЛАЙД 12  ·  </w:t>
       </w:r>
       <w:r>
         <w:rPr>
@@ -2501,51 +2501,63 @@
           <w:sz w:val="25"/>
           <w:szCs w:val="25"/>
         </w:rPr>
-        <w:t xml:space="preserve">Откуда берётся число (буква M)</w:t>
-      </w:r>
-    </w:p>
-    <w:p>
-      <w:pPr>
-        <w:spacing w:after="130" w:before="0" w:line="288"/>
-      </w:pPr>
-      <w:r>
-        <w:rPr>
-          <w:rFonts w:ascii="Arial" w:cs="Arial" w:eastAsia="Arial" w:hAnsi="Arial"/>
-          <w:color w:val="1A1A1A"/>
-          <w:sz w:val="21"/>
-          <w:szCs w:val="21"/>
-        </w:rPr>
-        <w:t xml:space="preserve">Сложность четыре, первая половина: непонятно, какое число писать.</w:t>
-      </w:r>
-    </w:p>
-    <w:p>
-      <w:pPr>
-        <w:spacing w:after="130" w:before="0" w:line="288"/>
-      </w:pPr>
-      <w:r>
-        <w:rPr>
-          <w:rFonts w:ascii="Arial" w:cs="Arial" w:eastAsia="Arial" w:hAnsi="Arial"/>
-          <w:color w:val="1A1A1A"/>
-          <w:sz w:val="21"/>
-          <w:szCs w:val="21"/>
-        </w:rPr>
-        <w:t xml:space="preserve">Природа та же, что у выгоды. Число нельзя назвать, пока не определено, что именно измеряется и относительно чего. Измеримость складывается из трёх вещей: измеряемая величина, единицы измерения, способ получения значения. Нет величины — нечего мерить. Нет единиц — число бессмысленно. Нет способа — число произвольно, вы его просто выдумали.</w:t>
-      </w:r>
-    </w:p>
-    <w:p>
-      <w:pPr>
-        <w:spacing w:after="130" w:before="0" w:line="288"/>
-      </w:pPr>
-      <w:r>
-        <w:rPr>
-          <w:rFonts w:ascii="Arial" w:cs="Arial" w:eastAsia="Arial" w:hAnsi="Arial"/>
-          <w:b/>
-          <w:bCs/>
-          <w:color w:val="1A1A1A"/>
-          <w:sz w:val="21"/>
-          <w:szCs w:val="21"/>
-        </w:rPr>
-        <w:t xml:space="preserve">И сразу снимаю частый вопрос: приблизительное число, полученное из явно названного способа измерения, лучше, чем отсутствие числа. Приблизительное вы уточните по ходу работы. Отсутствующее не проверит никто и никогда — в том числе комиссия в декабре.</w:t>
+        <w:t xml:space="preserve">Зачем вообще этот инструмент</w:t>
+      </w:r>
+    </w:p>
+    <w:p>
+      <w:pPr>
+        <w:spacing w:after="130" w:before="0" w:line="288"/>
+      </w:pPr>
+      <w:r>
+        <w:rPr>
+          <w:rFonts w:ascii="Arial" w:cs="Arial" w:eastAsia="Arial" w:hAnsi="Arial"/>
+          <w:color w:val="1A1A1A"/>
+          <w:sz w:val="21"/>
+          <w:szCs w:val="21"/>
+        </w:rPr>
+        <w:t xml:space="preserve">И теперь пятая сложность — ощущение формальности. Отвечаю прямо: ценностное предложение нужно для трёх вещей.</w:t>
+      </w:r>
+    </w:p>
+    <w:p>
+      <w:pPr>
+        <w:spacing w:after="130" w:before="0" w:line="288"/>
+      </w:pPr>
+      <w:r>
+        <w:rPr>
+          <w:rFonts w:ascii="Arial" w:cs="Arial" w:eastAsia="Arial" w:hAnsi="Arial"/>
+          <w:color w:val="1A1A1A"/>
+          <w:sz w:val="21"/>
+          <w:szCs w:val="21"/>
+        </w:rPr>
+        <w:t xml:space="preserve">Первое — фильтр. Оно отсекает идею, у которой нет адресата, до того как вы потратили на неё семестр. Ошибиться здесь стоит двадцать минут, ошибиться в ноябре стоит семестра.</w:t>
+      </w:r>
+    </w:p>
+    <w:p>
+      <w:pPr>
+        <w:spacing w:after="130" w:before="0" w:line="288"/>
+      </w:pPr>
+      <w:r>
+        <w:rPr>
+          <w:rFonts w:ascii="Arial" w:cs="Arial" w:eastAsia="Arial" w:hAnsi="Arial"/>
+          <w:color w:val="1A1A1A"/>
+          <w:sz w:val="21"/>
+          <w:szCs w:val="21"/>
+        </w:rPr>
+        <w:t xml:space="preserve">Второе — соглашение внутри команды. Когда четыре человека формулируют одну фразу, выясняется, что каждый понимал задачу немного по-своему. Пусть это выяснится сейчас, когда согласование ничего не стоит.</w:t>
+      </w:r>
+    </w:p>
+    <w:p>
+      <w:pPr>
+        <w:spacing w:after="130" w:before="0" w:line="288"/>
+      </w:pPr>
+      <w:r>
+        <w:rPr>
+          <w:rFonts w:ascii="Arial" w:cs="Arial" w:eastAsia="Arial" w:hAnsi="Arial"/>
+          <w:color w:val="1A1A1A"/>
+          <w:sz w:val="21"/>
+          <w:szCs w:val="21"/>
+        </w:rPr>
+        <w:t xml:space="preserve">Третье — ядро внешнего документа. Это первый абзац грантовой заявки и первый тезис вашей защиты. Комиссия слушает именно его.</w:t>
       </w:r>
     </w:p>
     <w:p>
@@ -2564,7 +2576,7 @@
           <w:sz w:val="22"/>
           <w:szCs w:val="22"/>
         </w:rPr>
-        <w:t xml:space="preserve">СЛАЙД 14  ·  </w:t>
+        <w:t xml:space="preserve">СЛАЙД 13  ·  </w:t>
       </w:r>
       <w:r>
         <w:rPr>
@@ -2575,181 +2587,37 @@
           <w:sz w:val="25"/>
           <w:szCs w:val="25"/>
         </w:rPr>
-        <w:t xml:space="preserve">Откуда берётся дата (буква T)</w:t>
-      </w:r>
-    </w:p>
-    <w:p>
-      <w:pPr>
-        <w:spacing w:after="130" w:before="0" w:line="288"/>
-      </w:pPr>
-      <w:r>
-        <w:rPr>
-          <w:rFonts w:ascii="Arial" w:cs="Arial" w:eastAsia="Arial" w:hAnsi="Arial"/>
-          <w:color w:val="1A1A1A"/>
-          <w:sz w:val="21"/>
-          <w:szCs w:val="21"/>
-        </w:rPr>
-        <w:t xml:space="preserve">Вторая половина той же сложности: какую дату ставить.</w:t>
-      </w:r>
-    </w:p>
-    <w:p>
-      <w:pPr>
-        <w:spacing w:after="130" w:before="0" w:line="288"/>
-      </w:pPr>
-      <w:r>
-        <w:rPr>
-          <w:rFonts w:ascii="Arial" w:cs="Arial" w:eastAsia="Arial" w:hAnsi="Arial"/>
-          <w:color w:val="1A1A1A"/>
-          <w:sz w:val="21"/>
-          <w:szCs w:val="21"/>
-        </w:rPr>
-        <w:t xml:space="preserve">«В течение семестра» не является сроком, потому что не задаёт момента, в который возможна проверка. Срок — это точка, в которую можно прийти и посмотреть, сделано или нет.</w:t>
-      </w:r>
-    </w:p>
-    <w:p>
-      <w:pPr>
-        <w:spacing w:after="130" w:before="0" w:line="288"/>
-      </w:pPr>
-      <w:r>
-        <w:rPr>
-          <w:rFonts w:ascii="Arial" w:cs="Arial" w:eastAsia="Arial" w:hAnsi="Arial"/>
-          <w:b/>
-          <w:bCs/>
-          <w:color w:val="1A1A1A"/>
-          <w:sz w:val="21"/>
-          <w:szCs w:val="21"/>
-        </w:rPr>
-        <w:t xml:space="preserve">В нашем курсе таких точек ровно две: двадцать первое ноября — чекпоинт, вы предъявляете промежуточный результат, и двадцать шестое декабря — защита. Третьей нет. Значит, ваша цель распределяется между этими двумя датами: что к ноябрю, что к декабрю.</w:t>
-      </w:r>
-    </w:p>
-    <w:p>
-      <w:pPr>
-        <w:pBdr>
-          <w:bottom w:val="single" w:color="005AAA" w:sz="12" w:space="6"/>
-        </w:pBdr>
-        <w:spacing w:after="140" w:before="320"/>
-      </w:pPr>
-      <w:r>
-        <w:rPr>
-          <w:rFonts w:ascii="Arial" w:cs="Arial" w:eastAsia="Arial" w:hAnsi="Arial"/>
-          <w:b/>
-          <w:bCs/>
-          <w:color w:val="005AAA"/>
-          <w:sz w:val="22"/>
-          <w:szCs w:val="22"/>
-        </w:rPr>
-        <w:t xml:space="preserve">СЛАЙД 15  ·  </w:t>
-      </w:r>
-      <w:r>
-        <w:rPr>
-          <w:rFonts w:ascii="Arial" w:cs="Arial" w:eastAsia="Arial" w:hAnsi="Arial"/>
-          <w:b/>
-          <w:bCs/>
-          <w:color w:val="000000"/>
-          <w:sz w:val="25"/>
-          <w:szCs w:val="25"/>
-        </w:rPr>
-        <w:t xml:space="preserve">Три уровня результата и тест «цель или задача»</w:t>
-      </w:r>
-    </w:p>
-    <w:p>
-      <w:pPr>
-        <w:spacing w:after="130" w:before="0" w:line="288"/>
-      </w:pPr>
-      <w:r>
-        <w:rPr>
-          <w:rFonts w:ascii="Arial" w:cs="Arial" w:eastAsia="Arial" w:hAnsi="Arial"/>
-          <w:color w:val="1A1A1A"/>
-          <w:sz w:val="21"/>
-          <w:szCs w:val="21"/>
-        </w:rPr>
-        <w:t xml:space="preserve">Многие пропустили буквы A и R, и это тоже не лень. За этим стоит смешение трёх разных уровней, на которых можно сформулировать результат.</w:t>
-      </w:r>
-    </w:p>
-    <w:p>
-      <w:pPr>
-        <w:spacing w:after="130" w:before="0" w:line="288"/>
-      </w:pPr>
-      <w:r>
-        <w:rPr>
-          <w:rFonts w:ascii="Arial" w:cs="Arial" w:eastAsia="Arial" w:hAnsi="Arial"/>
-          <w:color w:val="1A1A1A"/>
-          <w:sz w:val="21"/>
-          <w:szCs w:val="21"/>
-        </w:rPr>
-        <w:t xml:space="preserve">Цель продукта — что изменится у пользователя. Растение не гибнет от неправильного полива.</w:t>
-      </w:r>
-    </w:p>
-    <w:p>
-      <w:pPr>
-        <w:spacing w:after="130" w:before="0" w:line="288"/>
-      </w:pPr>
-      <w:r>
-        <w:rPr>
-          <w:rFonts w:ascii="Arial" w:cs="Arial" w:eastAsia="Arial" w:hAnsi="Arial"/>
-          <w:color w:val="1A1A1A"/>
-          <w:sz w:val="21"/>
-          <w:szCs w:val="21"/>
-        </w:rPr>
-        <w:t xml:space="preserve">Цель проекта — что команда предъявит и к какой дате. Прототип с точностью десять процентов, к двадцать шестому декабря.</w:t>
-      </w:r>
-    </w:p>
-    <w:p>
-      <w:pPr>
-        <w:spacing w:after="130" w:before="0" w:line="288"/>
-      </w:pPr>
-      <w:r>
-        <w:rPr>
-          <w:rFonts w:ascii="Arial" w:cs="Arial" w:eastAsia="Arial" w:hAnsi="Arial"/>
-          <w:color w:val="1A1A1A"/>
-          <w:sz w:val="21"/>
-          <w:szCs w:val="21"/>
-        </w:rPr>
-        <w:t xml:space="preserve">Задача — отдельный шаг внутри работы. Закупить датчик. Написать прошивку.</w:t>
-      </w:r>
-    </w:p>
-    <w:p>
-      <w:pPr>
-        <w:spacing w:after="130" w:before="0" w:line="288"/>
-      </w:pPr>
-      <w:r>
-        <w:rPr>
-          <w:rFonts w:ascii="Arial" w:cs="Arial" w:eastAsia="Arial" w:hAnsi="Arial"/>
-          <w:b/>
-          <w:bCs/>
-          <w:color w:val="1A1A1A"/>
-          <w:sz w:val="21"/>
-          <w:szCs w:val="21"/>
-        </w:rPr>
-        <w:t xml:space="preserve">SMART применяется на среднем уровне, на цели проекта. И вот почему у вас не проверялись A и R: если цель написана на уровне продукта, не проверяется A — изменение в жизни пользователя вы не контролируете. Если на уровне задачи, не проверяется R — отдельное действие само по себе ни с какой проблемой не соотносится.</w:t>
-      </w:r>
-    </w:p>
-    <w:p>
-      <w:pPr>
-        <w:spacing w:after="130" w:before="0" w:line="288"/>
-      </w:pPr>
-      <w:r>
-        <w:rPr>
-          <w:rFonts w:ascii="Arial" w:cs="Arial" w:eastAsia="Arial" w:hAnsi="Arial"/>
-          <w:color w:val="1A1A1A"/>
-          <w:sz w:val="21"/>
-          <w:szCs w:val="21"/>
-        </w:rPr>
-        <w:t xml:space="preserve">Чтобы отличать одно от другого, есть короткий тест. Если формулировку можно полностью выполнить и при этом не получить ничего, что можно предъявить третьему лицу, — это задача, а не цель.</w:t>
-      </w:r>
-    </w:p>
-    <w:p>
-      <w:pPr>
-        <w:spacing w:after="130" w:before="0" w:line="288"/>
-      </w:pPr>
-      <w:r>
-        <w:rPr>
-          <w:rFonts w:ascii="Arial" w:cs="Arial" w:eastAsia="Arial" w:hAnsi="Arial"/>
-          <w:color w:val="1A1A1A"/>
-          <w:sz w:val="21"/>
-          <w:szCs w:val="21"/>
-        </w:rPr>
-        <w:t xml:space="preserve">«Изучить литературу» — выполнимо, предъявить нечего. «Провести эксперименты» — то же самое. Проводили, изучали, а на стол положить нечего.</w:t>
+        <w:t xml:space="preserve">SMART: определение</w:t>
+      </w:r>
+    </w:p>
+    <w:p>
+      <w:pPr>
+        <w:spacing w:after="130" w:before="0" w:line="288"/>
+      </w:pPr>
+      <w:r>
+        <w:rPr>
+          <w:rFonts w:ascii="Arial" w:cs="Arial" w:eastAsia="Arial" w:hAnsi="Arial"/>
+          <w:color w:val="1A1A1A"/>
+          <w:sz w:val="21"/>
+          <w:szCs w:val="21"/>
+        </w:rPr>
+        <w:t xml:space="preserve">Четвёртый учебный вопрос — второй лист. Записываем определение.</w:t>
+      </w:r>
+    </w:p>
+    <w:p>
+      <w:pPr>
+        <w:spacing w:after="130" w:before="0" w:line="288"/>
+      </w:pPr>
+      <w:r>
+        <w:rPr>
+          <w:rFonts w:ascii="Arial" w:cs="Arial" w:eastAsia="Arial" w:hAnsi="Arial"/>
+          <w:b/>
+          <w:bCs/>
+          <w:color w:val="1A1A1A"/>
+          <w:sz w:val="21"/>
+          <w:szCs w:val="21"/>
+        </w:rPr>
+        <w:t xml:space="preserve">SMART — процедура проверки формулировки цели по пяти критериям: Specific, Measurable, Achievable, Relevant, Time-bound.</w:t>
       </w:r>
     </w:p>
     <w:p>
@@ -2766,7 +2634,21 @@
           <w:sz w:val="18"/>
           <w:szCs w:val="18"/>
         </w:rPr>
-        <w:t xml:space="preserve">→ Предложить залу мысленно прогнать через этот тест свою формулировку из листа 2. Вслух не обсуждать.</w:t>
+        <w:t xml:space="preserve">→ Источник: Дж. Т. Доран, статья «There is a S.M.A.R.T. way to write management goals and objectives», Management Review, 1981.</w:t>
+      </w:r>
+    </w:p>
+    <w:p>
+      <w:pPr>
+        <w:spacing w:after="130" w:before="0" w:line="288"/>
+      </w:pPr>
+      <w:r>
+        <w:rPr>
+          <w:rFonts w:ascii="Arial" w:cs="Arial" w:eastAsia="Arial" w:hAnsi="Arial"/>
+          <w:color w:val="1A1A1A"/>
+          <w:sz w:val="21"/>
+          <w:szCs w:val="21"/>
+        </w:rPr>
+        <w:t xml:space="preserve">Обратите внимание: нового содержания здесь нет. S — это содержание проекта, Scope из железного треугольника. T — время, Time оттуда же. A — ресурсное ограничение, один из четырёх признаков проекта. Всё это вы знаете с пятого сентября. SMART просто заставляет применить известное к вашей конкретной цели.</w:t>
       </w:r>
     </w:p>
     <w:p>
@@ -2785,7 +2667,7 @@
           <w:sz w:val="22"/>
           <w:szCs w:val="22"/>
         </w:rPr>
-        <w:t xml:space="preserve">СЛАЙД 16  ·  </w:t>
+        <w:t xml:space="preserve">СЛАЙД 14  ·  </w:t>
       </w:r>
       <w:r>
         <w:rPr>
@@ -2796,121 +2678,51 @@
           <w:sz w:val="25"/>
           <w:szCs w:val="25"/>
         </w:rPr>
-        <w:t xml:space="preserve">Масштаб проекта и эскалация обязательств</w:t>
-      </w:r>
-    </w:p>
-    <w:p>
-      <w:pPr>
-        <w:spacing w:after="130" w:before="0" w:line="288"/>
-      </w:pPr>
-      <w:r>
-        <w:rPr>
-          <w:rFonts w:ascii="Arial" w:cs="Arial" w:eastAsia="Arial" w:hAnsi="Arial"/>
-          <w:color w:val="1A1A1A"/>
-          <w:sz w:val="21"/>
-          <w:szCs w:val="21"/>
-        </w:rPr>
-        <w:t xml:space="preserve">Пятый учебный вопрос — две сложности, которые не про формулировки, а про решение.</w:t>
-      </w:r>
-    </w:p>
-    <w:p>
-      <w:pPr>
-        <w:spacing w:after="130" w:before="0" w:line="288"/>
-      </w:pPr>
-      <w:r>
-        <w:rPr>
-          <w:rFonts w:ascii="Arial" w:cs="Arial" w:eastAsia="Arial" w:hAnsi="Arial"/>
-          <w:color w:val="1A1A1A"/>
-          <w:sz w:val="21"/>
-          <w:szCs w:val="21"/>
-        </w:rPr>
-        <w:t xml:space="preserve">Первое — масштаб. Слишком крупный проект плох тем, что к двадцать первому ноября вам нечего будет предъявить, и мы не сможем проверить, идёт работа или нет. Слишком мелкий плох тем, что на защите нечего обсуждать.</w:t>
-      </w:r>
-    </w:p>
-    <w:p>
-      <w:pPr>
-        <w:spacing w:after="130" w:before="0" w:line="288"/>
-      </w:pPr>
-      <w:r>
-        <w:rPr>
-          <w:rFonts w:ascii="Arial" w:cs="Arial" w:eastAsia="Arial" w:hAnsi="Arial"/>
-          <w:color w:val="1A1A1A"/>
-          <w:sz w:val="21"/>
-          <w:szCs w:val="21"/>
-        </w:rPr>
-        <w:t xml:space="preserve">Проверка простая: существует ли промежуточный результат, который можно показать отдельно и который сам по себе что-то значит. Если проект нельзя сделать наполовину — это риск.</w:t>
-      </w:r>
-    </w:p>
-    <w:p>
-      <w:pPr>
-        <w:spacing w:after="130" w:before="0" w:line="288"/>
-      </w:pPr>
-      <w:r>
-        <w:rPr>
-          <w:rFonts w:ascii="Arial" w:cs="Arial" w:eastAsia="Arial" w:hAnsi="Arial"/>
-          <w:color w:val="1A1A1A"/>
-          <w:sz w:val="21"/>
-          <w:szCs w:val="21"/>
-        </w:rPr>
-        <w:t xml:space="preserve">Ориентир по объёму: тринадцать учебных недель при вашей реальной нагрузке, а у вас параллельно пять-шесть дисциплин.</w:t>
-      </w:r>
-    </w:p>
-    <w:p>
-      <w:pPr>
-        <w:spacing w:after="130" w:before="0" w:line="288"/>
-      </w:pPr>
-      <w:r>
-        <w:rPr>
-          <w:rFonts w:ascii="Arial" w:cs="Arial" w:eastAsia="Arial" w:hAnsi="Arial"/>
-          <w:color w:val="1A1A1A"/>
-          <w:sz w:val="21"/>
-          <w:szCs w:val="21"/>
-        </w:rPr>
-        <w:t xml:space="preserve">Второе — и это, пожалуй, самое важное, что я скажу сегодня про решения.</w:t>
-      </w:r>
-    </w:p>
-    <w:p>
-      <w:pPr>
-        <w:spacing w:after="130" w:before="0" w:line="288"/>
-      </w:pPr>
-      <w:r>
-        <w:rPr>
-          <w:rFonts w:ascii="Arial" w:cs="Arial" w:eastAsia="Arial" w:hAnsi="Arial"/>
-          <w:b/>
-          <w:bCs/>
-          <w:color w:val="1A1A1A"/>
-          <w:sz w:val="21"/>
-          <w:szCs w:val="21"/>
-        </w:rPr>
-        <w:t xml:space="preserve">Есть эффект, описанный в поведенческой экономике: эскалация обязательств. Чем больший ресурс уже вложен в выбранный вариант — времени, сил, эмоций, — тем выше субъективная стоимость отказа от него. Независимо от того, насколько вариант объективно хорош.</w:t>
-      </w:r>
-    </w:p>
-    <w:p>
-      <w:pPr>
-        <w:spacing w:after="130" w:before="0" w:line="288"/>
-      </w:pPr>
-      <w:r>
-        <w:rPr>
-          <w:rFonts w:ascii="Arial" w:cs="Arial" w:eastAsia="Arial" w:hAnsi="Arial"/>
-          <w:color w:val="1A1A1A"/>
-          <w:sz w:val="21"/>
-          <w:szCs w:val="21"/>
-        </w:rPr>
-        <w:t xml:space="preserve">Смысл для вас: возрастает не трудоёмкость переделки — переделывать пока почти нечего. Возрастает сопротивление самому решению. Через месяц вы будете защищать свою идею вместо того, чтобы её проверять, и не потому, что она стала лучше.</w:t>
-      </w:r>
-    </w:p>
-    <w:p>
-      <w:pPr>
-        <w:spacing w:after="130" w:before="0" w:line="288"/>
-      </w:pPr>
-      <w:r>
-        <w:rPr>
-          <w:rFonts w:ascii="Arial" w:cs="Arial" w:eastAsia="Arial" w:hAnsi="Arial"/>
-          <w:color w:val="1A1A1A"/>
-          <w:sz w:val="21"/>
-          <w:szCs w:val="21"/>
-        </w:rPr>
-        <w:t xml:space="preserve">Именно поэтому окно пересмотра темы закрывается в фиксированную дату, а не «по мере необходимости».</w:t>
+        <w:t xml:space="preserve">Откуда берётся число (буква M)</w:t>
+      </w:r>
+    </w:p>
+    <w:p>
+      <w:pPr>
+        <w:spacing w:after="130" w:before="0" w:line="288"/>
+      </w:pPr>
+      <w:r>
+        <w:rPr>
+          <w:rFonts w:ascii="Arial" w:cs="Arial" w:eastAsia="Arial" w:hAnsi="Arial"/>
+          <w:color w:val="1A1A1A"/>
+          <w:sz w:val="21"/>
+          <w:szCs w:val="21"/>
+        </w:rPr>
+        <w:t xml:space="preserve">Сложность четыре, первая половина: непонятно, какое число писать.</w:t>
+      </w:r>
+    </w:p>
+    <w:p>
+      <w:pPr>
+        <w:spacing w:after="130" w:before="0" w:line="288"/>
+      </w:pPr>
+      <w:r>
+        <w:rPr>
+          <w:rFonts w:ascii="Arial" w:cs="Arial" w:eastAsia="Arial" w:hAnsi="Arial"/>
+          <w:color w:val="1A1A1A"/>
+          <w:sz w:val="21"/>
+          <w:szCs w:val="21"/>
+        </w:rPr>
+        <w:t xml:space="preserve">Природа та же, что у выгоды. Число нельзя назвать, пока не определено, что именно измеряется и относительно чего. Измеримость складывается из трёх вещей: измеряемая величина, единицы измерения, способ получения значения. Нет величины — нечего мерить. Нет единиц — число бессмысленно. Нет способа — число произвольно, вы его просто выдумали.</w:t>
+      </w:r>
+    </w:p>
+    <w:p>
+      <w:pPr>
+        <w:spacing w:after="130" w:before="0" w:line="288"/>
+      </w:pPr>
+      <w:r>
+        <w:rPr>
+          <w:rFonts w:ascii="Arial" w:cs="Arial" w:eastAsia="Arial" w:hAnsi="Arial"/>
+          <w:b/>
+          <w:bCs/>
+          <w:color w:val="1A1A1A"/>
+          <w:sz w:val="21"/>
+          <w:szCs w:val="21"/>
+        </w:rPr>
+        <w:t xml:space="preserve">И сразу снимаю частый вопрос: приблизительное число, полученное из явно названного способа измерения, лучше, чем отсутствие числа. Приблизительное вы уточните по ходу работы. Отсутствующее не проверит никто и никогда — в том числе комиссия в декабре.</w:t>
       </w:r>
     </w:p>
     <w:p>
@@ -2929,7 +2741,7 @@
           <w:sz w:val="22"/>
           <w:szCs w:val="22"/>
         </w:rPr>
-        <w:t xml:space="preserve">СЛАЙД 17  ·  </w:t>
+        <w:t xml:space="preserve">СЛАЙД 15  ·  </w:t>
       </w:r>
       <w:r>
         <w:rPr>
@@ -2940,23 +2752,181 @@
           <w:sz w:val="25"/>
           <w:szCs w:val="25"/>
         </w:rPr>
-        <w:t xml:space="preserve">Тему ещё можно поменять</w:t>
-      </w:r>
-    </w:p>
-    <w:p>
-      <w:pPr>
-        <w:spacing w:after="130" w:before="0" w:line="288"/>
-      </w:pPr>
-      <w:r>
-        <w:rPr>
-          <w:rFonts w:ascii="Arial" w:cs="Arial" w:eastAsia="Arial" w:hAnsi="Arial"/>
-          <w:b/>
-          <w:bCs/>
-          <w:color w:val="1A1A1A"/>
-          <w:sz w:val="21"/>
-          <w:szCs w:val="21"/>
-        </w:rPr>
-        <w:t xml:space="preserve">До двадцать шестого сентября включительно вы можете поменять тему проекта целиком. Вернуться к отклонённому концепту, взять третью идею, которой не было ни в одном из векторов. Без обоснования причины и без последствий для оценки.</w:t>
+        <w:t xml:space="preserve">Откуда берётся дата (буква T)</w:t>
+      </w:r>
+    </w:p>
+    <w:p>
+      <w:pPr>
+        <w:spacing w:after="130" w:before="0" w:line="288"/>
+      </w:pPr>
+      <w:r>
+        <w:rPr>
+          <w:rFonts w:ascii="Arial" w:cs="Arial" w:eastAsia="Arial" w:hAnsi="Arial"/>
+          <w:color w:val="1A1A1A"/>
+          <w:sz w:val="21"/>
+          <w:szCs w:val="21"/>
+        </w:rPr>
+        <w:t xml:space="preserve">Вторая половина той же сложности: какую дату ставить.</w:t>
+      </w:r>
+    </w:p>
+    <w:p>
+      <w:pPr>
+        <w:spacing w:after="130" w:before="0" w:line="288"/>
+      </w:pPr>
+      <w:r>
+        <w:rPr>
+          <w:rFonts w:ascii="Arial" w:cs="Arial" w:eastAsia="Arial" w:hAnsi="Arial"/>
+          <w:color w:val="1A1A1A"/>
+          <w:sz w:val="21"/>
+          <w:szCs w:val="21"/>
+        </w:rPr>
+        <w:t xml:space="preserve">«В течение семестра» не является сроком, потому что не задаёт момента, в который возможна проверка. Срок — это точка, в которую можно прийти и посмотреть, сделано или нет.</w:t>
+      </w:r>
+    </w:p>
+    <w:p>
+      <w:pPr>
+        <w:spacing w:after="130" w:before="0" w:line="288"/>
+      </w:pPr>
+      <w:r>
+        <w:rPr>
+          <w:rFonts w:ascii="Arial" w:cs="Arial" w:eastAsia="Arial" w:hAnsi="Arial"/>
+          <w:b/>
+          <w:bCs/>
+          <w:color w:val="1A1A1A"/>
+          <w:sz w:val="21"/>
+          <w:szCs w:val="21"/>
+        </w:rPr>
+        <w:t xml:space="preserve">В нашем курсе таких точек ровно две: двадцать первое ноября — чекпоинт, вы предъявляете промежуточный результат, и двадцать шестое декабря — защита. Третьей нет. Значит, ваша цель распределяется между этими двумя датами: что к ноябрю, что к декабрю.</w:t>
+      </w:r>
+    </w:p>
+    <w:p>
+      <w:pPr>
+        <w:pBdr>
+          <w:bottom w:val="single" w:color="005AAA" w:sz="12" w:space="6"/>
+        </w:pBdr>
+        <w:spacing w:after="140" w:before="320"/>
+      </w:pPr>
+      <w:r>
+        <w:rPr>
+          <w:rFonts w:ascii="Arial" w:cs="Arial" w:eastAsia="Arial" w:hAnsi="Arial"/>
+          <w:b/>
+          <w:bCs/>
+          <w:color w:val="005AAA"/>
+          <w:sz w:val="22"/>
+          <w:szCs w:val="22"/>
+        </w:rPr>
+        <w:t xml:space="preserve">СЛАЙД 16  ·  </w:t>
+      </w:r>
+      <w:r>
+        <w:rPr>
+          <w:rFonts w:ascii="Arial" w:cs="Arial" w:eastAsia="Arial" w:hAnsi="Arial"/>
+          <w:b/>
+          <w:bCs/>
+          <w:color w:val="000000"/>
+          <w:sz w:val="25"/>
+          <w:szCs w:val="25"/>
+        </w:rPr>
+        <w:t xml:space="preserve">Три уровня результата и тест «цель или задача»</w:t>
+      </w:r>
+    </w:p>
+    <w:p>
+      <w:pPr>
+        <w:spacing w:after="130" w:before="0" w:line="288"/>
+      </w:pPr>
+      <w:r>
+        <w:rPr>
+          <w:rFonts w:ascii="Arial" w:cs="Arial" w:eastAsia="Arial" w:hAnsi="Arial"/>
+          <w:color w:val="1A1A1A"/>
+          <w:sz w:val="21"/>
+          <w:szCs w:val="21"/>
+        </w:rPr>
+        <w:t xml:space="preserve">Многие пропустили буквы A и R, и это тоже не лень. За этим стоит смешение трёх разных уровней, на которых можно сформулировать результат.</w:t>
+      </w:r>
+    </w:p>
+    <w:p>
+      <w:pPr>
+        <w:spacing w:after="130" w:before="0" w:line="288"/>
+      </w:pPr>
+      <w:r>
+        <w:rPr>
+          <w:rFonts w:ascii="Arial" w:cs="Arial" w:eastAsia="Arial" w:hAnsi="Arial"/>
+          <w:color w:val="1A1A1A"/>
+          <w:sz w:val="21"/>
+          <w:szCs w:val="21"/>
+        </w:rPr>
+        <w:t xml:space="preserve">Цель продукта — что изменится у пользователя. Растение не гибнет от неправильного полива.</w:t>
+      </w:r>
+    </w:p>
+    <w:p>
+      <w:pPr>
+        <w:spacing w:after="130" w:before="0" w:line="288"/>
+      </w:pPr>
+      <w:r>
+        <w:rPr>
+          <w:rFonts w:ascii="Arial" w:cs="Arial" w:eastAsia="Arial" w:hAnsi="Arial"/>
+          <w:color w:val="1A1A1A"/>
+          <w:sz w:val="21"/>
+          <w:szCs w:val="21"/>
+        </w:rPr>
+        <w:t xml:space="preserve">Цель проекта — что команда предъявит и к какой дате. Прототип с точностью десять процентов, к двадцать шестому декабря.</w:t>
+      </w:r>
+    </w:p>
+    <w:p>
+      <w:pPr>
+        <w:spacing w:after="130" w:before="0" w:line="288"/>
+      </w:pPr>
+      <w:r>
+        <w:rPr>
+          <w:rFonts w:ascii="Arial" w:cs="Arial" w:eastAsia="Arial" w:hAnsi="Arial"/>
+          <w:color w:val="1A1A1A"/>
+          <w:sz w:val="21"/>
+          <w:szCs w:val="21"/>
+        </w:rPr>
+        <w:t xml:space="preserve">Задача — отдельный шаг внутри работы. Закупить датчик. Написать прошивку.</w:t>
+      </w:r>
+    </w:p>
+    <w:p>
+      <w:pPr>
+        <w:spacing w:after="130" w:before="0" w:line="288"/>
+      </w:pPr>
+      <w:r>
+        <w:rPr>
+          <w:rFonts w:ascii="Arial" w:cs="Arial" w:eastAsia="Arial" w:hAnsi="Arial"/>
+          <w:b/>
+          <w:bCs/>
+          <w:color w:val="1A1A1A"/>
+          <w:sz w:val="21"/>
+          <w:szCs w:val="21"/>
+        </w:rPr>
+        <w:t xml:space="preserve">SMART применяется на среднем уровне, на цели проекта. И вот почему у вас не проверялись A и R: если цель написана на уровне продукта, не проверяется A — изменение в жизни пользователя вы не контролируете. Если на уровне задачи, не проверяется R — отдельное действие само по себе ни с какой проблемой не соотносится.</w:t>
+      </w:r>
+    </w:p>
+    <w:p>
+      <w:pPr>
+        <w:spacing w:after="130" w:before="0" w:line="288"/>
+      </w:pPr>
+      <w:r>
+        <w:rPr>
+          <w:rFonts w:ascii="Arial" w:cs="Arial" w:eastAsia="Arial" w:hAnsi="Arial"/>
+          <w:color w:val="1A1A1A"/>
+          <w:sz w:val="21"/>
+          <w:szCs w:val="21"/>
+        </w:rPr>
+        <w:t xml:space="preserve">Чтобы отличать одно от другого, есть короткий тест. Если формулировку можно полностью выполнить и при этом не получить ничего, что можно предъявить третьему лицу, — это задача, а не цель.</w:t>
+      </w:r>
+    </w:p>
+    <w:p>
+      <w:pPr>
+        <w:spacing w:after="130" w:before="0" w:line="288"/>
+      </w:pPr>
+      <w:r>
+        <w:rPr>
+          <w:rFonts w:ascii="Arial" w:cs="Arial" w:eastAsia="Arial" w:hAnsi="Arial"/>
+          <w:color w:val="1A1A1A"/>
+          <w:sz w:val="21"/>
+          <w:szCs w:val="21"/>
+        </w:rPr>
+        <w:t xml:space="preserve">«Изучить литературу» — выполнимо, предъявить нечего. «Провести эксперименты» — то же самое. Проводили, изучали, а на стол положить нечего.</w:t>
       </w:r>
     </w:p>
     <w:p>
@@ -2973,35 +2943,7 @@
           <w:sz w:val="18"/>
           <w:szCs w:val="18"/>
         </w:rPr>
-        <w:t xml:space="preserve">→ Держать паузу.</w:t>
-      </w:r>
-    </w:p>
-    <w:p>
-      <w:pPr>
-        <w:spacing w:after="130" w:before="0" w:line="288"/>
-      </w:pPr>
-      <w:r>
-        <w:rPr>
-          <w:rFonts w:ascii="Arial" w:cs="Arial" w:eastAsia="Arial" w:hAnsi="Arial"/>
-          <w:color w:val="1A1A1A"/>
-          <w:sz w:val="21"/>
-          <w:szCs w:val="21"/>
-        </w:rPr>
-        <w:t xml:space="preserve">После двадцать шестого — нельзя. Паспорт подписан, тема зафиксирована, это тот самый восьмой шаг инициации. Дальше можно уточнять формулировки внутри темы, но не саму тему.</w:t>
-      </w:r>
-    </w:p>
-    <w:p>
-      <w:pPr>
-        <w:spacing w:after="130" w:before="0" w:line="288"/>
-      </w:pPr>
-      <w:r>
-        <w:rPr>
-          <w:rFonts w:ascii="Arial" w:cs="Arial" w:eastAsia="Arial" w:hAnsi="Arial"/>
-          <w:color w:val="1A1A1A"/>
-          <w:sz w:val="21"/>
-          <w:szCs w:val="21"/>
-        </w:rPr>
-        <w:t xml:space="preserve">Моя рекомендация, с учётом того, что я только что рассказал про эскалацию: если сомневаетесь — решайте сейчас. Сомнение в сентябре нормально. Сомнение в ноябре стоит семестра.</w:t>
+        <w:t xml:space="preserve">→ Предложить залу мысленно прогнать через этот тест свою формулировку из листа 2. Вслух не обсуждать.</w:t>
       </w:r>
     </w:p>
     <w:p>
@@ -3020,7 +2962,7 @@
           <w:sz w:val="22"/>
           <w:szCs w:val="22"/>
         </w:rPr>
-        <w:t xml:space="preserve">СЛАЙД 18  ·  </w:t>
+        <w:t xml:space="preserve">СЛАЙД 17  ·  </w:t>
       </w:r>
       <w:r>
         <w:rPr>
@@ -3031,65 +2973,121 @@
           <w:sz w:val="25"/>
           <w:szCs w:val="25"/>
         </w:rPr>
-        <w:t xml:space="preserve">Ещё один подход, а не правка</w:t>
-      </w:r>
-    </w:p>
-    <w:p>
-      <w:pPr>
-        <w:spacing w:after="130" w:before="0" w:line="288"/>
-      </w:pPr>
-      <w:r>
-        <w:rPr>
-          <w:rFonts w:ascii="Arial" w:cs="Arial" w:eastAsia="Arial" w:hAnsi="Arial"/>
-          <w:color w:val="1A1A1A"/>
-          <w:sz w:val="21"/>
-          <w:szCs w:val="21"/>
-        </w:rPr>
-        <w:t xml:space="preserve">Теперь главное про домашнее задание. Я прошу не исправлять листы, а сделать к ним ещё один подход — с чистого бланка.</w:t>
-      </w:r>
-    </w:p>
-    <w:p>
-      <w:pPr>
-        <w:spacing w:after="130" w:before="0" w:line="288"/>
-      </w:pPr>
-      <w:r>
-        <w:rPr>
-          <w:rFonts w:ascii="Arial" w:cs="Arial" w:eastAsia="Arial" w:hAnsi="Arial"/>
-          <w:b/>
-          <w:bCs/>
-          <w:color w:val="1A1A1A"/>
-          <w:sz w:val="21"/>
-          <w:szCs w:val="21"/>
-        </w:rPr>
-        <w:t xml:space="preserve">Разница принципиальная. Когда правишь готовый лист, сохраняется исходная логика и меняются отдельные слова: было «для студентов» — стало «для студентов первого курса». Когда берёшь чистый бланк, рассуждение строится заново — и уже с аппаратом, которого неделю назад не было.</w:t>
-      </w:r>
-    </w:p>
-    <w:p>
-      <w:pPr>
-        <w:spacing w:after="130" w:before="0" w:line="288"/>
-      </w:pPr>
-      <w:r>
-        <w:rPr>
-          <w:rFonts w:ascii="Arial" w:cs="Arial" w:eastAsia="Arial" w:hAnsi="Arial"/>
-          <w:color w:val="1A1A1A"/>
-          <w:sz w:val="21"/>
-          <w:szCs w:val="21"/>
-        </w:rPr>
-        <w:t xml:space="preserve">Порядок для листа один: сначала адресат — и проверьте, можно ли его найти и опросить. Потом альтернатива — как справляются сейчас, пусть плохо. Потом предмет. И только потом выгода, как разность между тем и другим.</w:t>
-      </w:r>
-    </w:p>
-    <w:p>
-      <w:pPr>
-        <w:spacing w:after="130" w:before="0" w:line="288"/>
-      </w:pPr>
-      <w:r>
-        <w:rPr>
-          <w:rFonts w:ascii="Arial" w:cs="Arial" w:eastAsia="Arial" w:hAnsi="Arial"/>
-          <w:color w:val="1A1A1A"/>
-          <w:sz w:val="21"/>
-          <w:szCs w:val="21"/>
-        </w:rPr>
-        <w:t xml:space="preserve">Лист два заполняется после первого и только на уровне цели проекта. Для буквы M — величина, единицы, способ измерения. Для буквы T — что к двадцать первому ноября, что к двадцать шестому декабря.</w:t>
+        <w:t xml:space="preserve">Масштаб проекта и эскалация обязательств</w:t>
+      </w:r>
+    </w:p>
+    <w:p>
+      <w:pPr>
+        <w:spacing w:after="130" w:before="0" w:line="288"/>
+      </w:pPr>
+      <w:r>
+        <w:rPr>
+          <w:rFonts w:ascii="Arial" w:cs="Arial" w:eastAsia="Arial" w:hAnsi="Arial"/>
+          <w:color w:val="1A1A1A"/>
+          <w:sz w:val="21"/>
+          <w:szCs w:val="21"/>
+        </w:rPr>
+        <w:t xml:space="preserve">Пятый учебный вопрос — две сложности, которые не про формулировки, а про решение.</w:t>
+      </w:r>
+    </w:p>
+    <w:p>
+      <w:pPr>
+        <w:spacing w:after="130" w:before="0" w:line="288"/>
+      </w:pPr>
+      <w:r>
+        <w:rPr>
+          <w:rFonts w:ascii="Arial" w:cs="Arial" w:eastAsia="Arial" w:hAnsi="Arial"/>
+          <w:color w:val="1A1A1A"/>
+          <w:sz w:val="21"/>
+          <w:szCs w:val="21"/>
+        </w:rPr>
+        <w:t xml:space="preserve">Первое — масштаб. Слишком крупный проект плох тем, что к двадцать первому ноября вам нечего будет предъявить, и мы не сможем проверить, идёт работа или нет. Слишком мелкий плох тем, что на защите нечего обсуждать.</w:t>
+      </w:r>
+    </w:p>
+    <w:p>
+      <w:pPr>
+        <w:spacing w:after="130" w:before="0" w:line="288"/>
+      </w:pPr>
+      <w:r>
+        <w:rPr>
+          <w:rFonts w:ascii="Arial" w:cs="Arial" w:eastAsia="Arial" w:hAnsi="Arial"/>
+          <w:color w:val="1A1A1A"/>
+          <w:sz w:val="21"/>
+          <w:szCs w:val="21"/>
+        </w:rPr>
+        <w:t xml:space="preserve">Проверка простая: существует ли промежуточный результат, который можно показать отдельно и который сам по себе что-то значит. Если проект нельзя сделать наполовину — это риск.</w:t>
+      </w:r>
+    </w:p>
+    <w:p>
+      <w:pPr>
+        <w:spacing w:after="130" w:before="0" w:line="288"/>
+      </w:pPr>
+      <w:r>
+        <w:rPr>
+          <w:rFonts w:ascii="Arial" w:cs="Arial" w:eastAsia="Arial" w:hAnsi="Arial"/>
+          <w:color w:val="1A1A1A"/>
+          <w:sz w:val="21"/>
+          <w:szCs w:val="21"/>
+        </w:rPr>
+        <w:t xml:space="preserve">Ориентир по объёму: тринадцать учебных недель при вашей реальной нагрузке, а у вас параллельно пять-шесть дисциплин.</w:t>
+      </w:r>
+    </w:p>
+    <w:p>
+      <w:pPr>
+        <w:spacing w:after="130" w:before="0" w:line="288"/>
+      </w:pPr>
+      <w:r>
+        <w:rPr>
+          <w:rFonts w:ascii="Arial" w:cs="Arial" w:eastAsia="Arial" w:hAnsi="Arial"/>
+          <w:color w:val="1A1A1A"/>
+          <w:sz w:val="21"/>
+          <w:szCs w:val="21"/>
+        </w:rPr>
+        <w:t xml:space="preserve">Второе — и это, пожалуй, самое важное, что я скажу сегодня про решения.</w:t>
+      </w:r>
+    </w:p>
+    <w:p>
+      <w:pPr>
+        <w:spacing w:after="130" w:before="0" w:line="288"/>
+      </w:pPr>
+      <w:r>
+        <w:rPr>
+          <w:rFonts w:ascii="Arial" w:cs="Arial" w:eastAsia="Arial" w:hAnsi="Arial"/>
+          <w:b/>
+          <w:bCs/>
+          <w:color w:val="1A1A1A"/>
+          <w:sz w:val="21"/>
+          <w:szCs w:val="21"/>
+        </w:rPr>
+        <w:t xml:space="preserve">Есть эффект, описанный в поведенческой экономике: эскалация обязательств. Чем больший ресурс уже вложен в выбранный вариант — времени, сил, эмоций, — тем выше субъективная стоимость отказа от него. Независимо от того, насколько вариант объективно хорош.</w:t>
+      </w:r>
+    </w:p>
+    <w:p>
+      <w:pPr>
+        <w:spacing w:after="130" w:before="0" w:line="288"/>
+      </w:pPr>
+      <w:r>
+        <w:rPr>
+          <w:rFonts w:ascii="Arial" w:cs="Arial" w:eastAsia="Arial" w:hAnsi="Arial"/>
+          <w:color w:val="1A1A1A"/>
+          <w:sz w:val="21"/>
+          <w:szCs w:val="21"/>
+        </w:rPr>
+        <w:t xml:space="preserve">Смысл для вас: возрастает не трудоёмкость переделки — переделывать пока почти нечего. Возрастает сопротивление самому решению. Через месяц вы будете защищать свою идею вместо того, чтобы её проверять, и не потому, что она стала лучше.</w:t>
+      </w:r>
+    </w:p>
+    <w:p>
+      <w:pPr>
+        <w:spacing w:after="130" w:before="0" w:line="288"/>
+      </w:pPr>
+      <w:r>
+        <w:rPr>
+          <w:rFonts w:ascii="Arial" w:cs="Arial" w:eastAsia="Arial" w:hAnsi="Arial"/>
+          <w:color w:val="1A1A1A"/>
+          <w:sz w:val="21"/>
+          <w:szCs w:val="21"/>
+        </w:rPr>
+        <w:t xml:space="preserve">Именно поэтому окно пересмотра темы закрывается в фиксированную дату, а не «по мере необходимости».</w:t>
       </w:r>
     </w:p>
     <w:p>
@@ -3108,7 +3106,7 @@
           <w:sz w:val="22"/>
           <w:szCs w:val="22"/>
         </w:rPr>
-        <w:t xml:space="preserve">СЛАЙД 19  ·  </w:t>
+        <w:t xml:space="preserve">СЛАЙД 18  ·  </w:t>
       </w:r>
       <w:r>
         <w:rPr>
@@ -3119,95 +3117,23 @@
           <w:sz w:val="25"/>
           <w:szCs w:val="25"/>
         </w:rPr>
-        <w:t xml:space="preserve">Резюме</w:t>
-      </w:r>
-    </w:p>
-    <w:p>
-      <w:pPr>
-        <w:spacing w:after="130" w:before="0" w:line="288"/>
-      </w:pPr>
-      <w:r>
-        <w:rPr>
-          <w:rFonts w:ascii="Arial" w:cs="Arial" w:eastAsia="Arial" w:hAnsi="Arial"/>
-          <w:color w:val="1A1A1A"/>
-          <w:sz w:val="21"/>
-          <w:szCs w:val="21"/>
-        </w:rPr>
-        <w:t xml:space="preserve">Соберу вместе. Все сложности, которые вам встретились, имеют общую природу, и ни одна из них не про невнимательность.</w:t>
-      </w:r>
-    </w:p>
-    <w:p>
-      <w:pPr>
-        <w:spacing w:after="130" w:before="0" w:line="288"/>
-      </w:pPr>
-      <w:r>
-        <w:rPr>
-          <w:rFonts w:ascii="Arial" w:cs="Arial" w:eastAsia="Arial" w:hAnsi="Arial"/>
-          <w:color w:val="1A1A1A"/>
-          <w:sz w:val="21"/>
-          <w:szCs w:val="21"/>
-        </w:rPr>
-        <w:t xml:space="preserve">Адресат не сужался, потому что не было различения своего опыта и общего. Альтернатива и выгода не давались, потому что нарушался логический порядок заполнения формулы. Число и срок не появлялись, потому что смешивались три уровня описания результата.</w:t>
-      </w:r>
-    </w:p>
-    <w:p>
-      <w:pPr>
-        <w:spacing w:after="130" w:before="0" w:line="288"/>
-      </w:pPr>
-      <w:r>
-        <w:rPr>
-          <w:rFonts w:ascii="Arial" w:cs="Arial" w:eastAsia="Arial" w:hAnsi="Arial"/>
-          <w:b/>
-          <w:bCs/>
-          <w:color w:val="1A1A1A"/>
-          <w:sz w:val="21"/>
-          <w:szCs w:val="21"/>
-        </w:rPr>
-        <w:t xml:space="preserve">Поэтому второй подход — это не переписывание набело. Это самостоятельная содержательная работа, и сейчас она вам по силам, а неделю назад была не по силам.</w:t>
-      </w:r>
-    </w:p>
-    <w:p>
-      <w:pPr>
-        <w:pBdr>
-          <w:bottom w:val="single" w:color="005AAA" w:sz="12" w:space="6"/>
-        </w:pBdr>
-        <w:spacing w:after="140" w:before="320"/>
-      </w:pPr>
-      <w:r>
-        <w:rPr>
-          <w:rFonts w:ascii="Arial" w:cs="Arial" w:eastAsia="Arial" w:hAnsi="Arial"/>
-          <w:b/>
-          <w:bCs/>
-          <w:color w:val="005AAA"/>
-          <w:sz w:val="22"/>
-          <w:szCs w:val="22"/>
-        </w:rPr>
-        <w:t xml:space="preserve">СЛАЙД 20  ·  </w:t>
-      </w:r>
-      <w:r>
-        <w:rPr>
-          <w:rFonts w:ascii="Arial" w:cs="Arial" w:eastAsia="Arial" w:hAnsi="Arial"/>
-          <w:b/>
-          <w:bCs/>
-          <w:color w:val="000000"/>
-          <w:sz w:val="25"/>
-          <w:szCs w:val="25"/>
-        </w:rPr>
-        <w:t xml:space="preserve">Вопросы для самоконтроля</w:t>
-      </w:r>
-    </w:p>
-    <w:p>
-      <w:pPr>
-        <w:spacing w:after="130" w:before="0" w:line="288"/>
-      </w:pPr>
-      <w:r>
-        <w:rPr>
-          <w:rFonts w:ascii="Arial" w:cs="Arial" w:eastAsia="Arial" w:hAnsi="Arial"/>
-          <w:color w:val="1A1A1A"/>
-          <w:sz w:val="21"/>
-          <w:szCs w:val="21"/>
-        </w:rPr>
-        <w:t xml:space="preserve">Шесть вопросов на экране — по ним же будет часть теста десятого октября. Отдельно готовиться не нужно, если вы участвовали в паре.</w:t>
+        <w:t xml:space="preserve">Тему ещё можно поменять</w:t>
+      </w:r>
+    </w:p>
+    <w:p>
+      <w:pPr>
+        <w:spacing w:after="130" w:before="0" w:line="288"/>
+      </w:pPr>
+      <w:r>
+        <w:rPr>
+          <w:rFonts w:ascii="Arial" w:cs="Arial" w:eastAsia="Arial" w:hAnsi="Arial"/>
+          <w:b/>
+          <w:bCs/>
+          <w:color w:val="1A1A1A"/>
+          <w:sz w:val="21"/>
+          <w:szCs w:val="21"/>
+        </w:rPr>
+        <w:t xml:space="preserve">До двадцать шестого сентября включительно вы можете поменять тему проекта целиком. Вернуться к отклонённому концепту, взять третью идею, которой не было ни в одном из векторов. Без обоснования причины и без последствий для оценки.</w:t>
       </w:r>
     </w:p>
     <w:p>
@@ -3224,7 +3150,35 @@
           <w:sz w:val="18"/>
           <w:szCs w:val="18"/>
         </w:rPr>
-        <w:t xml:space="preserve">→ Прочитать вопросы вслух, не разбирая ответы. Сказать, что они есть в конспекте занятия.</w:t>
+        <w:t xml:space="preserve">→ Держать паузу.</w:t>
+      </w:r>
+    </w:p>
+    <w:p>
+      <w:pPr>
+        <w:spacing w:after="130" w:before="0" w:line="288"/>
+      </w:pPr>
+      <w:r>
+        <w:rPr>
+          <w:rFonts w:ascii="Arial" w:cs="Arial" w:eastAsia="Arial" w:hAnsi="Arial"/>
+          <w:color w:val="1A1A1A"/>
+          <w:sz w:val="21"/>
+          <w:szCs w:val="21"/>
+        </w:rPr>
+        <w:t xml:space="preserve">После двадцать шестого — нельзя. Паспорт подписан, тема зафиксирована, это тот самый восьмой шаг инициации. Дальше можно уточнять формулировки внутри темы, но не саму тему.</w:t>
+      </w:r>
+    </w:p>
+    <w:p>
+      <w:pPr>
+        <w:spacing w:after="130" w:before="0" w:line="288"/>
+      </w:pPr>
+      <w:r>
+        <w:rPr>
+          <w:rFonts w:ascii="Arial" w:cs="Arial" w:eastAsia="Arial" w:hAnsi="Arial"/>
+          <w:color w:val="1A1A1A"/>
+          <w:sz w:val="21"/>
+          <w:szCs w:val="21"/>
+        </w:rPr>
+        <w:t xml:space="preserve">Моя рекомендация, с учётом того, что я только что рассказал про эскалацию: если сомневаетесь — решайте сейчас. Сомнение в сентябре нормально. Сомнение в ноябре стоит семестра.</w:t>
       </w:r>
     </w:p>
     <w:p>
@@ -3243,7 +3197,230 @@
           <w:sz w:val="22"/>
           <w:szCs w:val="22"/>
         </w:rPr>
+        <w:t xml:space="preserve">СЛАЙД 19  ·  </w:t>
+      </w:r>
+      <w:r>
+        <w:rPr>
+          <w:rFonts w:ascii="Arial" w:cs="Arial" w:eastAsia="Arial" w:hAnsi="Arial"/>
+          <w:b/>
+          <w:bCs/>
+          <w:color w:val="000000"/>
+          <w:sz w:val="25"/>
+          <w:szCs w:val="25"/>
+        </w:rPr>
+        <w:t xml:space="preserve">Ещё один подход, а не правка</w:t>
+      </w:r>
+    </w:p>
+    <w:p>
+      <w:pPr>
+        <w:spacing w:after="130" w:before="0" w:line="288"/>
+      </w:pPr>
+      <w:r>
+        <w:rPr>
+          <w:rFonts w:ascii="Arial" w:cs="Arial" w:eastAsia="Arial" w:hAnsi="Arial"/>
+          <w:color w:val="1A1A1A"/>
+          <w:sz w:val="21"/>
+          <w:szCs w:val="21"/>
+        </w:rPr>
+        <w:t xml:space="preserve">Теперь главное про домашнее задание. Я прошу не исправлять листы, а сделать к ним ещё один подход — с чистого бланка.</w:t>
+      </w:r>
+    </w:p>
+    <w:p>
+      <w:pPr>
+        <w:spacing w:after="130" w:before="0" w:line="288"/>
+      </w:pPr>
+      <w:r>
+        <w:rPr>
+          <w:rFonts w:ascii="Arial" w:cs="Arial" w:eastAsia="Arial" w:hAnsi="Arial"/>
+          <w:b/>
+          <w:bCs/>
+          <w:color w:val="1A1A1A"/>
+          <w:sz w:val="21"/>
+          <w:szCs w:val="21"/>
+        </w:rPr>
+        <w:t xml:space="preserve">Разница принципиальная. Когда правишь готовый лист, сохраняется исходная логика и меняются отдельные слова: было «для студентов» — стало «для студентов первого курса». Когда берёшь чистый бланк, рассуждение строится заново — и уже с аппаратом, которого неделю назад не было.</w:t>
+      </w:r>
+    </w:p>
+    <w:p>
+      <w:pPr>
+        <w:spacing w:after="130" w:before="0" w:line="288"/>
+      </w:pPr>
+      <w:r>
+        <w:rPr>
+          <w:rFonts w:ascii="Arial" w:cs="Arial" w:eastAsia="Arial" w:hAnsi="Arial"/>
+          <w:color w:val="1A1A1A"/>
+          <w:sz w:val="21"/>
+          <w:szCs w:val="21"/>
+        </w:rPr>
+        <w:t xml:space="preserve">Порядок для листа один: сначала адресат — и проверьте, можно ли его найти и опросить. Потом альтернатива — как справляются сейчас, пусть плохо. Потом предмет. И только потом выгода, как разность между тем и другим.</w:t>
+      </w:r>
+    </w:p>
+    <w:p>
+      <w:pPr>
+        <w:spacing w:after="130" w:before="0" w:line="288"/>
+      </w:pPr>
+      <w:r>
+        <w:rPr>
+          <w:rFonts w:ascii="Arial" w:cs="Arial" w:eastAsia="Arial" w:hAnsi="Arial"/>
+          <w:color w:val="1A1A1A"/>
+          <w:sz w:val="21"/>
+          <w:szCs w:val="21"/>
+        </w:rPr>
+        <w:t xml:space="preserve">Лист два заполняется после первого и только на уровне цели проекта. Для буквы M — величина, единицы, способ измерения. Для буквы T — что к двадцать первому ноября, что к двадцать шестому декабря.</w:t>
+      </w:r>
+    </w:p>
+    <w:p>
+      <w:pPr>
+        <w:pBdr>
+          <w:bottom w:val="single" w:color="005AAA" w:sz="12" w:space="6"/>
+        </w:pBdr>
+        <w:spacing w:after="140" w:before="320"/>
+      </w:pPr>
+      <w:r>
+        <w:rPr>
+          <w:rFonts w:ascii="Arial" w:cs="Arial" w:eastAsia="Arial" w:hAnsi="Arial"/>
+          <w:b/>
+          <w:bCs/>
+          <w:color w:val="005AAA"/>
+          <w:sz w:val="22"/>
+          <w:szCs w:val="22"/>
+        </w:rPr>
+        <w:t xml:space="preserve">СЛАЙД 20  ·  </w:t>
+      </w:r>
+      <w:r>
+        <w:rPr>
+          <w:rFonts w:ascii="Arial" w:cs="Arial" w:eastAsia="Arial" w:hAnsi="Arial"/>
+          <w:b/>
+          <w:bCs/>
+          <w:color w:val="000000"/>
+          <w:sz w:val="25"/>
+          <w:szCs w:val="25"/>
+        </w:rPr>
+        <w:t xml:space="preserve">Резюме</w:t>
+      </w:r>
+    </w:p>
+    <w:p>
+      <w:pPr>
+        <w:spacing w:after="130" w:before="0" w:line="288"/>
+      </w:pPr>
+      <w:r>
+        <w:rPr>
+          <w:rFonts w:ascii="Arial" w:cs="Arial" w:eastAsia="Arial" w:hAnsi="Arial"/>
+          <w:color w:val="1A1A1A"/>
+          <w:sz w:val="21"/>
+          <w:szCs w:val="21"/>
+        </w:rPr>
+        <w:t xml:space="preserve">Соберу вместе. Все сложности, которые вам встретились, имеют общую природу, и ни одна из них не про невнимательность.</w:t>
+      </w:r>
+    </w:p>
+    <w:p>
+      <w:pPr>
+        <w:spacing w:after="130" w:before="0" w:line="288"/>
+      </w:pPr>
+      <w:r>
+        <w:rPr>
+          <w:rFonts w:ascii="Arial" w:cs="Arial" w:eastAsia="Arial" w:hAnsi="Arial"/>
+          <w:color w:val="1A1A1A"/>
+          <w:sz w:val="21"/>
+          <w:szCs w:val="21"/>
+        </w:rPr>
+        <w:t xml:space="preserve">Адресат не сужался, потому что не было различения своего опыта и общего. Альтернатива и выгода не давались, потому что нарушался логический порядок заполнения формулы. Число и срок не появлялись, потому что смешивались три уровня описания результата.</w:t>
+      </w:r>
+    </w:p>
+    <w:p>
+      <w:pPr>
+        <w:spacing w:after="130" w:before="0" w:line="288"/>
+      </w:pPr>
+      <w:r>
+        <w:rPr>
+          <w:rFonts w:ascii="Arial" w:cs="Arial" w:eastAsia="Arial" w:hAnsi="Arial"/>
+          <w:b/>
+          <w:bCs/>
+          <w:color w:val="1A1A1A"/>
+          <w:sz w:val="21"/>
+          <w:szCs w:val="21"/>
+        </w:rPr>
+        <w:t xml:space="preserve">Поэтому второй подход — это не переписывание набело. Это самостоятельная содержательная работа, и сейчас она вам по силам, а неделю назад была не по силам.</w:t>
+      </w:r>
+    </w:p>
+    <w:p>
+      <w:pPr>
+        <w:pBdr>
+          <w:bottom w:val="single" w:color="005AAA" w:sz="12" w:space="6"/>
+        </w:pBdr>
+        <w:spacing w:after="140" w:before="320"/>
+      </w:pPr>
+      <w:r>
+        <w:rPr>
+          <w:rFonts w:ascii="Arial" w:cs="Arial" w:eastAsia="Arial" w:hAnsi="Arial"/>
+          <w:b/>
+          <w:bCs/>
+          <w:color w:val="005AAA"/>
+          <w:sz w:val="22"/>
+          <w:szCs w:val="22"/>
+        </w:rPr>
         <w:t xml:space="preserve">СЛАЙД 21  ·  </w:t>
+      </w:r>
+      <w:r>
+        <w:rPr>
+          <w:rFonts w:ascii="Arial" w:cs="Arial" w:eastAsia="Arial" w:hAnsi="Arial"/>
+          <w:b/>
+          <w:bCs/>
+          <w:color w:val="000000"/>
+          <w:sz w:val="25"/>
+          <w:szCs w:val="25"/>
+        </w:rPr>
+        <w:t xml:space="preserve">Вопросы для самоконтроля</w:t>
+      </w:r>
+    </w:p>
+    <w:p>
+      <w:pPr>
+        <w:spacing w:after="130" w:before="0" w:line="288"/>
+      </w:pPr>
+      <w:r>
+        <w:rPr>
+          <w:rFonts w:ascii="Arial" w:cs="Arial" w:eastAsia="Arial" w:hAnsi="Arial"/>
+          <w:color w:val="1A1A1A"/>
+          <w:sz w:val="21"/>
+          <w:szCs w:val="21"/>
+        </w:rPr>
+        <w:t xml:space="preserve">Шесть вопросов на экране — по ним же будет часть теста десятого октября. Отдельно готовиться не нужно, если вы участвовали в паре.</w:t>
+      </w:r>
+    </w:p>
+    <w:p>
+      <w:pPr>
+        <w:spacing w:after="120" w:before="60" w:line="264"/>
+        <w:ind w:left="200"/>
+      </w:pPr>
+      <w:r>
+        <w:rPr>
+          <w:rFonts w:ascii="Arial" w:cs="Arial" w:eastAsia="Arial" w:hAnsi="Arial"/>
+          <w:i/>
+          <w:iCs/>
+          <w:color w:val="5B6B7D"/>
+          <w:sz w:val="18"/>
+          <w:szCs w:val="18"/>
+        </w:rPr>
+        <w:t xml:space="preserve">→ Прочитать вопросы вслух, не разбирая ответы. Сказать, что они есть в конспекте занятия.</w:t>
+      </w:r>
+    </w:p>
+    <w:p>
+      <w:pPr>
+        <w:pBdr>
+          <w:bottom w:val="single" w:color="005AAA" w:sz="12" w:space="6"/>
+        </w:pBdr>
+        <w:spacing w:after="140" w:before="320"/>
+      </w:pPr>
+      <w:r>
+        <w:rPr>
+          <w:rFonts w:ascii="Arial" w:cs="Arial" w:eastAsia="Arial" w:hAnsi="Arial"/>
+          <w:b/>
+          <w:bCs/>
+          <w:color w:val="005AAA"/>
+          <w:sz w:val="22"/>
+          <w:szCs w:val="22"/>
+        </w:rPr>
+        <w:t xml:space="preserve">СЛАЙД 22  ·  </w:t>
       </w:r>
       <w:r>
         <w:rPr>
